--- a/downloads/student/ai-6-week-25.docx
+++ b/downloads/student/ai-6-week-25.docx
@@ -813,6 +813,16 @@
     <w:p>
       <w:r>
         <w:t>Small samples do not establish a stable trend or cause; retain uncertainty and compare conditions.</w:t>
+      </w:r>
+    </w:p>
+    <w:p>
+      <w:r>
+        <w:t>Read the labelled picture: Compute both clear and ambiguous slice rates for A and B. Which slice weakens, and how should that slice be reported when no ambiguous questions are observed?</w:t>
+      </w:r>
+    </w:p>
+    <w:p>
+      <w:r>
+        <w:t>Change one thing: Week B has no ambiguous questions. Predict the result before checking the explanation. What remains the same?</w:t>
       </w:r>
     </w:p>
     <w:p>
@@ -1911,6 +1921,187 @@
         <w:t>Attempt the independent case before hints. Record whether you worked alone, used a hint or followed a model. After feedback, fix the first unsupported step and explain why it changed. A later check uses a changed case, not a copied answer.</w:t>
       </w:r>
     </w:p>
+    <w:p>
+      <w:pPr>
+        <w:pStyle w:val="Heading1"/>
+      </w:pPr>
+      <w:r>
+        <w:t>15. Your lesson route</w:t>
+      </w:r>
+    </w:p>
+    <w:p>
+      <w:r>
+        <w:t>Start with this question: Monitor separate question slices. A service uses the same rubric on clear and ambiguous questions in two recorded weeks.</w:t>
+      </w:r>
+    </w:p>
+    <w:tbl>
+      <w:tblPr>
+        <w:tblStyle w:val="LightShading-Accent1"/>
+        <w:tblW w:type="auto" w:w="0"/>
+        <w:tblLook w:firstColumn="1" w:firstRow="1" w:lastColumn="0" w:lastRow="0" w:noHBand="0" w:noVBand="1" w:val="04A0"/>
+      </w:tblPr>
+      <w:tblGrid>
+        <w:gridCol w:w="5112"/>
+        <w:gridCol w:w="5112"/>
+      </w:tblGrid>
+      <w:tr>
+        <w:trPr>
+          <w:tblHeader/>
+        </w:trPr>
+        <w:tc>
+          <w:tcPr>
+            <w:tcW w:type="dxa" w:w="5112"/>
+          </w:tcPr>
+          <w:p>
+            <w:r>
+              <w:t>By the end, I can</w:t>
+            </w:r>
+          </w:p>
+        </w:tc>
+        <w:tc>
+          <w:tcPr>
+            <w:tcW w:type="dxa" w:w="5112"/>
+          </w:tcPr>
+          <w:p>
+            <w:r>
+              <w:t>How I will show it</w:t>
+            </w:r>
+          </w:p>
+        </w:tc>
+      </w:tr>
+      <w:tr>
+        <w:tc>
+          <w:tcPr>
+            <w:tcW w:type="dxa" w:w="5112"/>
+          </w:tcPr>
+          <w:p>
+            <w:r>
+              <w:t>Explain the mechanism and terminology of monitoring quality drift</w:t>
+            </w:r>
+          </w:p>
+        </w:tc>
+        <w:tc>
+          <w:tcPr>
+            <w:tcW w:type="dxa" w:w="5112"/>
+          </w:tcPr>
+          <w:p>
+            <w:r>
+              <w:t>Explain the deciding step, show a trace or test, and state one limit.</w:t>
+            </w:r>
+          </w:p>
+        </w:tc>
+      </w:tr>
+      <w:tr>
+        <w:tc>
+          <w:tcPr>
+            <w:tcW w:type="dxa" w:w="5112"/>
+          </w:tcPr>
+          <w:p>
+            <w:r>
+              <w:t>Apply the stated procedure to a new case with a traceable result</w:t>
+            </w:r>
+          </w:p>
+        </w:tc>
+        <w:tc>
+          <w:tcPr>
+            <w:tcW w:type="dxa" w:w="5112"/>
+          </w:tcPr>
+          <w:p>
+            <w:r>
+              <w:t>Explain the deciding step, show a trace or test, and state one limit.</w:t>
+            </w:r>
+          </w:p>
+        </w:tc>
+      </w:tr>
+      <w:tr>
+        <w:tc>
+          <w:tcPr>
+            <w:tcW w:type="dxa" w:w="5112"/>
+          </w:tcPr>
+          <w:p>
+            <w:r>
+              <w:t>Identify an assumption or limitation and design a revealing follow-up</w:t>
+            </w:r>
+          </w:p>
+        </w:tc>
+        <w:tc>
+          <w:tcPr>
+            <w:tcW w:type="dxa" w:w="5112"/>
+          </w:tcPr>
+          <w:p>
+            <w:r>
+              <w:t>Explain the deciding step, show a trace or test, and state one limit.</w:t>
+            </w:r>
+          </w:p>
+        </w:tc>
+      </w:tr>
+    </w:tbl>
+    <w:p>
+      <w:r>
+        <w:t>Remember → watch and explain → try with help → investigate → try independently → keep project evidence. Your teacher may spread this lesson across several classes.</w:t>
+      </w:r>
+    </w:p>
+    <w:p>
+      <w:r>
+        <w:t>Keep your first prediction. Compare it with what the evidence shows and explain any change.</w:t>
+      </w:r>
+    </w:p>
+    <w:p>
+      <w:pPr>
+        <w:pStyle w:val="Heading1"/>
+      </w:pPr>
+      <w:r>
+        <w:t>16. Finish and return</w:t>
+      </w:r>
+    </w:p>
+    <w:p>
+      <w:r>
+        <w:t>Close your notes. Explain this goal in your own words: Explain the mechanism and terminology of monitoring quality drift</w:t>
+      </w:r>
+    </w:p>
+    <w:p>
+      <w:pPr>
+        <w:pStyle w:val="Heading3"/>
+      </w:pPr>
+      <w:r>
+        <w:t>My deciding step, evidence and one remaining question</w:t>
+      </w:r>
+    </w:p>
+    <w:p>
+      <w:r>
+        <w:t>________________________________________________________________</w:t>
+      </w:r>
+    </w:p>
+    <w:p>
+      <w:r>
+        <w:t>________________________________________________________________</w:t>
+      </w:r>
+    </w:p>
+    <w:p>
+      <w:r>
+        <w:t>________________________________________________________________</w:t>
+      </w:r>
+    </w:p>
+    <w:p>
+      <w:r>
+        <w:t>________________________________________________________________</w:t>
+      </w:r>
+    </w:p>
+    <w:p>
+      <w:r>
+        <w:t>________________________________________________________________</w:t>
+      </w:r>
+    </w:p>
+    <w:p>
+      <w:r>
+        <w:t>If you are unsure, return to the worked picture and explain one arrow. If you are ready, change an input or assumption and justify your prediction.</w:t>
+      </w:r>
+    </w:p>
+    <w:p>
+      <w:r>
+        <w:t>Save your workbook evidence. At the next review, try a different case before opening your old answer.</w:t>
+      </w:r>
+    </w:p>
     <w:sectPr>
       <w:pgSz w:w="12240" w:h="15840"/>
       <w:pgMar w:top="936" w:right="1008" w:bottom="936" w:left="1008" w:header="720" w:footer="720" w:gutter="0"/>

--- a/downloads/student/ai-6-week-25.docx
+++ b/downloads/student/ai-6-week-25.docx
@@ -2102,6 +2102,202 @@
         <w:t>Save your workbook evidence. At the next review, try a different case before opening your old answer.</w:t>
       </w:r>
     </w:p>
+    <w:p>
+      <w:pPr>
+        <w:pStyle w:val="Heading1"/>
+      </w:pPr>
+      <w:r>
+        <w:t>17. Supported practice, repair and portfolio</w:t>
+      </w:r>
+    </w:p>
+    <w:p>
+      <w:r>
+        <w:t>Use this supported practice once, in the browser or on paper. Keep the reserved independent assessment for a separate first attempt before teacher feedback.</w:t>
+      </w:r>
+    </w:p>
+    <w:p>
+      <w:r>
+        <w:t>Monitor separate question slices. A service uses the same rubric on clear and ambiguous questions in two recorded weeks.</w:t>
+      </w:r>
+    </w:p>
+    <w:p>
+      <w:pPr>
+        <w:pStyle w:val="Heading3"/>
+      </w:pPr>
+      <w:r>
+        <w:t>Practice 1: explain the deciding evidence</w:t>
+      </w:r>
+    </w:p>
+    <w:p>
+      <w:r>
+        <w:t>Which labelled step matches this detail? Inspect that slice’s failures before selecting a repair.</w:t>
+      </w:r>
+    </w:p>
+    <w:p>
+      <w:r>
+        <w:t>1. Compute totals</w:t>
+      </w:r>
+    </w:p>
+    <w:p>
+      <w:r>
+        <w:t>2. Investigate ambiguity</w:t>
+      </w:r>
+    </w:p>
+    <w:p>
+      <w:r>
+        <w:t>3. Compute slice rates</w:t>
+      </w:r>
+    </w:p>
+    <w:p>
+      <w:pPr>
+        <w:pStyle w:val="Heading3"/>
+      </w:pPr>
+      <w:r>
+        <w:t>My selected conclusion, deciding fact and explanation</w:t>
+      </w:r>
+    </w:p>
+    <w:p>
+      <w:r>
+        <w:t>________________________________________________________________</w:t>
+      </w:r>
+    </w:p>
+    <w:p>
+      <w:r>
+        <w:t>________________________________________________________________</w:t>
+      </w:r>
+    </w:p>
+    <w:p>
+      <w:r>
+        <w:t>________________________________________________________________</w:t>
+      </w:r>
+    </w:p>
+    <w:p>
+      <w:r>
+        <w:t>________________________________________________________________</w:t>
+      </w:r>
+    </w:p>
+    <w:p>
+      <w:r>
+        <w:t>________________________________________________________________</w:t>
+      </w:r>
+    </w:p>
+    <w:p>
+      <w:r>
+        <w:t>Hint if needed: Read the steps in the pictorial case. Match the supplied detail to the stage that performs or records it.</w:t>
+      </w:r>
+    </w:p>
+    <w:p>
+      <w:r>
+        <w:t>After your attempt, compare with the supported explanation: Investigate ambiguity Inspect that slice’s failures before selecting a repair. Slice monitoring exposes changes hidden by common easy questions. Retain each denominator and compare the measurement conditions.</w:t>
+      </w:r>
+    </w:p>
+    <w:p>
+      <w:pPr>
+        <w:pStyle w:val="Heading3"/>
+      </w:pPr>
+      <w:r>
+        <w:t>Practice 2: explain the deciding evidence</w:t>
+      </w:r>
+    </w:p>
+    <w:p>
+      <w:r>
+        <w:t>Changed-case practice: Week B has no ambiguous questions. Which conclusion is supported by the supplied facts?</w:t>
+      </w:r>
+    </w:p>
+    <w:p>
+      <w:r>
+        <w:t>1. That slice is unmeasured, not perfectly correct.</w:t>
+      </w:r>
+    </w:p>
+    <w:p>
+      <w:r>
+        <w:t>2. We can decide the result without examining the changed input or the procedure.</w:t>
+      </w:r>
+    </w:p>
+    <w:p>
+      <w:r>
+        <w:t>3. This one example guarantees correct results for every future input.</w:t>
+      </w:r>
+    </w:p>
+    <w:p>
+      <w:pPr>
+        <w:pStyle w:val="Heading3"/>
+      </w:pPr>
+      <w:r>
+        <w:t>My selected conclusion, deciding fact and explanation</w:t>
+      </w:r>
+    </w:p>
+    <w:p>
+      <w:r>
+        <w:t>________________________________________________________________</w:t>
+      </w:r>
+    </w:p>
+    <w:p>
+      <w:r>
+        <w:t>________________________________________________________________</w:t>
+      </w:r>
+    </w:p>
+    <w:p>
+      <w:r>
+        <w:t>________________________________________________________________</w:t>
+      </w:r>
+    </w:p>
+    <w:p>
+      <w:r>
+        <w:t>________________________________________________________________</w:t>
+      </w:r>
+    </w:p>
+    <w:p>
+      <w:r>
+        <w:t>________________________________________________________________</w:t>
+      </w:r>
+    </w:p>
+    <w:p>
+      <w:r>
+        <w:t>Hint if needed: Use the changed condition and the deciding step in the pictorial trace. The answer must say what follows from those facts.</w:t>
+      </w:r>
+    </w:p>
+    <w:p>
+      <w:r>
+        <w:t>After your attempt, compare with the supported explanation: That slice is unmeasured, not perfectly correct. No observations means no rate can be calculated for it.</w:t>
+      </w:r>
+    </w:p>
+    <w:p>
+      <w:pPr>
+        <w:pStyle w:val="Heading3"/>
+      </w:pPr>
+      <w:r>
+        <w:t>Repair a missing building block</w:t>
+      </w:r>
+    </w:p>
+    <w:p>
+      <w:r>
+        <w:t>Review Release and rollback (ai-6/24). Goal: Explain the mechanism and terminology of release and rollback. Short practice: Compute A’s and B’s correctness percentages. Why is B still blocked, and does passing a fresh privacy check automatically satisfy every release gate?. Return to this week and explain what you changed.</w:t>
+      </w:r>
+    </w:p>
+    <w:p>
+      <w:r>
+        <w:t>Review Queues and asynchronous work (ai-6/22). Goal: Explain the mechanism and terminology of queues and asynchronous work. Short practice: Explain what the queued J12 submission response proves and what it does not. Which event permits succeeded status, and what status is honest after a worker crash?. Return to this week and explain what you changed.</w:t>
+      </w:r>
+    </w:p>
+    <w:p>
+      <w:r>
+        <w:t>Review Sandboxing and resource limits (ai-6/19). Goal: Explain the mechanism and terminology of sandboxing and resource limits. Short practice: Check A against both resource limits and B against network isolation. Why must A stop after three seconds even if its output remains only 2 MB?. Return to this week and explain what you changed.</w:t>
+      </w:r>
+    </w:p>
+    <w:p>
+      <w:pPr>
+        <w:pStyle w:val="Heading3"/>
+      </w:pPr>
+      <w:r>
+        <w:t>Keep your completed work</w:t>
+      </w:r>
+    </w:p>
+    <w:p>
+      <w:r>
+        <w:t>Use Download completed work in the hosted lesson to export your answers, reflections, practice feedback and code-run evidence. Open the HTML copy to read or print it. Drafts stay in this browser when storage is available; clear drafts on a shared device.</w:t>
+      </w:r>
+    </w:p>
     <w:sectPr>
       <w:pgSz w:w="12240" w:h="15840"/>
       <w:pgMar w:top="936" w:right="1008" w:bottom="936" w:left="1008" w:header="720" w:footer="720" w:gutter="0"/>

--- a/downloads/student/ai-6-week-25.docx
+++ b/downloads/student/ai-6-week-25.docx
@@ -42,6 +42,11 @@
       </w:r>
     </w:p>
     <w:p>
+      <w:r>
+        <w:t>Start with the target: Explain the mechanism and terminology of monitoring quality drift. Try the recall before opening notes.</w:t>
+      </w:r>
+    </w:p>
+    <w:p>
       <w:pPr>
         <w:pStyle w:val="Heading3"/>
       </w:pPr>
@@ -50,17 +55,59 @@
       </w:r>
     </w:p>
     <w:p>
-      <w:r>
-        <w:t>I can explain the mechanism and terminology of monitoring quality drift.</w:t>
-      </w:r>
-    </w:p>
-    <w:p>
-      <w:r>
+      <w:pPr>
+        <w:spacing w:line="336" w:lineRule="auto" w:after="180"/>
+      </w:pPr>
+      <w:r>
+        <w:rPr>
+          <w:b w:val="0"/>
+        </w:rPr>
+        <w:t xml:space="preserve">I can explain the </w:t>
+      </w:r>
+      <w:r>
+        <w:rPr>
+          <w:b/>
+        </w:rPr>
+        <w:t>mechanism</w:t>
+      </w:r>
+      <w:r>
+        <w:rPr>
+          <w:b w:val="0"/>
+        </w:rPr>
+        <w:t xml:space="preserve"> and terminology of monitoring quality </w:t>
+      </w:r>
+      <w:r>
+        <w:rPr>
+          <w:b/>
+        </w:rPr>
+        <w:t>drift</w:t>
+      </w:r>
+      <w:r>
+        <w:rPr>
+          <w:b w:val="0"/>
+        </w:rPr>
+        <w:t>.</w:t>
+      </w:r>
+    </w:p>
+    <w:p>
+      <w:pPr>
+        <w:spacing w:line="336" w:lineRule="auto" w:after="180"/>
+      </w:pPr>
+      <w:r>
+        <w:rPr>
+          <w:b w:val="0"/>
+        </w:rPr>
         <w:t>I can apply the stated procedure to a new case with a traceable result.</w:t>
       </w:r>
     </w:p>
     <w:p>
-      <w:r>
+      <w:pPr>
+        <w:spacing w:line="336" w:lineRule="auto" w:after="180"/>
+      </w:pPr>
+      <w:r>
+        <w:rPr>
+          <w:b w:val="0"/>
+        </w:rPr>
         <w:t>I can identify an assumption or limitation and design a revealing follow-up.</w:t>
       </w:r>
     </w:p>
@@ -73,47 +120,131 @@
       </w:r>
     </w:p>
     <w:p>
-      <w:r>
+      <w:pPr>
+        <w:spacing w:line="336" w:lineRule="auto" w:after="180"/>
+      </w:pPr>
+      <w:r>
+        <w:rPr>
+          <w:b w:val="0"/>
+        </w:rPr>
         <w:t>Close your notes first. A rough first answer helps us choose the right starting point; it is not a score for your ability.</w:t>
       </w:r>
     </w:p>
     <w:p>
-      <w:r>
+      <w:pPr>
+        <w:spacing w:line="336" w:lineRule="auto" w:after="180"/>
+      </w:pPr>
+      <w:r>
+        <w:rPr>
+          <w:b w:val="0"/>
+        </w:rPr>
         <w:t>Without opening the old lesson, explain one key idea from Release and rollback. Give an example and a mistake that the idea helps you avoid.</w:t>
       </w:r>
     </w:p>
     <w:p>
-      <w:r>
+      <w:pPr>
+        <w:spacing w:line="336" w:lineRule="auto" w:after="180"/>
+      </w:pPr>
+      <w:r>
+        <w:rPr>
+          <w:b w:val="0"/>
+        </w:rPr>
         <w:t>Without opening the old lesson, explain one key idea from Queues and asynchronous work. Give an example and a mistake that the idea helps you avoid.</w:t>
       </w:r>
     </w:p>
     <w:p>
-      <w:r>
+      <w:pPr>
+        <w:spacing w:line="336" w:lineRule="auto" w:after="180"/>
+      </w:pPr>
+      <w:r>
+        <w:rPr>
+          <w:b w:val="0"/>
+        </w:rPr>
         <w:t>Without opening the old lesson, explain one key idea from Sandboxing and resource limits. Give an example and a mistake that the idea helps you avoid.</w:t>
       </w:r>
     </w:p>
     <w:p>
-      <w:r>
-        <w:t>After trying, check the relevant lesson or ask your teacher. Change the part of your explanation that the evidence shows was wrong.</w:t>
-      </w:r>
-    </w:p>
-    <w:p>
-      <w:r>
+      <w:pPr>
+        <w:spacing w:line="336" w:lineRule="auto" w:after="180"/>
+      </w:pPr>
+      <w:r>
+        <w:rPr>
+          <w:b w:val="0"/>
+        </w:rPr>
+        <w:t xml:space="preserve">After trying, check the relevant lesson or ask your teacher. Change the part of your explanation that the </w:t>
+      </w:r>
+      <w:r>
+        <w:rPr>
+          <w:b/>
+        </w:rPr>
+        <w:t>evidence</w:t>
+      </w:r>
+      <w:r>
+        <w:rPr>
+          <w:b w:val="0"/>
+        </w:rPr>
+        <w:t xml:space="preserve"> shows was wrong.</w:t>
+      </w:r>
+    </w:p>
+    <w:p>
+      <w:pPr>
+        <w:spacing w:line="336" w:lineRule="auto" w:after="180"/>
+      </w:pPr>
+      <w:r>
+        <w:rPr>
+          <w:b w:val="0"/>
+        </w:rPr>
         <w:t>This week you will practise:</w:t>
       </w:r>
     </w:p>
     <w:p>
-      <w:r>
-        <w:t>Explain the mechanism and terminology of monitoring quality drift</w:t>
-      </w:r>
-    </w:p>
-    <w:p>
-      <w:r>
+      <w:pPr>
+        <w:spacing w:line="336" w:lineRule="auto" w:after="180"/>
+      </w:pPr>
+      <w:r>
+        <w:rPr>
+          <w:b w:val="0"/>
+        </w:rPr>
+        <w:t xml:space="preserve">Explain the </w:t>
+      </w:r>
+      <w:r>
+        <w:rPr>
+          <w:b/>
+        </w:rPr>
+        <w:t>mechanism</w:t>
+      </w:r>
+      <w:r>
+        <w:rPr>
+          <w:b w:val="0"/>
+        </w:rPr>
+        <w:t xml:space="preserve"> and terminology of monitoring quality </w:t>
+      </w:r>
+      <w:r>
+        <w:rPr>
+          <w:b/>
+        </w:rPr>
+        <w:t>drift</w:t>
+      </w:r>
+    </w:p>
+    <w:p>
+      <w:pPr>
+        <w:spacing w:line="336" w:lineRule="auto" w:after="180"/>
+      </w:pPr>
+      <w:r>
+        <w:rPr>
+          <w:b w:val="0"/>
+        </w:rPr>
         <w:t>Apply the stated procedure to a new case with a traceable result</w:t>
       </w:r>
     </w:p>
     <w:p>
-      <w:r>
+      <w:pPr>
+        <w:spacing w:line="336" w:lineRule="auto" w:after="180"/>
+      </w:pPr>
+      <w:r>
+        <w:rPr>
+          <w:b w:val="0"/>
+        </w:rPr>
         <w:t>Identify an assumption or limitation and design a revealing follow-up</w:t>
       </w:r>
     </w:p>
@@ -126,8 +257,38 @@
       </w:r>
     </w:p>
     <w:p>
-      <w:r>
-        <w:t>Recall Release and rollback. Explain why a recorded result needs its input conditions and evidence source before it can support a claim.</w:t>
+      <w:pPr>
+        <w:spacing w:line="336" w:lineRule="auto" w:after="180"/>
+      </w:pPr>
+      <w:r>
+        <w:rPr>
+          <w:b w:val="0"/>
+        </w:rPr>
+        <w:t xml:space="preserve">Recall Release and rollback. Explain why a recorded result needs its </w:t>
+      </w:r>
+      <w:r>
+        <w:rPr>
+          <w:b/>
+        </w:rPr>
+        <w:t>input</w:t>
+      </w:r>
+      <w:r>
+        <w:rPr>
+          <w:b w:val="0"/>
+        </w:rPr>
+        <w:t xml:space="preserve"> conditions and </w:t>
+      </w:r>
+      <w:r>
+        <w:rPr>
+          <w:b/>
+        </w:rPr>
+        <w:t>evidence</w:t>
+      </w:r>
+      <w:r>
+        <w:rPr>
+          <w:b w:val="0"/>
+        </w:rPr>
+        <w:t xml:space="preserve"> source before it can support a claim.</w:t>
       </w:r>
     </w:p>
     <w:p>
@@ -162,8 +323,26 @@
       </w:r>
     </w:p>
     <w:p>
-      <w:r>
-        <w:t>Explain monitoring quality drift using the deciding step in this fictional service.</w:t>
+      <w:pPr>
+        <w:spacing w:line="336" w:lineRule="auto" w:after="180"/>
+      </w:pPr>
+      <w:r>
+        <w:rPr>
+          <w:b w:val="0"/>
+        </w:rPr>
+        <w:t xml:space="preserve">Explain monitoring quality </w:t>
+      </w:r>
+      <w:r>
+        <w:rPr>
+          <w:b/>
+        </w:rPr>
+        <w:t>drift</w:t>
+      </w:r>
+      <w:r>
+        <w:rPr>
+          <w:b w:val="0"/>
+        </w:rPr>
+        <w:t xml:space="preserve"> using the deciding step in this fictional service.</w:t>
       </w:r>
     </w:p>
     <w:p>
@@ -176,12 +355,40 @@
     </w:p>
     <w:p>
       <w:r>
+        <w:t>Investigate the supplied Monitoring quality drift case. Separate observations, given facts and assumptions before choosing an explanation.</w:t>
+      </w:r>
+    </w:p>
+    <w:p>
+      <w:pPr>
+        <w:spacing w:line="336" w:lineRule="auto" w:after="180"/>
+      </w:pPr>
+      <w:r>
+        <w:rPr>
+          <w:b w:val="0"/>
+        </w:rPr>
         <w:t>Monitoring compares current outcomes with a declared reference and sampling protocol. A change in observed quality may reflect case mix or instrumentation.</w:t>
       </w:r>
     </w:p>
     <w:p>
-      <w:r>
-        <w:t>Begin by writing the question the procedure is intended to answer. Identify the information already supplied, the information it will produce and the information still missing. These are constructed classroom examples; they do not require live accounts, private records or an external service. Do not treat a plausible explanation as a measured outcome.</w:t>
+      <w:pPr>
+        <w:spacing w:line="336" w:lineRule="auto" w:after="180"/>
+      </w:pPr>
+      <w:r>
+        <w:rPr>
+          <w:b w:val="0"/>
+        </w:rPr>
+        <w:t>Begin by writing the question the procedure is intended to answer. Identify the information already supplied, the information it will produce and the information still missing.</w:t>
+      </w:r>
+    </w:p>
+    <w:p>
+      <w:pPr>
+        <w:spacing w:line="336" w:lineRule="auto" w:after="180"/>
+      </w:pPr>
+      <w:r>
+        <w:rPr>
+          <w:b w:val="0"/>
+        </w:rPr>
+        <w:t>These are constructed classroom examples; they do not require live accounts, private records or an external service. Do not treat a plausible explanation as a measured outcome.</w:t>
       </w:r>
     </w:p>
     <w:p>
@@ -217,7 +424,30 @@
     </w:p>
     <w:p>
       <w:r>
-        <w:t>For each window report eligible counts, passes, missing outcomes and condition mix. Alert when success falls below the toy80% threshold; investigate before attributing cause.</w:t>
+        <w:t>Follow the mechanism for Monitoring quality drift. Connect each labelled input, deciding step and result.</w:t>
+      </w:r>
+    </w:p>
+    <w:p>
+      <w:pPr>
+        <w:spacing w:line="336" w:lineRule="auto" w:after="180"/>
+      </w:pPr>
+      <w:r>
+        <w:rPr>
+          <w:b w:val="0"/>
+        </w:rPr>
+        <w:t>For each window report eligible counts, passes, missing outcomes and condition mix. Alert when success falls below the toy</w:t>
+      </w:r>
+      <w:r>
+        <w:rPr>
+          <w:b/>
+        </w:rPr>
+        <w:t>80%</w:t>
+      </w:r>
+      <w:r>
+        <w:rPr>
+          <w:b w:val="0"/>
+        </w:rPr>
+        <w:t xml:space="preserve"> threshold; investigate before attributing cause.</w:t>
       </w:r>
     </w:p>
     <w:p>
@@ -313,8 +543,49 @@
       </w:r>
     </w:p>
     <w:p>
-      <w:r>
-        <w:t>Before applying the procedure, write its units, denominator or decision boundary where relevant. A partner should be able to repeat each step using the same inputs. If a required input is absent or violates the stated contract, record that condition explicitly instead of quietly replacing it with a convenient value.</w:t>
+      <w:pPr>
+        <w:spacing w:line="336" w:lineRule="auto" w:after="180"/>
+      </w:pPr>
+      <w:r>
+        <w:rPr>
+          <w:b w:val="0"/>
+        </w:rPr>
+        <w:t xml:space="preserve">Before applying the procedure, write its units, denominator or decision boundary where relevant. A partner should be able to repeat each step using the same </w:t>
+      </w:r>
+      <w:r>
+        <w:rPr>
+          <w:b/>
+        </w:rPr>
+        <w:t>input</w:t>
+      </w:r>
+      <w:r>
+        <w:rPr>
+          <w:b w:val="0"/>
+        </w:rPr>
+        <w:t>s.</w:t>
+      </w:r>
+    </w:p>
+    <w:p>
+      <w:pPr>
+        <w:spacing w:line="336" w:lineRule="auto" w:after="180"/>
+      </w:pPr>
+      <w:r>
+        <w:rPr>
+          <w:b w:val="0"/>
+        </w:rPr>
+        <w:t xml:space="preserve">If a required </w:t>
+      </w:r>
+      <w:r>
+        <w:rPr>
+          <w:b/>
+        </w:rPr>
+        <w:t>input</w:t>
+      </w:r>
+      <w:r>
+        <w:rPr>
+          <w:b w:val="0"/>
+        </w:rPr>
+        <w:t xml:space="preserve"> is absent or violates the stated contract, record that condition explicitly instead of quietly replacing it with a convenient value.</w:t>
       </w:r>
     </w:p>
     <w:p>
@@ -326,8 +597,26 @@
       </w:r>
     </w:p>
     <w:p>
-      <w:r>
-        <w:t>Point to the input, the deciding step and the result in this week’s visual. Explain the same step in ordinary words. A picture helps when you can say what each part represents.</w:t>
+      <w:pPr>
+        <w:spacing w:line="336" w:lineRule="auto" w:after="180"/>
+      </w:pPr>
+      <w:r>
+        <w:rPr>
+          <w:b w:val="0"/>
+        </w:rPr>
+        <w:t xml:space="preserve">Point to the </w:t>
+      </w:r>
+      <w:r>
+        <w:rPr>
+          <w:b/>
+        </w:rPr>
+        <w:t>input</w:t>
+      </w:r>
+      <w:r>
+        <w:rPr>
+          <w:b w:val="0"/>
+        </w:rPr>
+        <w:t>, the deciding step and the result in this week’s visual. Explain the same step in ordinary words. A picture helps when you can say what each part represents.</w:t>
       </w:r>
     </w:p>
     <w:p>
@@ -339,6 +628,11 @@
       </w:r>
     </w:p>
     <w:p>
+      <w:r>
+        <w:t>Compare the supplied cases for Monitoring quality drift. Identify the detail that changes the conclusion.</w:t>
+      </w:r>
+    </w:p>
+    <w:p>
       <w:pPr>
         <w:pStyle w:val="Heading3"/>
       </w:pPr>
@@ -347,7 +641,13 @@
       </w:r>
     </w:p>
     <w:p>
-      <w:r>
+      <w:pPr>
+        <w:spacing w:line="336" w:lineRule="auto" w:after="180"/>
+      </w:pPr>
+      <w:r>
+        <w:rPr>
+          <w:b w:val="0"/>
+        </w:rPr>
         <w:t>Reference window passes18/20; new window14/20. Show the intermediate steps and give the conclusion with its scope.</w:t>
       </w:r>
     </w:p>
@@ -393,18 +693,81 @@
       </w:r>
     </w:p>
     <w:p>
-      <w:r>
+      <w:pPr>
+        <w:pStyle w:val="Heading3"/>
+      </w:pPr>
+      <w:r>
+        <w:t>Change one thing</w:t>
+      </w:r>
+    </w:p>
+    <w:p>
+      <w:pPr>
+        <w:spacing w:line="336" w:lineRule="auto" w:after="180"/>
+        <w:shd w:fill="F5F1FB"/>
+      </w:pPr>
+      <w:r>
+        <w:rPr>
+          <w:b w:val="0"/>
+        </w:rPr>
         <w:t>Change: Week B has no ambiguous questions.</w:t>
       </w:r>
     </w:p>
     <w:p>
-      <w:r>
-        <w:t>Prediction: That slice is unmeasured, not perfectly correct.</w:t>
-      </w:r>
-    </w:p>
-    <w:p>
-      <w:r>
-        <w:t>Reason: No observations means no rate can be calculated for it.</w:t>
+      <w:pPr>
+        <w:pStyle w:val="Heading3"/>
+      </w:pPr>
+      <w:r>
+        <w:t>Predicted result</w:t>
+      </w:r>
+    </w:p>
+    <w:p>
+      <w:pPr>
+        <w:spacing w:line="336" w:lineRule="auto" w:after="180"/>
+        <w:shd w:fill="F1F6FC"/>
+      </w:pPr>
+      <w:r>
+        <w:rPr>
+          <w:b/>
+        </w:rPr>
+        <w:t>Prediction</w:t>
+      </w:r>
+      <w:r>
+        <w:rPr>
+          <w:b w:val="0"/>
+        </w:rPr>
+        <w:t>: That slice is unmeasured, not perfectly correct.</w:t>
+      </w:r>
+    </w:p>
+    <w:p>
+      <w:pPr>
+        <w:pStyle w:val="Heading3"/>
+      </w:pPr>
+      <w:r>
+        <w:t>Why the result follows</w:t>
+      </w:r>
+    </w:p>
+    <w:p>
+      <w:pPr>
+        <w:spacing w:line="336" w:lineRule="auto" w:after="180"/>
+        <w:shd w:fill="F1F6FC"/>
+      </w:pPr>
+      <w:r>
+        <w:rPr>
+          <w:b w:val="0"/>
+        </w:rPr>
+        <w:t xml:space="preserve">Reason: No </w:t>
+      </w:r>
+      <w:r>
+        <w:rPr>
+          <w:b/>
+        </w:rPr>
+        <w:t>observation</w:t>
+      </w:r>
+      <w:r>
+        <w:rPr>
+          <w:b w:val="0"/>
+        </w:rPr>
+        <w:t>s means no rate can be calculated for it.</w:t>
       </w:r>
     </w:p>
     <w:p>
@@ -413,6 +776,11 @@
       </w:pPr>
       <w:r>
         <w:t>05. Words that unlock the idea</w:t>
+      </w:r>
+    </w:p>
+    <w:p>
+      <w:r>
+        <w:t>Use the vocabulary of Monitoring quality drift to explain a concrete decision, rather than only memorising definitions.</w:t>
       </w:r>
     </w:p>
     <w:tbl>
@@ -550,17 +918,65 @@
     </w:p>
     <w:p>
       <w:r>
+        <w:t>Follow the worked trace for Monitoring quality drift, predict a step, then compare with its explanation.</w:t>
+      </w:r>
+    </w:p>
+    <w:p>
+      <w:pPr>
+        <w:spacing w:line="336" w:lineRule="auto" w:after="180"/>
+      </w:pPr>
+      <w:r>
+        <w:rPr>
+          <w:b w:val="0"/>
+        </w:rPr>
         <w:t>Reference window passes18/20; new window14/20.</w:t>
       </w:r>
     </w:p>
     <w:p>
-      <w:r>
-        <w:t>90% versus70%, drop20 percentage points; new window breaches80%. Check case mix, data versions and logs before asserting model drift as the cause.</w:t>
-      </w:r>
-    </w:p>
-    <w:p>
-      <w:r>
-        <w:t>Compare the intermediate evidence with the final statement. Explain why each number or decision follows from the stated inputs. The conclusion belongs to this scenario and procedure; changing the inputs, evaluation population or authority can change what it establishes. Retain the raw record so a later revision can be compared honestly.</w:t>
+      <w:pPr>
+        <w:spacing w:line="336" w:lineRule="auto" w:after="180"/>
+      </w:pPr>
+      <w:r>
+        <w:rPr>
+          <w:b w:val="0"/>
+        </w:rPr>
+        <w:t>90% versus</w:t>
+      </w:r>
+      <w:r>
+        <w:rPr>
+          <w:b/>
+        </w:rPr>
+        <w:t>70%</w:t>
+      </w:r>
+      <w:r>
+        <w:rPr>
+          <w:b w:val="0"/>
+        </w:rPr>
+        <w:t>, drop20 percentage points; new window breaches</w:t>
+      </w:r>
+      <w:r>
+        <w:rPr>
+          <w:b/>
+        </w:rPr>
+        <w:t>80%</w:t>
+      </w:r>
+      <w:r>
+        <w:rPr>
+          <w:b w:val="0"/>
+        </w:rPr>
+        <w:t xml:space="preserve">. Check case mix, data versions and logs before asserting model </w:t>
+      </w:r>
+      <w:r>
+        <w:rPr>
+          <w:b/>
+        </w:rPr>
+        <w:t>drift</w:t>
+      </w:r>
+      <w:r>
+        <w:rPr>
+          <w:b w:val="0"/>
+        </w:rPr>
+        <w:t xml:space="preserve"> as the cause.</w:t>
       </w:r>
     </w:p>
     <w:p>
@@ -568,11 +984,85 @@
         <w:pStyle w:val="Heading3"/>
       </w:pPr>
       <w:r>
+        <w:t>Worked explanation · Monitoring quality drift</w:t>
+      </w:r>
+    </w:p>
+    <w:p>
+      <w:pPr>
+        <w:spacing w:line="336" w:lineRule="auto" w:after="180"/>
+        <w:shd w:fill="F1F6FC"/>
+      </w:pPr>
+      <w:r>
+        <w:rPr>
+          <w:b w:val="0"/>
+        </w:rPr>
+        <w:t xml:space="preserve">Compare the intermediate </w:t>
+      </w:r>
+      <w:r>
+        <w:rPr>
+          <w:b/>
+        </w:rPr>
+        <w:t>evidence</w:t>
+      </w:r>
+      <w:r>
+        <w:rPr>
+          <w:b w:val="0"/>
+        </w:rPr>
+        <w:t xml:space="preserve"> with the final statement. Explain why each number or decision follows from the stated </w:t>
+      </w:r>
+      <w:r>
+        <w:rPr>
+          <w:b/>
+        </w:rPr>
+        <w:t>input</w:t>
+      </w:r>
+      <w:r>
+        <w:rPr>
+          <w:b w:val="0"/>
+        </w:rPr>
+        <w:t>s.</w:t>
+      </w:r>
+    </w:p>
+    <w:p>
+      <w:pPr>
+        <w:spacing w:line="336" w:lineRule="auto" w:after="180"/>
+        <w:shd w:fill="F1F6FC"/>
+      </w:pPr>
+      <w:r>
+        <w:rPr>
+          <w:b w:val="0"/>
+        </w:rPr>
+        <w:t xml:space="preserve">The conclusion belongs to this scenario and procedure; changing the </w:t>
+      </w:r>
+      <w:r>
+        <w:rPr>
+          <w:b/>
+        </w:rPr>
+        <w:t>input</w:t>
+      </w:r>
+      <w:r>
+        <w:rPr>
+          <w:b w:val="0"/>
+        </w:rPr>
+        <w:t>s, evaluation population or authority can change what it establishes. Retain the raw record so a later revision can be compared honestly.</w:t>
+      </w:r>
+    </w:p>
+    <w:p>
+      <w:pPr>
+        <w:pStyle w:val="Heading3"/>
+      </w:pPr>
+      <w:r>
         <w:t>Learn from the worked case</w:t>
       </w:r>
     </w:p>
     <w:p>
-      <w:r>
+      <w:pPr>
+        <w:spacing w:line="336" w:lineRule="auto" w:after="180"/>
+      </w:pPr>
+      <w:r>
+        <w:rPr>
+          <w:b w:val="0"/>
+        </w:rPr>
         <w:t>Cover the result before checking it. Say what is given, choose the procedure, and follow one step at a time. Then uncover the result and explain your first mismatch. Ask why a step is allowed, not only what number it produces.</w:t>
       </w:r>
     </w:p>
@@ -585,7 +1075,13 @@
       </w:r>
     </w:p>
     <w:p>
-      <w:r>
+      <w:pPr>
+        <w:spacing w:line="336" w:lineRule="auto" w:after="180"/>
+      </w:pPr>
+      <w:r>
+        <w:rPr>
+          <w:b w:val="0"/>
+        </w:rPr>
         <w:t>Monitor separate question slices. A service uses the same rubric on clear and ambiguous questions in two recorded weeks.</w:t>
       </w:r>
     </w:p>
@@ -598,7 +1094,22 @@
       </w:r>
     </w:p>
     <w:p>
-      <w:r>
+      <w:pPr>
+        <w:pStyle w:val="Heading3"/>
+      </w:pPr>
+      <w:r>
+        <w:t>Supplied facts</w:t>
+      </w:r>
+    </w:p>
+    <w:p>
+      <w:pPr>
+        <w:spacing w:line="336" w:lineRule="auto" w:after="180"/>
+        <w:shd w:fill="F1F6FC"/>
+      </w:pPr>
+      <w:r>
+        <w:rPr>
+          <w:b w:val="0"/>
+        </w:rPr>
         <w:t>A: clear 18/20, ambiguous 8/10. B: clear 19/20, ambiguous 4/10.</w:t>
       </w:r>
     </w:p>
@@ -798,7 +1309,22 @@
       </w:r>
     </w:p>
     <w:p>
-      <w:r>
+      <w:pPr>
+        <w:pStyle w:val="Heading3"/>
+      </w:pPr>
+      <w:r>
+        <w:t>Why the result follows</w:t>
+      </w:r>
+    </w:p>
+    <w:p>
+      <w:pPr>
+        <w:spacing w:line="336" w:lineRule="auto" w:after="180"/>
+        <w:shd w:fill="F1F6FC"/>
+      </w:pPr>
+      <w:r>
+        <w:rPr>
+          <w:b w:val="0"/>
+        </w:rPr>
         <w:t>Slice monitoring exposes changes hidden by common easy questions. Retain each denominator and compare the measurement conditions.</w:t>
       </w:r>
     </w:p>
@@ -811,17 +1337,62 @@
       </w:r>
     </w:p>
     <w:p>
-      <w:r>
+      <w:pPr>
+        <w:pStyle w:val="Heading3"/>
+      </w:pPr>
+      <w:r>
+        <w:t>Keep the stated limit</w:t>
+      </w:r>
+    </w:p>
+    <w:p>
+      <w:pPr>
+        <w:spacing w:line="336" w:lineRule="auto" w:after="180"/>
+        <w:shd w:fill="FFF5E6"/>
+      </w:pPr>
+      <w:r>
+        <w:rPr>
+          <w:b w:val="0"/>
+        </w:rPr>
         <w:t>Small samples do not establish a stable trend or cause; retain uncertainty and compare conditions.</w:t>
       </w:r>
     </w:p>
     <w:p>
-      <w:r>
+      <w:pPr>
+        <w:pStyle w:val="Heading3"/>
+      </w:pPr>
+      <w:r>
+        <w:t>Keep the stated limit</w:t>
+      </w:r>
+    </w:p>
+    <w:p>
+      <w:pPr>
+        <w:spacing w:line="336" w:lineRule="auto" w:after="180"/>
+        <w:shd w:fill="FFF5E6"/>
+      </w:pPr>
+      <w:r>
+        <w:rPr>
+          <w:b w:val="0"/>
+        </w:rPr>
         <w:t>Read the labelled picture: Compute both clear and ambiguous slice rates for A and B. Which slice weakens, and how should that slice be reported when no ambiguous questions are observed?</w:t>
       </w:r>
     </w:p>
     <w:p>
-      <w:r>
+      <w:pPr>
+        <w:pStyle w:val="Heading3"/>
+      </w:pPr>
+      <w:r>
+        <w:t>Keep the stated limit</w:t>
+      </w:r>
+    </w:p>
+    <w:p>
+      <w:pPr>
+        <w:spacing w:line="336" w:lineRule="auto" w:after="180"/>
+        <w:shd w:fill="FFF5E6"/>
+      </w:pPr>
+      <w:r>
+        <w:rPr>
+          <w:b w:val="0"/>
+        </w:rPr>
         <w:t>Change one thing: Week B has no ambiguous questions. Predict the result before checking the explanation. What remains the same?</w:t>
       </w:r>
     </w:p>
@@ -835,19 +1406,69 @@
     </w:p>
     <w:p>
       <w:r>
+        <w:t>Find the unsupported step in the Monitoring quality drift claim and explain a repair using the supplied evidence.</w:t>
+      </w:r>
+    </w:p>
+    <w:p>
+      <w:pPr>
+        <w:spacing w:line="336" w:lineRule="auto" w:after="180"/>
+      </w:pPr>
+      <w:r>
+        <w:rPr>
+          <w:b w:val="0"/>
+        </w:rPr>
         <w:t>An alert identifies a condition for investigation, not a complete causal explanation.</w:t>
       </w:r>
     </w:p>
     <w:p>
-      <w:r>
-        <w:t>A useful check asks what would make the reasoning fail. Distinguish a failure to execute the declared procedure from a weakness in the procedure itself. The first may require a correction; the second requires an explicitly revised method and new evidence. Preserve unsuccessful cases so an improved result cannot hide the original problem.</w:t>
-      </w:r>
-    </w:p>
-    <w:p>
       <w:pPr>
         <w:pStyle w:val="Heading3"/>
       </w:pPr>
       <w:r>
+        <w:t>Check the claim against the facts</w:t>
+      </w:r>
+    </w:p>
+    <w:p>
+      <w:pPr>
+        <w:spacing w:line="336" w:lineRule="auto" w:after="180"/>
+        <w:shd w:fill="FFF5E6"/>
+      </w:pPr>
+      <w:r>
+        <w:rPr>
+          <w:b w:val="0"/>
+        </w:rPr>
+        <w:t>A useful check asks what would make the reasoning fail. Distinguish a failure to execute the declared procedure from a weakness in the procedure itself.</w:t>
+      </w:r>
+    </w:p>
+    <w:p>
+      <w:pPr>
+        <w:spacing w:line="336" w:lineRule="auto" w:after="180"/>
+        <w:shd w:fill="FFF5E6"/>
+      </w:pPr>
+      <w:r>
+        <w:rPr>
+          <w:b w:val="0"/>
+        </w:rPr>
+        <w:t xml:space="preserve">The first may require a correction; the second requires an explicitly revised method and new </w:t>
+      </w:r>
+      <w:r>
+        <w:rPr>
+          <w:b/>
+        </w:rPr>
+        <w:t>evidence</w:t>
+      </w:r>
+      <w:r>
+        <w:rPr>
+          <w:b w:val="0"/>
+        </w:rPr>
+        <w:t>. Preserve unsuccessful cases so an improved result cannot hide the original problem.</w:t>
+      </w:r>
+    </w:p>
+    <w:p>
+      <w:pPr>
+        <w:pStyle w:val="Heading3"/>
+      </w:pPr>
+      <w:r>
         <w:t>Guided: restate the worked result, then name the assumption or limitation that prevents a broader conclusion.</w:t>
       </w:r>
     </w:p>
@@ -885,7 +1506,13 @@
       </w:r>
     </w:p>
     <w:p>
-      <w:r>
+      <w:pPr>
+        <w:spacing w:line="336" w:lineRule="auto" w:after="180"/>
+      </w:pPr>
+      <w:r>
+        <w:rPr>
+          <w:b w:val="0"/>
+        </w:rPr>
         <w:t>A report omits this qualification: An alert identifies a condition for investigation, not a complete causal explanation. Explain how omitting it could change a reader's interpretation, and write an accurate replacement.</w:t>
       </w:r>
     </w:p>
@@ -937,7 +1564,54 @@
     </w:p>
     <w:p>
       <w:r>
-        <w:t>Explain the weekly mechanism in your own words. Use the worked scenario to name its input, decision rule and output.</w:t>
+        <w:t>Practise Monitoring quality drift with support, then explain the deciding step in your own words.</w:t>
+      </w:r>
+    </w:p>
+    <w:p>
+      <w:pPr>
+        <w:spacing w:line="336" w:lineRule="auto" w:after="180"/>
+      </w:pPr>
+      <w:r>
+        <w:rPr>
+          <w:b w:val="0"/>
+        </w:rPr>
+        <w:t xml:space="preserve">Explain the weekly </w:t>
+      </w:r>
+      <w:r>
+        <w:rPr>
+          <w:b/>
+        </w:rPr>
+        <w:t>mechanism</w:t>
+      </w:r>
+      <w:r>
+        <w:rPr>
+          <w:b w:val="0"/>
+        </w:rPr>
+        <w:t xml:space="preserve"> in your own words. Use the worked scenario to name its </w:t>
+      </w:r>
+      <w:r>
+        <w:rPr>
+          <w:b/>
+        </w:rPr>
+        <w:t>input</w:t>
+      </w:r>
+      <w:r>
+        <w:rPr>
+          <w:b w:val="0"/>
+        </w:rPr>
+        <w:t xml:space="preserve">, decision rule and </w:t>
+      </w:r>
+      <w:r>
+        <w:rPr>
+          <w:b/>
+        </w:rPr>
+        <w:t>output</w:t>
+      </w:r>
+      <w:r>
+        <w:rPr>
+          <w:b w:val="0"/>
+        </w:rPr>
+        <w:t>.</w:t>
       </w:r>
     </w:p>
     <w:p>
@@ -1010,8 +1684,38 @@
       </w:r>
     </w:p>
     <w:p>
-      <w:r>
-        <w:t>Use workbook W2 for the connected example “Monitoring quality drift”. First fill the input and rule boxes. Try the middle steps before asking for a hint. After a hint, try the next step yourself.</w:t>
+      <w:pPr>
+        <w:spacing w:line="336" w:lineRule="auto" w:after="180"/>
+      </w:pPr>
+      <w:r>
+        <w:rPr>
+          <w:b w:val="0"/>
+        </w:rPr>
+        <w:t xml:space="preserve">Use workbook W2 for the connected example “Monitoring quality </w:t>
+      </w:r>
+      <w:r>
+        <w:rPr>
+          <w:b/>
+        </w:rPr>
+        <w:t>drift</w:t>
+      </w:r>
+      <w:r>
+        <w:rPr>
+          <w:b w:val="0"/>
+        </w:rPr>
+        <w:t xml:space="preserve">”. First fill the </w:t>
+      </w:r>
+      <w:r>
+        <w:rPr>
+          <w:b/>
+        </w:rPr>
+        <w:t>input</w:t>
+      </w:r>
+      <w:r>
+        <w:rPr>
+          <w:b w:val="0"/>
+        </w:rPr>
+        <w:t xml:space="preserve"> and rule boxes. Try the middle steps before asking for a hint. After a hint, try the next step yourself.</w:t>
       </w:r>
     </w:p>
     <w:tbl>
@@ -1094,7 +1798,13 @@
       </w:tr>
     </w:tbl>
     <w:p>
-      <w:r>
+      <w:pPr>
+        <w:spacing w:line="336" w:lineRule="auto" w:after="180"/>
+      </w:pPr>
+      <w:r>
+        <w:rPr>
+          <w:b w:val="0"/>
+        </w:rPr>
         <w:t>Explain your trace to a partner. Your partner points to one step to check. Swap roles on the next case. Each person writes their own explanation.</w:t>
       </w:r>
     </w:p>
@@ -1107,12 +1817,47 @@
       </w:r>
     </w:p>
     <w:p>
-      <w:r>
-        <w:t>Use the worked case for Monitoring quality drift. Proposed explanation: “The worked result establishes every future case”. Decide whether this explanation is supported. Point to the step or supplied fact that decides; explain your repair if needed.</w:t>
-      </w:r>
-    </w:p>
-    <w:p>
-      <w:r>
+      <w:pPr>
+        <w:spacing w:line="336" w:lineRule="auto" w:after="180"/>
+      </w:pPr>
+      <w:r>
+        <w:rPr>
+          <w:b w:val="0"/>
+        </w:rPr>
+        <w:t xml:space="preserve">Use the worked case for Monitoring quality </w:t>
+      </w:r>
+      <w:r>
+        <w:rPr>
+          <w:b/>
+        </w:rPr>
+        <w:t>drift</w:t>
+      </w:r>
+      <w:r>
+        <w:rPr>
+          <w:b w:val="0"/>
+        </w:rPr>
+        <w:t>. Proposed explanation: “The worked result establishes every future case”. Decide whether this explanation is supported.</w:t>
+      </w:r>
+    </w:p>
+    <w:p>
+      <w:pPr>
+        <w:spacing w:line="336" w:lineRule="auto" w:after="180"/>
+      </w:pPr>
+      <w:r>
+        <w:rPr>
+          <w:b w:val="0"/>
+        </w:rPr>
+        <w:t>Point to the step or supplied fact that decides; explain your repair if needed.</w:t>
+      </w:r>
+    </w:p>
+    <w:p>
+      <w:pPr>
+        <w:spacing w:line="336" w:lineRule="auto" w:after="180"/>
+      </w:pPr>
+      <w:r>
+        <w:rPr>
+          <w:b w:val="0"/>
+        </w:rPr>
         <w:t>Answer on your own before discussion. If you are unsure, say which step you need help with.</w:t>
       </w:r>
     </w:p>
@@ -1125,7 +1870,14 @@
       </w:r>
     </w:p>
     <w:p>
-      <w:r>
+      <w:pPr>
+        <w:spacing w:line="336" w:lineRule="auto" w:after="180"/>
+        <w:shd w:fill="F5F1FB"/>
+      </w:pPr>
+      <w:r>
+        <w:rPr>
+          <w:b w:val="0"/>
+        </w:rPr>
         <w:t>Compute both clear and ambiguous slice rates for A and B. Which slice weakens, and how should that slice be reported when no ambiguous questions are observed?</w:t>
       </w:r>
     </w:p>
@@ -1158,7 +1910,13 @@
       </w:r>
     </w:p>
     <w:p>
-      <w:r>
+      <w:pPr>
+        <w:spacing w:line="336" w:lineRule="auto" w:after="180"/>
+      </w:pPr>
+      <w:r>
+        <w:rPr>
+          <w:b w:val="0"/>
+        </w:rPr>
         <w:t>This is supported practice. Keep the separately named independent case for an attempt before feedback.</w:t>
       </w:r>
     </w:p>
@@ -1171,6 +1929,11 @@
       </w:r>
     </w:p>
     <w:p>
+      <w:r>
+        <w:t>Investigate Monitoring quality drift. Record the prediction, actual observation or labelled paper trace, explanation and next test separately.</w:t>
+      </w:r>
+    </w:p>
+    <w:p>
       <w:pPr>
         <w:pStyle w:val="Heading3"/>
       </w:pPr>
@@ -1179,7 +1942,13 @@
       </w:r>
     </w:p>
     <w:p>
-      <w:r>
+      <w:pPr>
+        <w:spacing w:line="336" w:lineRule="auto" w:after="180"/>
+      </w:pPr>
+      <w:r>
+        <w:rPr>
+          <w:b w:val="0"/>
+        </w:rPr>
         <w:t>Reference window passes18/20; new window14/20. Show the intermediate steps and give the conclusion with its scope.</w:t>
       </w:r>
     </w:p>
@@ -1320,7 +2089,13 @@
       </w:tr>
     </w:tbl>
     <w:p>
-      <w:r>
+      <w:pPr>
+        <w:spacing w:line="336" w:lineRule="auto" w:after="180"/>
+      </w:pPr>
+      <w:r>
+        <w:rPr>
+          <w:b w:val="0"/>
+        </w:rPr>
         <w:t>On paper, trace the supplied procedure. If code is provided, predict before running it in a local practice file. Never write an expected answer as though it were an observed run.</w:t>
       </w:r>
     </w:p>
@@ -1333,7 +2108,13 @@
       </w:r>
     </w:p>
     <w:p>
-      <w:r>
+      <w:pPr>
+        <w:spacing w:line="336" w:lineRule="auto" w:after="180"/>
+      </w:pPr>
+      <w:r>
+        <w:rPr>
+          <w:b w:val="0"/>
+        </w:rPr>
         <w:t>Before trying: what do I expect, and why? While trying: which step could first go wrong? Afterwards: what did I actually observe, and what should change? Keep “not run” if you only traced the procedure.</w:t>
       </w:r>
     </w:p>
@@ -1346,6 +2127,11 @@
       </w:r>
     </w:p>
     <w:p>
+      <w:r>
+        <w:t>Move from recall to tracing, diagnosis and transfer in Monitoring quality drift. Explain why each step is justified.</w:t>
+      </w:r>
+    </w:p>
+    <w:p>
       <w:pPr>
         <w:pStyle w:val="Heading3"/>
       </w:pPr>
@@ -1354,18 +2140,83 @@
       </w:r>
     </w:p>
     <w:p>
-      <w:r>
-        <w:t>Explain the weekly mechanism in your own words. Use the worked scenario to name its input, decision rule and output.</w:t>
-      </w:r>
-    </w:p>
-    <w:p>
-      <w:r>
+      <w:pPr>
+        <w:spacing w:line="336" w:lineRule="auto" w:after="180"/>
+      </w:pPr>
+      <w:r>
+        <w:rPr>
+          <w:b w:val="0"/>
+        </w:rPr>
+        <w:t xml:space="preserve">Explain the weekly </w:t>
+      </w:r>
+      <w:r>
+        <w:rPr>
+          <w:b/>
+        </w:rPr>
+        <w:t>mechanism</w:t>
+      </w:r>
+      <w:r>
+        <w:rPr>
+          <w:b w:val="0"/>
+        </w:rPr>
+        <w:t xml:space="preserve"> in your own words. Use the worked scenario to name its </w:t>
+      </w:r>
+      <w:r>
+        <w:rPr>
+          <w:b/>
+        </w:rPr>
+        <w:t>input</w:t>
+      </w:r>
+      <w:r>
+        <w:rPr>
+          <w:b w:val="0"/>
+        </w:rPr>
+        <w:t xml:space="preserve">, decision rule and </w:t>
+      </w:r>
+      <w:r>
+        <w:rPr>
+          <w:b/>
+        </w:rPr>
+        <w:t>output</w:t>
+      </w:r>
+      <w:r>
+        <w:rPr>
+          <w:b w:val="0"/>
+        </w:rPr>
+        <w:t>.</w:t>
+      </w:r>
+    </w:p>
+    <w:p>
+      <w:pPr>
+        <w:spacing w:line="336" w:lineRule="auto" w:after="180"/>
+      </w:pPr>
+      <w:r>
+        <w:rPr>
+          <w:b w:val="0"/>
+        </w:rPr>
         <w:t>A report omits this qualification: An alert identifies a condition for investigation, not a complete causal explanation. Explain how omitting it could change a reader's interpretation, and write an accurate replacement.</w:t>
       </w:r>
     </w:p>
     <w:p>
-      <w:r>
-        <w:t>For the worked scenario, propose one additional case that could reveal a failure, describe its expected outcome before running it, and explain what would need to remain fixed for a fair comparison. Do not reuse W4 as a new final test after receiving feedback.</w:t>
+      <w:pPr>
+        <w:spacing w:line="336" w:lineRule="auto" w:after="180"/>
+      </w:pPr>
+      <w:r>
+        <w:rPr>
+          <w:b w:val="0"/>
+        </w:rPr>
+        <w:t>For the worked scenario, propose one additional case that could reveal a failure, describe its expected outcome before running it, and explain what would need to remain fixed for a fair comparison.</w:t>
+      </w:r>
+    </w:p>
+    <w:p>
+      <w:pPr>
+        <w:spacing w:line="336" w:lineRule="auto" w:after="180"/>
+      </w:pPr>
+      <w:r>
+        <w:rPr>
+          <w:b w:val="0"/>
+        </w:rPr>
+        <w:t>Do not reuse W4 as a new final test after receiving feedback.</w:t>
       </w:r>
     </w:p>
     <w:p>
@@ -1411,7 +2262,101 @@
     </w:p>
     <w:p>
       <w:r>
-        <w:t>Add a labelled monitoring quality drift evidence sheet to Grounded Learning Service. Show how you can explain the mechanism and terminology of monitoring quality drift. Use the supplied fictional case and keep its inputs, intermediate steps, calculation or prediction, and limitation. Connect this record to last week’s record; a matching answer without a trace is insufficient.</w:t>
+        <w:t>Apply this week’s idea to Grounded Learning Service. Keep an annotated decision and the evidence supporting it.</w:t>
+      </w:r>
+    </w:p>
+    <w:p>
+      <w:pPr>
+        <w:spacing w:line="336" w:lineRule="auto" w:after="180"/>
+      </w:pPr>
+      <w:r>
+        <w:rPr>
+          <w:b w:val="0"/>
+        </w:rPr>
+        <w:t xml:space="preserve">Add a labelled monitoring quality </w:t>
+      </w:r>
+      <w:r>
+        <w:rPr>
+          <w:b/>
+        </w:rPr>
+        <w:t>drift</w:t>
+      </w:r>
+      <w:r>
+        <w:rPr>
+          <w:b w:val="0"/>
+        </w:rPr>
+        <w:t xml:space="preserve"> </w:t>
+      </w:r>
+      <w:r>
+        <w:rPr>
+          <w:b/>
+        </w:rPr>
+        <w:t>evidence</w:t>
+      </w:r>
+      <w:r>
+        <w:rPr>
+          <w:b w:val="0"/>
+        </w:rPr>
+        <w:t xml:space="preserve"> sheet to Grounded Learning Service. Show how you can explain the </w:t>
+      </w:r>
+      <w:r>
+        <w:rPr>
+          <w:b/>
+        </w:rPr>
+        <w:t>mechanism</w:t>
+      </w:r>
+      <w:r>
+        <w:rPr>
+          <w:b w:val="0"/>
+        </w:rPr>
+        <w:t xml:space="preserve"> and terminology of monitoring quality </w:t>
+      </w:r>
+      <w:r>
+        <w:rPr>
+          <w:b/>
+        </w:rPr>
+        <w:t>drift</w:t>
+      </w:r>
+      <w:r>
+        <w:rPr>
+          <w:b w:val="0"/>
+        </w:rPr>
+        <w:t>.</w:t>
+      </w:r>
+    </w:p>
+    <w:p>
+      <w:pPr>
+        <w:spacing w:line="336" w:lineRule="auto" w:after="180"/>
+      </w:pPr>
+      <w:r>
+        <w:rPr>
+          <w:b w:val="0"/>
+        </w:rPr>
+        <w:t xml:space="preserve">Use the supplied fictional case and keep its </w:t>
+      </w:r>
+      <w:r>
+        <w:rPr>
+          <w:b/>
+        </w:rPr>
+        <w:t>input</w:t>
+      </w:r>
+      <w:r>
+        <w:rPr>
+          <w:b w:val="0"/>
+        </w:rPr>
+        <w:t xml:space="preserve">s, intermediate steps, calculation or </w:t>
+      </w:r>
+      <w:r>
+        <w:rPr>
+          <w:b/>
+        </w:rPr>
+        <w:t>prediction</w:t>
+      </w:r>
+      <w:r>
+        <w:rPr>
+          <w:b w:val="0"/>
+        </w:rPr>
+        <w:t>, and limitation. Connect this record to last week’s record; a matching answer without a trace is insufficient.</w:t>
       </w:r>
     </w:p>
     <w:tbl>
@@ -1539,8 +2484,26 @@
       </w:r>
     </w:p>
     <w:p>
-      <w:r>
-        <w:t>For the Grounded Learning Service, retain an annotated trace and the changed-case result. Name the contract or evidence that makes the deciding step valid, so another team can review it.</w:t>
+      <w:pPr>
+        <w:spacing w:line="336" w:lineRule="auto" w:after="180"/>
+      </w:pPr>
+      <w:r>
+        <w:rPr>
+          <w:b w:val="0"/>
+        </w:rPr>
+        <w:t xml:space="preserve">For the Grounded Learning Service, retain an annotated trace and the changed-case result. Name the contract or </w:t>
+      </w:r>
+      <w:r>
+        <w:rPr>
+          <w:b/>
+        </w:rPr>
+        <w:t>evidence</w:t>
+      </w:r>
+      <w:r>
+        <w:rPr>
+          <w:b w:val="0"/>
+        </w:rPr>
+        <w:t xml:space="preserve"> that makes the deciding step valid, so another team can review it.</w:t>
       </w:r>
     </w:p>
     <w:p>
@@ -1553,7 +2516,29 @@
     </w:p>
     <w:p>
       <w:r>
-        <w:t>Complete the supported workbook tasks before attempting W4 independently. Record any hints or help used. After feedback, use the teacher's fresh retry rather than copying the earlier answer. For a project, select a relevant new case, predict the outcome from the declared rule and preserve the result alongside any revision.</w:t>
+        <w:t>Use a genuinely new case for independent evidence. Previously discussed examples remain practice; use the separately named independent case before feedback.</w:t>
+      </w:r>
+    </w:p>
+    <w:p>
+      <w:pPr>
+        <w:spacing w:line="336" w:lineRule="auto" w:after="180"/>
+      </w:pPr>
+      <w:r>
+        <w:rPr>
+          <w:b w:val="0"/>
+        </w:rPr>
+        <w:t>Complete the supported workbook tasks before attempting W4 independently. Record any hints or help used. After feedback, use the teacher's fresh retry rather than copying the earlier answer.</w:t>
+      </w:r>
+    </w:p>
+    <w:p>
+      <w:pPr>
+        <w:spacing w:line="336" w:lineRule="auto" w:after="180"/>
+      </w:pPr>
+      <w:r>
+        <w:rPr>
+          <w:b w:val="0"/>
+        </w:rPr>
+        <w:t>For a project, select a relevant new case, predict the outcome from the declared rule and preserve the result alongside any revision.</w:t>
       </w:r>
     </w:p>
     <w:p>
@@ -1590,8 +2575,25 @@
       </w:r>
     </w:p>
     <w:p>
-      <w:r>
-        <w:t>For the worked scenario, propose one additional case that could reveal a failure, describe its expected outcome before running it, and explain what would need to remain fixed for a fair comparison. Do not reuse W4 as a new final test after receiving feedback.</w:t>
+      <w:pPr>
+        <w:spacing w:line="336" w:lineRule="auto" w:after="180"/>
+      </w:pPr>
+      <w:r>
+        <w:rPr>
+          <w:b w:val="0"/>
+        </w:rPr>
+        <w:t>For the worked scenario, propose one additional case that could reveal a failure, describe its expected outcome before running it, and explain what would need to remain fixed for a fair comparison.</w:t>
+      </w:r>
+    </w:p>
+    <w:p>
+      <w:pPr>
+        <w:spacing w:line="336" w:lineRule="auto" w:after="180"/>
+      </w:pPr>
+      <w:r>
+        <w:rPr>
+          <w:b w:val="0"/>
+        </w:rPr>
+        <w:t>Do not reuse W4 as a new final test after receiving feedback.</w:t>
       </w:r>
     </w:p>
     <w:p>
@@ -1628,6 +2630,11 @@
       </w:pPr>
       <w:r>
         <w:t>13. Study a complete case</w:t>
+      </w:r>
+    </w:p>
+    <w:p>
+      <w:r>
+        <w:t>Revisit the complete Monitoring quality drift case for supported practice. Repeated examples do not become fresh assessments.</w:t>
       </w:r>
     </w:p>
     <w:p>
@@ -1731,8 +2738,26 @@
       </w:r>
     </w:p>
     <w:p>
-      <w:r>
-        <w:t>Follow the input through the stated procedure to its result. Cover the result first, predict it, then explain every intermediate step. The text/table accompanies the figure so the example can be read without colour.</w:t>
+      <w:pPr>
+        <w:spacing w:line="336" w:lineRule="auto" w:after="180"/>
+      </w:pPr>
+      <w:r>
+        <w:rPr>
+          <w:b w:val="0"/>
+        </w:rPr>
+        <w:t xml:space="preserve">Follow the </w:t>
+      </w:r>
+      <w:r>
+        <w:rPr>
+          <w:b/>
+        </w:rPr>
+        <w:t>input</w:t>
+      </w:r>
+      <w:r>
+        <w:rPr>
+          <w:b w:val="0"/>
+        </w:rPr>
+        <w:t xml:space="preserve"> through the stated procedure to its result. Cover the result first, predict it, then explain every intermediate step. The text/table accompanies the figure so the example can be read without colour.</w:t>
       </w:r>
     </w:p>
     <w:p>
@@ -1782,6 +2807,11 @@
       </w:r>
     </w:p>
     <w:p>
+      <w:r>
+        <w:t>Attempt the reserved new case before feedback. Record support; the earlier examples below remain additional practice.</w:t>
+      </w:r>
+    </w:p>
+    <w:p>
       <w:pPr>
         <w:pStyle w:val="Heading3"/>
       </w:pPr>
@@ -1790,8 +2820,26 @@
       </w:r>
     </w:p>
     <w:p>
-      <w:r>
-        <w:t>Window A passes8/10; B passes12/20. Threshold70%. Compare.</w:t>
+      <w:pPr>
+        <w:spacing w:line="336" w:lineRule="auto" w:after="180"/>
+      </w:pPr>
+      <w:r>
+        <w:rPr>
+          <w:b w:val="0"/>
+        </w:rPr>
+        <w:t>Window A passes8/10; B passes12/20. Threshold</w:t>
+      </w:r>
+      <w:r>
+        <w:rPr>
+          <w:b/>
+        </w:rPr>
+        <w:t>70%</w:t>
+      </w:r>
+      <w:r>
+        <w:rPr>
+          <w:b w:val="0"/>
+        </w:rPr>
+        <w:t>. Compare.</w:t>
       </w:r>
     </w:p>
     <w:p>
@@ -1838,7 +2886,13 @@
       </w:r>
     </w:p>
     <w:p>
-      <w:r>
+      <w:pPr>
+        <w:spacing w:line="336" w:lineRule="auto" w:after="180"/>
+      </w:pPr>
+      <w:r>
+        <w:rPr>
+          <w:b w:val="0"/>
+        </w:rPr>
         <w:t>Attempt this case before feedback. Record any help. Earlier examples below are further practice; a case already practised with feedback cannot establish fresh transfer.</w:t>
       </w:r>
     </w:p>
@@ -1851,8 +2905,26 @@
       </w:r>
     </w:p>
     <w:p>
-      <w:r>
-        <w:t>Window A passes8/10; B passes12/20. Threshold70%. Compare.</w:t>
+      <w:pPr>
+        <w:spacing w:line="336" w:lineRule="auto" w:after="180"/>
+      </w:pPr>
+      <w:r>
+        <w:rPr>
+          <w:b w:val="0"/>
+        </w:rPr>
+        <w:t>Window A passes8/10; B passes12/20. Threshold</w:t>
+      </w:r>
+      <w:r>
+        <w:rPr>
+          <w:b/>
+        </w:rPr>
+        <w:t>70%</w:t>
+      </w:r>
+      <w:r>
+        <w:rPr>
+          <w:b w:val="0"/>
+        </w:rPr>
+        <w:t>. Compare.</w:t>
       </w:r>
     </w:p>
     <w:p>
@@ -1904,7 +2976,13 @@
       </w:r>
     </w:p>
     <w:p>
-      <w:r>
+      <w:pPr>
+        <w:spacing w:line="336" w:lineRule="auto" w:after="180"/>
+      </w:pPr>
+      <w:r>
+        <w:rPr>
+          <w:b w:val="0"/>
+        </w:rPr>
         <w:t>Record support used: none, hint or teacher explanation. After feedback, a different case is needed to demonstrate independence.</w:t>
       </w:r>
     </w:p>
@@ -1917,8 +2995,25 @@
       </w:r>
     </w:p>
     <w:p>
-      <w:r>
-        <w:t>Attempt the independent case before hints. Record whether you worked alone, used a hint or followed a model. After feedback, fix the first unsupported step and explain why it changed. A later check uses a changed case, not a copied answer.</w:t>
+      <w:pPr>
+        <w:spacing w:line="336" w:lineRule="auto" w:after="180"/>
+      </w:pPr>
+      <w:r>
+        <w:rPr>
+          <w:b w:val="0"/>
+        </w:rPr>
+        <w:t>Attempt the independent case before hints. Record whether you worked alone, used a hint or followed a model. After feedback, fix the first unsupported step and explain why it changed.</w:t>
+      </w:r>
+    </w:p>
+    <w:p>
+      <w:pPr>
+        <w:spacing w:line="336" w:lineRule="auto" w:after="180"/>
+      </w:pPr>
+      <w:r>
+        <w:rPr>
+          <w:b w:val="0"/>
+        </w:rPr>
+        <w:t>A later check uses a changed case, not a copied answer.</w:t>
       </w:r>
     </w:p>
     <w:p>
@@ -1931,6 +3026,17 @@
     </w:p>
     <w:p>
       <w:r>
+        <w:t>Use this map to navigate Monitoring quality drift, connect the goals to tasks and keep one evidence record for each attempt.</w:t>
+      </w:r>
+    </w:p>
+    <w:p>
+      <w:pPr>
+        <w:spacing w:line="336" w:lineRule="auto" w:after="180"/>
+      </w:pPr>
+      <w:r>
+        <w:rPr>
+          <w:b w:val="0"/>
+        </w:rPr>
         <w:t>Start with this question: Monitor separate question slices. A service uses the same rubric on clear and ambiguous questions in two recorded weeks.</w:t>
       </w:r>
     </w:p>
@@ -2037,13 +3143,61 @@
       </w:tr>
     </w:tbl>
     <w:p>
-      <w:r>
-        <w:t>Remember → watch and explain → try with help → investigate → try independently → keep project evidence. Your teacher may spread this lesson across several classes.</w:t>
-      </w:r>
-    </w:p>
-    <w:p>
-      <w:r>
-        <w:t>Keep your first prediction. Compare it with what the evidence shows and explain any change.</w:t>
+      <w:pPr>
+        <w:spacing w:line="336" w:lineRule="auto" w:after="180"/>
+      </w:pPr>
+      <w:r>
+        <w:rPr>
+          <w:b w:val="0"/>
+        </w:rPr>
+        <w:t xml:space="preserve">Remember → watch and explain → try with help → investigate → try independently → keep project </w:t>
+      </w:r>
+      <w:r>
+        <w:rPr>
+          <w:b/>
+        </w:rPr>
+        <w:t>evidence</w:t>
+      </w:r>
+      <w:r>
+        <w:rPr>
+          <w:b w:val="0"/>
+        </w:rPr>
+        <w:t>. Your teacher may spread this lesson across several classes.</w:t>
+      </w:r>
+    </w:p>
+    <w:p>
+      <w:pPr>
+        <w:spacing w:line="336" w:lineRule="auto" w:after="180"/>
+      </w:pPr>
+      <w:r>
+        <w:rPr>
+          <w:b w:val="0"/>
+        </w:rPr>
+        <w:t xml:space="preserve">Keep your first </w:t>
+      </w:r>
+      <w:r>
+        <w:rPr>
+          <w:b/>
+        </w:rPr>
+        <w:t>prediction</w:t>
+      </w:r>
+      <w:r>
+        <w:rPr>
+          <w:b w:val="0"/>
+        </w:rPr>
+        <w:t xml:space="preserve">. Compare it with what the </w:t>
+      </w:r>
+      <w:r>
+        <w:rPr>
+          <w:b/>
+        </w:rPr>
+        <w:t>evidence</w:t>
+      </w:r>
+      <w:r>
+        <w:rPr>
+          <w:b w:val="0"/>
+        </w:rPr>
+        <w:t xml:space="preserve"> shows and explain any change.</w:t>
       </w:r>
     </w:p>
     <w:p>
@@ -2056,7 +3210,36 @@
     </w:p>
     <w:p>
       <w:r>
-        <w:t>Close your notes. Explain this goal in your own words: Explain the mechanism and terminology of monitoring quality drift</w:t>
+        <w:t>Explain Monitoring quality drift without notes, identify a remaining question and plan a later check with a changed case.</w:t>
+      </w:r>
+    </w:p>
+    <w:p>
+      <w:pPr>
+        <w:spacing w:line="336" w:lineRule="auto" w:after="180"/>
+      </w:pPr>
+      <w:r>
+        <w:rPr>
+          <w:b w:val="0"/>
+        </w:rPr>
+        <w:t xml:space="preserve">Close your notes. Explain this goal in your own words: Explain the </w:t>
+      </w:r>
+      <w:r>
+        <w:rPr>
+          <w:b/>
+        </w:rPr>
+        <w:t>mechanism</w:t>
+      </w:r>
+      <w:r>
+        <w:rPr>
+          <w:b w:val="0"/>
+        </w:rPr>
+        <w:t xml:space="preserve"> and terminology of monitoring quality </w:t>
+      </w:r>
+      <w:r>
+        <w:rPr>
+          <w:b/>
+        </w:rPr>
+        <w:t>drift</w:t>
       </w:r>
     </w:p>
     <w:p>
@@ -2093,13 +3276,61 @@
       </w:r>
     </w:p>
     <w:p>
-      <w:r>
-        <w:t>If you are unsure, return to the worked picture and explain one arrow. If you are ready, change an input or assumption and justify your prediction.</w:t>
-      </w:r>
-    </w:p>
-    <w:p>
-      <w:r>
-        <w:t>Save your workbook evidence. At the next review, try a different case before opening your old answer.</w:t>
+      <w:pPr>
+        <w:spacing w:line="336" w:lineRule="auto" w:after="180"/>
+      </w:pPr>
+      <w:r>
+        <w:rPr>
+          <w:b w:val="0"/>
+        </w:rPr>
+        <w:t xml:space="preserve">If you are unsure, return to the worked picture and explain one arrow. If you are ready, change an </w:t>
+      </w:r>
+      <w:r>
+        <w:rPr>
+          <w:b/>
+        </w:rPr>
+        <w:t>input</w:t>
+      </w:r>
+      <w:r>
+        <w:rPr>
+          <w:b w:val="0"/>
+        </w:rPr>
+        <w:t xml:space="preserve"> or assumption and justify your </w:t>
+      </w:r>
+      <w:r>
+        <w:rPr>
+          <w:b/>
+        </w:rPr>
+        <w:t>prediction</w:t>
+      </w:r>
+      <w:r>
+        <w:rPr>
+          <w:b w:val="0"/>
+        </w:rPr>
+        <w:t>.</w:t>
+      </w:r>
+    </w:p>
+    <w:p>
+      <w:pPr>
+        <w:spacing w:line="336" w:lineRule="auto" w:after="180"/>
+      </w:pPr>
+      <w:r>
+        <w:rPr>
+          <w:b w:val="0"/>
+        </w:rPr>
+        <w:t xml:space="preserve">Save your workbook </w:t>
+      </w:r>
+      <w:r>
+        <w:rPr>
+          <w:b/>
+        </w:rPr>
+        <w:t>evidence</w:t>
+      </w:r>
+      <w:r>
+        <w:rPr>
+          <w:b w:val="0"/>
+        </w:rPr>
+        <w:t>. At the next review, try a different case before opening your old answer.</w:t>
       </w:r>
     </w:p>
     <w:p>
@@ -2112,11 +3343,28 @@
     </w:p>
     <w:p>
       <w:r>
+        <w:t>Attempt supported questions before using hints or feedback. Review a missing building block, then keep the completed work.</w:t>
+      </w:r>
+    </w:p>
+    <w:p>
+      <w:pPr>
+        <w:spacing w:line="336" w:lineRule="auto" w:after="180"/>
+      </w:pPr>
+      <w:r>
+        <w:rPr>
+          <w:b w:val="0"/>
+        </w:rPr>
         <w:t>Use this supported practice once, in the browser or on paper. Keep the reserved independent assessment for a separate first attempt before teacher feedback.</w:t>
       </w:r>
     </w:p>
     <w:p>
-      <w:r>
+      <w:pPr>
+        <w:spacing w:line="336" w:lineRule="auto" w:after="180"/>
+      </w:pPr>
+      <w:r>
+        <w:rPr>
+          <w:b w:val="0"/>
+        </w:rPr>
         <w:t>Monitor separate question slices. A service uses the same rubric on clear and ambiguous questions in two recorded weeks.</w:t>
       </w:r>
     </w:p>
@@ -2129,22 +3377,49 @@
       </w:r>
     </w:p>
     <w:p>
-      <w:r>
+      <w:pPr>
+        <w:spacing w:line="336" w:lineRule="auto" w:after="180"/>
+      </w:pPr>
+      <w:r>
+        <w:rPr>
+          <w:b w:val="0"/>
+        </w:rPr>
         <w:t>Which labelled step matches this detail? Inspect that slice’s failures before selecting a repair.</w:t>
       </w:r>
     </w:p>
     <w:p>
-      <w:r>
+      <w:pPr>
+        <w:spacing w:line="336" w:lineRule="auto" w:after="180"/>
+        <w:shd w:fill="F4F9FC"/>
+      </w:pPr>
+      <w:r>
+        <w:rPr>
+          <w:b w:val="0"/>
+        </w:rPr>
         <w:t>1. Compute totals</w:t>
       </w:r>
     </w:p>
     <w:p>
-      <w:r>
+      <w:pPr>
+        <w:spacing w:line="336" w:lineRule="auto" w:after="180"/>
+        <w:shd w:fill="F4F9FC"/>
+      </w:pPr>
+      <w:r>
+        <w:rPr>
+          <w:b w:val="0"/>
+        </w:rPr>
         <w:t>2. Investigate ambiguity</w:t>
       </w:r>
     </w:p>
     <w:p>
-      <w:r>
+      <w:pPr>
+        <w:spacing w:line="336" w:lineRule="auto" w:after="180"/>
+        <w:shd w:fill="F4F9FC"/>
+      </w:pPr>
+      <w:r>
+        <w:rPr>
+          <w:b w:val="0"/>
+        </w:rPr>
         <w:t>3. Compute slice rates</w:t>
       </w:r>
     </w:p>
@@ -2182,41 +3457,143 @@
       </w:r>
     </w:p>
     <w:p>
-      <w:r>
+      <w:pPr>
+        <w:pStyle w:val="Heading3"/>
+      </w:pPr>
+      <w:r>
+        <w:t>Hint · try first</w:t>
+      </w:r>
+    </w:p>
+    <w:p>
+      <w:pPr>
+        <w:spacing w:line="336" w:lineRule="auto" w:after="180"/>
+        <w:shd w:fill="F1F6F8"/>
+      </w:pPr>
+      <w:r>
+        <w:rPr>
+          <w:b w:val="0"/>
+        </w:rPr>
         <w:t>Hint if needed: Read the steps in the pictorial case. Match the supplied detail to the stage that performs or records it.</w:t>
       </w:r>
     </w:p>
     <w:p>
-      <w:r>
-        <w:t>After your attempt, compare with the supported explanation: Investigate ambiguity Inspect that slice’s failures before selecting a repair. Slice monitoring exposes changes hidden by common easy questions. Retain each denominator and compare the measurement conditions.</w:t>
-      </w:r>
-    </w:p>
-    <w:p>
       <w:pPr>
         <w:pStyle w:val="Heading3"/>
       </w:pPr>
       <w:r>
+        <w:t>Feedback · compare after trying</w:t>
+      </w:r>
+    </w:p>
+    <w:p>
+      <w:pPr>
+        <w:spacing w:line="336" w:lineRule="auto" w:after="180"/>
+        <w:shd w:fill="F1F6FC"/>
+      </w:pPr>
+      <w:r>
+        <w:rPr>
+          <w:b w:val="0"/>
+        </w:rPr>
+        <w:t>After your attempt, compare with the supported explanation: Investigate ambiguity Inspect that slice’s failures before selecting a repair. Slice monitoring exposes changes hidden by common easy questions.</w:t>
+      </w:r>
+    </w:p>
+    <w:p>
+      <w:pPr>
+        <w:spacing w:line="336" w:lineRule="auto" w:after="180"/>
+        <w:shd w:fill="F1F6FC"/>
+      </w:pPr>
+      <w:r>
+        <w:rPr>
+          <w:b w:val="0"/>
+        </w:rPr>
+        <w:t>Retain each denominator and compare the measurement conditions.</w:t>
+      </w:r>
+    </w:p>
+    <w:p>
+      <w:pPr>
+        <w:pStyle w:val="Heading3"/>
+      </w:pPr>
+      <w:r>
         <w:t>Practice 2: explain the deciding evidence</w:t>
       </w:r>
     </w:p>
     <w:p>
-      <w:r>
+      <w:pPr>
+        <w:pStyle w:val="Heading3"/>
+      </w:pPr>
+      <w:r>
+        <w:t>Changed case · predict first</w:t>
+      </w:r>
+    </w:p>
+    <w:p>
+      <w:pPr>
+        <w:spacing w:line="336" w:lineRule="auto" w:after="180"/>
+        <w:shd w:fill="F5F1FB"/>
+      </w:pPr>
+      <w:r>
+        <w:rPr>
+          <w:b w:val="0"/>
+        </w:rPr>
         <w:t>Changed-case practice: Week B has no ambiguous questions. Which conclusion is supported by the supplied facts?</w:t>
       </w:r>
     </w:p>
     <w:p>
-      <w:r>
+      <w:pPr>
+        <w:spacing w:line="336" w:lineRule="auto" w:after="180"/>
+        <w:shd w:fill="F4F9FC"/>
+      </w:pPr>
+      <w:r>
+        <w:rPr>
+          <w:b w:val="0"/>
+        </w:rPr>
         <w:t>1. That slice is unmeasured, not perfectly correct.</w:t>
       </w:r>
     </w:p>
     <w:p>
-      <w:r>
-        <w:t>2. We can decide the result without examining the changed input or the procedure.</w:t>
-      </w:r>
-    </w:p>
-    <w:p>
-      <w:r>
-        <w:t>3. This one example guarantees correct results for every future input.</w:t>
+      <w:pPr>
+        <w:spacing w:line="336" w:lineRule="auto" w:after="180"/>
+        <w:shd w:fill="F4F9FC"/>
+      </w:pPr>
+      <w:r>
+        <w:rPr>
+          <w:b w:val="0"/>
+        </w:rPr>
+        <w:t xml:space="preserve">2. We can decide the result without examining the changed </w:t>
+      </w:r>
+      <w:r>
+        <w:rPr>
+          <w:b/>
+        </w:rPr>
+        <w:t>input</w:t>
+      </w:r>
+      <w:r>
+        <w:rPr>
+          <w:b w:val="0"/>
+        </w:rPr>
+        <w:t xml:space="preserve"> or the procedure.</w:t>
+      </w:r>
+    </w:p>
+    <w:p>
+      <w:pPr>
+        <w:spacing w:line="336" w:lineRule="auto" w:after="180"/>
+        <w:shd w:fill="F4F9FC"/>
+      </w:pPr>
+      <w:r>
+        <w:rPr>
+          <w:b w:val="0"/>
+        </w:rPr>
+        <w:t xml:space="preserve">3. This one example guarantees correct results for every future </w:t>
+      </w:r>
+      <w:r>
+        <w:rPr>
+          <w:b/>
+        </w:rPr>
+        <w:t>input</w:t>
+      </w:r>
+      <w:r>
+        <w:rPr>
+          <w:b w:val="0"/>
+        </w:rPr>
+        <w:t>.</w:t>
       </w:r>
     </w:p>
     <w:p>
@@ -2253,36 +3630,177 @@
       </w:r>
     </w:p>
     <w:p>
-      <w:r>
+      <w:pPr>
+        <w:pStyle w:val="Heading3"/>
+      </w:pPr>
+      <w:r>
+        <w:t>Hint · try first</w:t>
+      </w:r>
+    </w:p>
+    <w:p>
+      <w:pPr>
+        <w:spacing w:line="336" w:lineRule="auto" w:after="180"/>
+        <w:shd w:fill="F1F6F8"/>
+      </w:pPr>
+      <w:r>
+        <w:rPr>
+          <w:b w:val="0"/>
+        </w:rPr>
         <w:t>Hint if needed: Use the changed condition and the deciding step in the pictorial trace. The answer must say what follows from those facts.</w:t>
       </w:r>
     </w:p>
     <w:p>
-      <w:r>
-        <w:t>After your attempt, compare with the supported explanation: That slice is unmeasured, not perfectly correct. No observations means no rate can be calculated for it.</w:t>
-      </w:r>
-    </w:p>
-    <w:p>
       <w:pPr>
         <w:pStyle w:val="Heading3"/>
       </w:pPr>
       <w:r>
+        <w:t>Feedback · compare after trying</w:t>
+      </w:r>
+    </w:p>
+    <w:p>
+      <w:pPr>
+        <w:spacing w:line="336" w:lineRule="auto" w:after="180"/>
+        <w:shd w:fill="F1F6FC"/>
+      </w:pPr>
+      <w:r>
+        <w:rPr>
+          <w:b w:val="0"/>
+        </w:rPr>
+        <w:t xml:space="preserve">After your attempt, compare with the supported explanation: That slice is unmeasured, not perfectly correct. No </w:t>
+      </w:r>
+      <w:r>
+        <w:rPr>
+          <w:b/>
+        </w:rPr>
+        <w:t>observation</w:t>
+      </w:r>
+      <w:r>
+        <w:rPr>
+          <w:b w:val="0"/>
+        </w:rPr>
+        <w:t>s means no rate can be calculated for it.</w:t>
+      </w:r>
+    </w:p>
+    <w:p>
+      <w:pPr>
+        <w:pStyle w:val="Heading3"/>
+      </w:pPr>
+      <w:r>
         <w:t>Repair a missing building block</w:t>
       </w:r>
     </w:p>
     <w:p>
-      <w:r>
-        <w:t>Review Release and rollback (ai-6/24). Goal: Explain the mechanism and terminology of release and rollback. Short practice: Compute A’s and B’s correctness percentages. Why is B still blocked, and does passing a fresh privacy check automatically satisfy every release gate?. Return to this week and explain what you changed.</w:t>
-      </w:r>
-    </w:p>
-    <w:p>
-      <w:r>
-        <w:t>Review Queues and asynchronous work (ai-6/22). Goal: Explain the mechanism and terminology of queues and asynchronous work. Short practice: Explain what the queued J12 submission response proves and what it does not. Which event permits succeeded status, and what status is honest after a worker crash?. Return to this week and explain what you changed.</w:t>
-      </w:r>
-    </w:p>
-    <w:p>
-      <w:r>
-        <w:t>Review Sandboxing and resource limits (ai-6/19). Goal: Explain the mechanism and terminology of sandboxing and resource limits. Short practice: Check A against both resource limits and B against network isolation. Why must A stop after three seconds even if its output remains only 2 MB?. Return to this week and explain what you changed.</w:t>
+      <w:pPr>
+        <w:spacing w:line="336" w:lineRule="auto" w:after="180"/>
+      </w:pPr>
+      <w:r>
+        <w:rPr>
+          <w:b w:val="0"/>
+        </w:rPr>
+        <w:t xml:space="preserve">Review Release and rollback (ai-6/24). Goal: Explain the </w:t>
+      </w:r>
+      <w:r>
+        <w:rPr>
+          <w:b/>
+        </w:rPr>
+        <w:t>mechanism</w:t>
+      </w:r>
+      <w:r>
+        <w:rPr>
+          <w:b w:val="0"/>
+        </w:rPr>
+        <w:t xml:space="preserve"> and terminology of release and rollback. Short practice: Compute A’s and B’s correctness percentages.</w:t>
+      </w:r>
+    </w:p>
+    <w:p>
+      <w:pPr>
+        <w:spacing w:line="336" w:lineRule="auto" w:after="180"/>
+      </w:pPr>
+      <w:r>
+        <w:rPr>
+          <w:b w:val="0"/>
+        </w:rPr>
+        <w:t>Why is B still blocked, and does passing a fresh privacy check automatically satisfy every release gate?. Return to this week and explain what you changed.</w:t>
+      </w:r>
+    </w:p>
+    <w:p>
+      <w:pPr>
+        <w:spacing w:line="336" w:lineRule="auto" w:after="180"/>
+      </w:pPr>
+      <w:r>
+        <w:rPr>
+          <w:b w:val="0"/>
+        </w:rPr>
+        <w:t xml:space="preserve">Review Queues and asynchronous work (ai-6/22). Goal: Explain the </w:t>
+      </w:r>
+      <w:r>
+        <w:rPr>
+          <w:b/>
+        </w:rPr>
+        <w:t>mechanism</w:t>
+      </w:r>
+      <w:r>
+        <w:rPr>
+          <w:b w:val="0"/>
+        </w:rPr>
+        <w:t xml:space="preserve"> and terminology of queues and asynchronous work. Short practice: Explain what the queued J12 submission response proves and what it does not.</w:t>
+      </w:r>
+    </w:p>
+    <w:p>
+      <w:pPr>
+        <w:spacing w:line="336" w:lineRule="auto" w:after="180"/>
+      </w:pPr>
+      <w:r>
+        <w:rPr>
+          <w:b w:val="0"/>
+        </w:rPr>
+        <w:t>Which event permits succeeded status, and what status is honest after a worker crash?. Return to this week and explain what you changed.</w:t>
+      </w:r>
+    </w:p>
+    <w:p>
+      <w:pPr>
+        <w:spacing w:line="336" w:lineRule="auto" w:after="180"/>
+      </w:pPr>
+      <w:r>
+        <w:rPr>
+          <w:b w:val="0"/>
+        </w:rPr>
+        <w:t xml:space="preserve">Review Sandboxing and resource limits (ai-6/19). Goal: Explain the </w:t>
+      </w:r>
+      <w:r>
+        <w:rPr>
+          <w:b/>
+        </w:rPr>
+        <w:t>mechanism</w:t>
+      </w:r>
+      <w:r>
+        <w:rPr>
+          <w:b w:val="0"/>
+        </w:rPr>
+        <w:t xml:space="preserve"> and terminology of sandboxing and resource limits. Short practice: Check A against both resource limits and B against network isolation.</w:t>
+      </w:r>
+    </w:p>
+    <w:p>
+      <w:pPr>
+        <w:spacing w:line="336" w:lineRule="auto" w:after="180"/>
+      </w:pPr>
+      <w:r>
+        <w:rPr>
+          <w:b w:val="0"/>
+        </w:rPr>
+        <w:t xml:space="preserve">Why must A stop after three seconds even if its </w:t>
+      </w:r>
+      <w:r>
+        <w:rPr>
+          <w:b/>
+        </w:rPr>
+        <w:t>output</w:t>
+      </w:r>
+      <w:r>
+        <w:rPr>
+          <w:b w:val="0"/>
+        </w:rPr>
+        <w:t xml:space="preserve"> remains only 2 MB?. Return to this week and explain what you changed.</w:t>
       </w:r>
     </w:p>
     <w:p>
@@ -2294,8 +3812,568 @@
       </w:r>
     </w:p>
     <w:p>
-      <w:r>
-        <w:t>Use Download completed work in the hosted lesson to export your answers, reflections, practice feedback and code-run evidence. Open the HTML copy to read or print it. Drafts stay in this browser when storage is available; clear drafts on a shared device.</w:t>
+      <w:pPr>
+        <w:spacing w:line="336" w:lineRule="auto" w:after="180"/>
+      </w:pPr>
+      <w:r>
+        <w:rPr>
+          <w:b w:val="0"/>
+        </w:rPr>
+        <w:t xml:space="preserve">Use Download completed work in the hosted lesson to export your answers, reflections, practice feedback and code-run </w:t>
+      </w:r>
+      <w:r>
+        <w:rPr>
+          <w:b/>
+        </w:rPr>
+        <w:t>evidence</w:t>
+      </w:r>
+      <w:r>
+        <w:rPr>
+          <w:b w:val="0"/>
+        </w:rPr>
+        <w:t>. Open the HTML copy to read or print it.</w:t>
+      </w:r>
+    </w:p>
+    <w:p>
+      <w:pPr>
+        <w:spacing w:line="336" w:lineRule="auto" w:after="180"/>
+      </w:pPr>
+      <w:r>
+        <w:rPr>
+          <w:b w:val="0"/>
+        </w:rPr>
+        <w:t>Drafts stay in this browser when storage is available; clear drafts on a shared device.</w:t>
+      </w:r>
+    </w:p>
+    <w:p>
+      <w:pPr>
+        <w:pStyle w:val="Heading1"/>
+      </w:pPr>
+      <w:r>
+        <w:t>18. Visual concept journey</w:t>
+      </w:r>
+    </w:p>
+    <w:p>
+      <w:r>
+        <w:t>Explain each Monitoring quality drift graphic using its labels, deciding evidence and relevant limitation.</w:t>
+      </w:r>
+    </w:p>
+    <w:p>
+      <w:pPr>
+        <w:pStyle w:val="Heading3"/>
+      </w:pPr>
+      <w:r>
+        <w:t>01. Monitoring quality drift: the case</w:t>
+      </w:r>
+    </w:p>
+    <w:p>
+      <w:r>
+        <w:drawing>
+          <wp:inline xmlns:a="http://schemas.openxmlformats.org/drawingml/2006/main" xmlns:pic="http://schemas.openxmlformats.org/drawingml/2006/picture">
+            <wp:extent cx="5486400" cy="2834640"/>
+            <wp:docPr id="3" name="Picture 3" descr="Monitor separate question slices. A service uses the same rubric on clear and ambiguous questions in two recorded weeks. Supplied facts: A: clear 18/20, ambiguous 8/10. B: clear 19/20, ambiguous 4/10."/>
+            <wp:cNvGraphicFramePr>
+              <a:graphicFrameLocks noChangeAspect="1"/>
+            </wp:cNvGraphicFramePr>
+            <a:graphic>
+              <a:graphicData uri="http://schemas.openxmlformats.org/drawingml/2006/picture">
+                <pic:pic>
+                  <pic:nvPicPr>
+                    <pic:cNvPr id="0" name="academy-story-ai-6-25-01.png"/>
+                    <pic:cNvPicPr/>
+                  </pic:nvPicPr>
+                  <pic:blipFill>
+                    <a:blip r:embed="rId11"/>
+                    <a:stretch>
+                      <a:fillRect/>
+                    </a:stretch>
+                  </pic:blipFill>
+                  <pic:spPr>
+                    <a:xfrm>
+                      <a:off x="0" y="0"/>
+                      <a:ext cx="5486400" cy="2834640"/>
+                    </a:xfrm>
+                    <a:prstGeom prst="rect"/>
+                  </pic:spPr>
+                </pic:pic>
+              </a:graphicData>
+            </a:graphic>
+          </wp:inline>
+        </w:drawing>
+      </w:r>
+    </w:p>
+    <w:p>
+      <w:pPr>
+        <w:spacing w:line="336" w:lineRule="auto" w:after="180"/>
+      </w:pPr>
+      <w:r>
+        <w:rPr>
+          <w:b w:val="0"/>
+        </w:rPr>
+        <w:t>Monitor separate question slices. A service uses the same rubric on clear and ambiguous questions in two recorded weeks. Supplied facts: A: clear 18/20, ambiguous 8/10. B: clear 19/20, ambiguous 4/10.</w:t>
+      </w:r>
+    </w:p>
+    <w:p>
+      <w:pPr>
+        <w:spacing w:line="336" w:lineRule="auto" w:after="180"/>
+        <w:shd w:fill="F5F1FB"/>
+      </w:pPr>
+      <w:r>
+        <w:rPr>
+          <w:b w:val="0"/>
+        </w:rPr>
+        <w:t>Point to the given fact that matters most. Explain why it matters.</w:t>
+      </w:r>
+    </w:p>
+    <w:p>
+      <w:pPr>
+        <w:pStyle w:val="Heading3"/>
+      </w:pPr>
+      <w:r>
+        <w:t>02. Follow the deciding steps</w:t>
+      </w:r>
+    </w:p>
+    <w:p>
+      <w:r>
+        <w:drawing>
+          <wp:inline xmlns:a="http://schemas.openxmlformats.org/drawingml/2006/main" xmlns:pic="http://schemas.openxmlformats.org/drawingml/2006/picture">
+            <wp:extent cx="5486400" cy="3182112"/>
+            <wp:docPr id="4" name="Picture 4" descr="Compute slice rates: Clear rises 90%→95%; ambiguous falls 80%→40%. → Compute totals: A is 26/30; B is 23/30 correct. → Investigate ambiguity: Inspect that slice’s failures before selecting a repair."/>
+            <wp:cNvGraphicFramePr>
+              <a:graphicFrameLocks noChangeAspect="1"/>
+            </wp:cNvGraphicFramePr>
+            <a:graphic>
+              <a:graphicData uri="http://schemas.openxmlformats.org/drawingml/2006/picture">
+                <pic:pic>
+                  <pic:nvPicPr>
+                    <pic:cNvPr id="0" name="academy-story-ai-6-25-02.png"/>
+                    <pic:cNvPicPr/>
+                  </pic:nvPicPr>
+                  <pic:blipFill>
+                    <a:blip r:embed="rId12"/>
+                    <a:stretch>
+                      <a:fillRect/>
+                    </a:stretch>
+                  </pic:blipFill>
+                  <pic:spPr>
+                    <a:xfrm>
+                      <a:off x="0" y="0"/>
+                      <a:ext cx="5486400" cy="3182112"/>
+                    </a:xfrm>
+                    <a:prstGeom prst="rect"/>
+                  </pic:spPr>
+                </pic:pic>
+              </a:graphicData>
+            </a:graphic>
+          </wp:inline>
+        </w:drawing>
+      </w:r>
+    </w:p>
+    <w:p>
+      <w:pPr>
+        <w:spacing w:line="336" w:lineRule="auto" w:after="180"/>
+      </w:pPr>
+      <w:r>
+        <w:rPr>
+          <w:b w:val="0"/>
+        </w:rPr>
+        <w:t xml:space="preserve">Compute slice rates: Clear rises 90%→95%; ambiguous falls </w:t>
+      </w:r>
+      <w:r>
+        <w:rPr>
+          <w:b/>
+        </w:rPr>
+        <w:t>80%</w:t>
+      </w:r>
+      <w:r>
+        <w:rPr>
+          <w:b w:val="0"/>
+        </w:rPr>
+        <w:t>→40%. → Compute totals: A is 26/30; B is 23/30 correct. → Investigate ambiguity: Inspect that slice’s failures before selecting a repair.</w:t>
+      </w:r>
+    </w:p>
+    <w:p>
+      <w:pPr>
+        <w:spacing w:line="336" w:lineRule="auto" w:after="180"/>
+        <w:shd w:fill="F5F1FB"/>
+      </w:pPr>
+      <w:r>
+        <w:rPr>
+          <w:b w:val="0"/>
+        </w:rPr>
+        <w:t xml:space="preserve">Point to each numbered stage and explain which recorded </w:t>
+      </w:r>
+      <w:r>
+        <w:rPr>
+          <w:b/>
+        </w:rPr>
+        <w:t>input</w:t>
+      </w:r>
+      <w:r>
+        <w:rPr>
+          <w:b w:val="0"/>
+        </w:rPr>
+        <w:t xml:space="preserve"> it uses.</w:t>
+      </w:r>
+    </w:p>
+    <w:p>
+      <w:pPr>
+        <w:pStyle w:val="Heading3"/>
+      </w:pPr>
+      <w:r>
+        <w:t>03. Quality slices: retain denominators</w:t>
+      </w:r>
+    </w:p>
+    <w:p>
+      <w:r>
+        <w:drawing>
+          <wp:inline xmlns:a="http://schemas.openxmlformats.org/drawingml/2006/main" xmlns:pic="http://schemas.openxmlformats.org/drawingml/2006/picture">
+            <wp:extent cx="5486400" cy="3096768"/>
+            <wp:docPr id="5" name="Picture 5" descr="Quality slices: retain denominators. Week A: Clear correct = 18, Clear total = 20, Ambiguous correct = 8, Ambiguous total = 10. Week B: Clear correct = 19, Clear total = 20, Ambiguous correct = 4, Ambiguous total = 10."/>
+            <wp:cNvGraphicFramePr>
+              <a:graphicFrameLocks noChangeAspect="1"/>
+            </wp:cNvGraphicFramePr>
+            <a:graphic>
+              <a:graphicData uri="http://schemas.openxmlformats.org/drawingml/2006/picture">
+                <pic:pic>
+                  <pic:nvPicPr>
+                    <pic:cNvPr id="0" name="academy-story-ai-6-25-03.png"/>
+                    <pic:cNvPicPr/>
+                  </pic:nvPicPr>
+                  <pic:blipFill>
+                    <a:blip r:embed="rId13"/>
+                    <a:stretch>
+                      <a:fillRect/>
+                    </a:stretch>
+                  </pic:blipFill>
+                  <pic:spPr>
+                    <a:xfrm>
+                      <a:off x="0" y="0"/>
+                      <a:ext cx="5486400" cy="3096768"/>
+                    </a:xfrm>
+                    <a:prstGeom prst="rect"/>
+                  </pic:spPr>
+                </pic:pic>
+              </a:graphicData>
+            </a:graphic>
+          </wp:inline>
+        </w:drawing>
+      </w:r>
+    </w:p>
+    <w:p>
+      <w:pPr>
+        <w:spacing w:line="336" w:lineRule="auto" w:after="180"/>
+      </w:pPr>
+      <w:r>
+        <w:rPr>
+          <w:b w:val="0"/>
+        </w:rPr>
+        <w:t>Quality slices: retain denominators. Week A: Clear correct = 18, Clear total = 20, Ambiguous correct = 8, Ambiguous total = 10. Week B: Clear correct = 19, Clear total = 20, Ambiguous correct = 4, Ambiguous total = 10.</w:t>
+      </w:r>
+    </w:p>
+    <w:p>
+      <w:pPr>
+        <w:spacing w:line="336" w:lineRule="auto" w:after="180"/>
+        <w:shd w:fill="F5F1FB"/>
+      </w:pPr>
+      <w:r>
+        <w:rPr>
+          <w:b w:val="0"/>
+        </w:rPr>
+        <w:t>Read the labels and values. Explain the relationship the model shows.</w:t>
+      </w:r>
+    </w:p>
+    <w:p>
+      <w:pPr>
+        <w:pStyle w:val="Heading3"/>
+      </w:pPr>
+      <w:r>
+        <w:t>04. Change one thing. Trace what follows.</w:t>
+      </w:r>
+    </w:p>
+    <w:p>
+      <w:r>
+        <w:drawing>
+          <wp:inline xmlns:a="http://schemas.openxmlformats.org/drawingml/2006/main" xmlns:pic="http://schemas.openxmlformats.org/drawingml/2006/picture">
+            <wp:extent cx="5486400" cy="3026664"/>
+            <wp:docPr id="6" name="Picture 6" descr="Original case: Inspect that slice’s failures before selecting a repair. Changed condition: Week B has no ambiguous questions. Expected result: That slice is unmeasured, not perfectly correct. Reason: No observations means no rate can be calculated for it."/>
+            <wp:cNvGraphicFramePr>
+              <a:graphicFrameLocks noChangeAspect="1"/>
+            </wp:cNvGraphicFramePr>
+            <a:graphic>
+              <a:graphicData uri="http://schemas.openxmlformats.org/drawingml/2006/picture">
+                <pic:pic>
+                  <pic:nvPicPr>
+                    <pic:cNvPr id="0" name="academy-story-ai-6-25-04.png"/>
+                    <pic:cNvPicPr/>
+                  </pic:nvPicPr>
+                  <pic:blipFill>
+                    <a:blip r:embed="rId14"/>
+                    <a:stretch>
+                      <a:fillRect/>
+                    </a:stretch>
+                  </pic:blipFill>
+                  <pic:spPr>
+                    <a:xfrm>
+                      <a:off x="0" y="0"/>
+                      <a:ext cx="5486400" cy="3026664"/>
+                    </a:xfrm>
+                    <a:prstGeom prst="rect"/>
+                  </pic:spPr>
+                </pic:pic>
+              </a:graphicData>
+            </a:graphic>
+          </wp:inline>
+        </w:drawing>
+      </w:r>
+    </w:p>
+    <w:p>
+      <w:pPr>
+        <w:spacing w:line="336" w:lineRule="auto" w:after="180"/>
+      </w:pPr>
+      <w:r>
+        <w:rPr>
+          <w:b w:val="0"/>
+        </w:rPr>
+        <w:t>Original case: Inspect that slice’s failures before selecting a repair. Changed condition: Week B has no ambiguous questions. Expected result: That slice is unmeasured, not perfectly correct.</w:t>
+      </w:r>
+    </w:p>
+    <w:p>
+      <w:pPr>
+        <w:spacing w:line="336" w:lineRule="auto" w:after="180"/>
+      </w:pPr>
+      <w:r>
+        <w:rPr>
+          <w:b w:val="0"/>
+        </w:rPr>
+        <w:t xml:space="preserve">Reason: No </w:t>
+      </w:r>
+      <w:r>
+        <w:rPr>
+          <w:b/>
+        </w:rPr>
+        <w:t>observation</w:t>
+      </w:r>
+      <w:r>
+        <w:rPr>
+          <w:b w:val="0"/>
+        </w:rPr>
+        <w:t>s means no rate can be calculated for it.</w:t>
+      </w:r>
+    </w:p>
+    <w:p>
+      <w:pPr>
+        <w:spacing w:line="336" w:lineRule="auto" w:after="180"/>
+        <w:shd w:fill="F5F1FB"/>
+      </w:pPr>
+      <w:r>
+        <w:rPr>
+          <w:b w:val="0"/>
+        </w:rPr>
+        <w:t>Predict before checking the worked changed-case result. Name what changed and what the supplied facts allow you to conclude.</w:t>
+      </w:r>
+    </w:p>
+    <w:p>
+      <w:pPr>
+        <w:pStyle w:val="Heading3"/>
+      </w:pPr>
+      <w:r>
+        <w:t>05. Connect the explanation to its limit</w:t>
+      </w:r>
+    </w:p>
+    <w:p>
+      <w:r>
+        <w:drawing>
+          <wp:inline xmlns:a="http://schemas.openxmlformats.org/drawingml/2006/main" xmlns:pic="http://schemas.openxmlformats.org/drawingml/2006/picture">
+            <wp:extent cx="5486400" cy="2834640"/>
+            <wp:docPr id="7" name="Picture 7" descr="Slice monitoring exposes changes hidden by common easy questions. Retain each denominator and compare the measurement conditions. Limit: Small samples do not establish a stable trend or cause; retain uncertainty and compare conditions."/>
+            <wp:cNvGraphicFramePr>
+              <a:graphicFrameLocks noChangeAspect="1"/>
+            </wp:cNvGraphicFramePr>
+            <a:graphic>
+              <a:graphicData uri="http://schemas.openxmlformats.org/drawingml/2006/picture">
+                <pic:pic>
+                  <pic:nvPicPr>
+                    <pic:cNvPr id="0" name="academy-story-ai-6-25-05.png"/>
+                    <pic:cNvPicPr/>
+                  </pic:nvPicPr>
+                  <pic:blipFill>
+                    <a:blip r:embed="rId15"/>
+                    <a:stretch>
+                      <a:fillRect/>
+                    </a:stretch>
+                  </pic:blipFill>
+                  <pic:spPr>
+                    <a:xfrm>
+                      <a:off x="0" y="0"/>
+                      <a:ext cx="5486400" cy="2834640"/>
+                    </a:xfrm>
+                    <a:prstGeom prst="rect"/>
+                  </pic:spPr>
+                </pic:pic>
+              </a:graphicData>
+            </a:graphic>
+          </wp:inline>
+        </w:drawing>
+      </w:r>
+    </w:p>
+    <w:p>
+      <w:pPr>
+        <w:spacing w:line="336" w:lineRule="auto" w:after="180"/>
+      </w:pPr>
+      <w:r>
+        <w:rPr>
+          <w:b w:val="0"/>
+        </w:rPr>
+        <w:t>Slice monitoring exposes changes hidden by common easy questions. Retain each denominator and compare the measurement conditions.</w:t>
+      </w:r>
+    </w:p>
+    <w:p>
+      <w:pPr>
+        <w:spacing w:line="336" w:lineRule="auto" w:after="180"/>
+      </w:pPr>
+      <w:r>
+        <w:rPr>
+          <w:b w:val="0"/>
+        </w:rPr>
+        <w:t>Limit: Small samples do not establish a stable trend or cause; retain uncertainty and compare conditions.</w:t>
+      </w:r>
+    </w:p>
+    <w:p>
+      <w:pPr>
+        <w:spacing w:line="336" w:lineRule="auto" w:after="180"/>
+        <w:shd w:fill="F5F1FB"/>
+      </w:pPr>
+      <w:r>
+        <w:rPr>
+          <w:b w:val="0"/>
+        </w:rPr>
+        <w:t>Explain the case, then point to a limit on the claim.</w:t>
+      </w:r>
+    </w:p>
+    <w:p>
+      <w:pPr>
+        <w:pStyle w:val="Heading3"/>
+      </w:pPr>
+      <w:r>
+        <w:t>06. Make the idea visible in your project</w:t>
+      </w:r>
+    </w:p>
+    <w:p>
+      <w:r>
+        <w:drawing>
+          <wp:inline xmlns:a="http://schemas.openxmlformats.org/drawingml/2006/main" xmlns:pic="http://schemas.openxmlformats.org/drawingml/2006/picture">
+            <wp:extent cx="5486400" cy="3529584"/>
+            <wp:docPr id="8" name="Picture 8" descr="For the Grounded Learning Service, retain an annotated trace and the changed-case result. Name the contract or evidence that makes the deciding step valid, so another team can review it. Draw your input, deciding step, result and limit. Supported question: Compute both clear and ambiguous slice rates for A and B. Which slice weakens, and how should that slice be reported when no ambiguous questions are observed?"/>
+            <wp:cNvGraphicFramePr>
+              <a:graphicFrameLocks noChangeAspect="1"/>
+            </wp:cNvGraphicFramePr>
+            <a:graphic>
+              <a:graphicData uri="http://schemas.openxmlformats.org/drawingml/2006/picture">
+                <pic:pic>
+                  <pic:nvPicPr>
+                    <pic:cNvPr id="0" name="academy-story-ai-6-25-06.png"/>
+                    <pic:cNvPicPr/>
+                  </pic:nvPicPr>
+                  <pic:blipFill>
+                    <a:blip r:embed="rId16"/>
+                    <a:stretch>
+                      <a:fillRect/>
+                    </a:stretch>
+                  </pic:blipFill>
+                  <pic:spPr>
+                    <a:xfrm>
+                      <a:off x="0" y="0"/>
+                      <a:ext cx="5486400" cy="3529584"/>
+                    </a:xfrm>
+                    <a:prstGeom prst="rect"/>
+                  </pic:spPr>
+                </pic:pic>
+              </a:graphicData>
+            </a:graphic>
+          </wp:inline>
+        </w:drawing>
+      </w:r>
+    </w:p>
+    <w:p>
+      <w:pPr>
+        <w:spacing w:line="336" w:lineRule="auto" w:after="180"/>
+      </w:pPr>
+      <w:r>
+        <w:rPr>
+          <w:b w:val="0"/>
+        </w:rPr>
+        <w:t xml:space="preserve">For the Grounded Learning Service, retain an annotated trace and the changed-case result. Name the contract or </w:t>
+      </w:r>
+      <w:r>
+        <w:rPr>
+          <w:b/>
+        </w:rPr>
+        <w:t>evidence</w:t>
+      </w:r>
+      <w:r>
+        <w:rPr>
+          <w:b w:val="0"/>
+        </w:rPr>
+        <w:t xml:space="preserve"> that makes the deciding step valid, so another team can review it.</w:t>
+      </w:r>
+    </w:p>
+    <w:p>
+      <w:pPr>
+        <w:spacing w:line="336" w:lineRule="auto" w:after="180"/>
+      </w:pPr>
+      <w:r>
+        <w:rPr>
+          <w:b w:val="0"/>
+        </w:rPr>
+        <w:t xml:space="preserve">Draw your </w:t>
+      </w:r>
+      <w:r>
+        <w:rPr>
+          <w:b/>
+        </w:rPr>
+        <w:t>input</w:t>
+      </w:r>
+      <w:r>
+        <w:rPr>
+          <w:b w:val="0"/>
+        </w:rPr>
+        <w:t>, deciding step, result and limit. Supported question: Compute both clear and ambiguous slice rates for A and B.</w:t>
+      </w:r>
+    </w:p>
+    <w:p>
+      <w:pPr>
+        <w:spacing w:line="336" w:lineRule="auto" w:after="180"/>
+      </w:pPr>
+      <w:r>
+        <w:rPr>
+          <w:b w:val="0"/>
+        </w:rPr>
+        <w:t>Which slice weakens, and how should that slice be reported when no ambiguous questions are observed?</w:t>
+      </w:r>
+    </w:p>
+    <w:p>
+      <w:pPr>
+        <w:spacing w:line="336" w:lineRule="auto" w:after="180"/>
+        <w:shd w:fill="F5F1FB"/>
+      </w:pPr>
+      <w:r>
+        <w:rPr>
+          <w:b w:val="0"/>
+        </w:rPr>
+        <w:t xml:space="preserve">Draw your project trace and justify the deciding step using </w:t>
+      </w:r>
+      <w:r>
+        <w:rPr>
+          <w:b/>
+        </w:rPr>
+        <w:t>evidence</w:t>
+      </w:r>
+      <w:r>
+        <w:rPr>
+          <w:b w:val="0"/>
+        </w:rPr>
+        <w:t>.</w:t>
       </w:r>
     </w:p>
     <w:sectPr>

--- a/downloads/student/ai-6-week-25.docx
+++ b/downloads/student/ai-6-week-25.docx
@@ -435,7 +435,7 @@
         <w:rPr>
           <w:b w:val="0"/>
         </w:rPr>
-        <w:t>For each window report eligible counts, passes, missing outcomes and condition mix. Alert when success falls below the toy</w:t>
+        <w:t xml:space="preserve">For each window report eligible counts, passes, missing outcomes and condition mix. Alert when success falls below the toy </w:t>
       </w:r>
       <w:r>
         <w:rPr>
@@ -511,7 +511,7 @@
           </w:tcPr>
           <w:p>
             <w:r>
-              <w:t>Reference window passes18/20; new window14/20.</w:t>
+              <w:t>Reference window passes 18/20; new window 14/20.</w:t>
             </w:r>
           </w:p>
         </w:tc>
@@ -521,7 +521,7 @@
           </w:tcPr>
           <w:p>
             <w:r>
-              <w:t>For each window report eligible counts, passes, missing outcomes and condition mix. Alert when success falls below the toy80% threshold; investigate before attributing cause.</w:t>
+              <w:t>For each window report eligible counts, passes, missing outcomes and condition mix. Alert when success falls below the toy 80% threshold; investigate before attributing cause.</w:t>
             </w:r>
           </w:p>
         </w:tc>
@@ -531,7 +531,7 @@
           </w:tcPr>
           <w:p>
             <w:r>
-              <w:t>90% versus70%, drop20 percentage points; new window breaches80%. Check case mix, data versions and logs before asserting model drift as the cause.</w:t>
+              <w:t>90% versus 70%, drop 20 percentage points; new window breaches 80%. Check case mix, data versions and logs before asserting model drift as the cause.</w:t>
             </w:r>
           </w:p>
         </w:tc>
@@ -648,7 +648,7 @@
         <w:rPr>
           <w:b w:val="0"/>
         </w:rPr>
-        <w:t>Reference window passes18/20; new window14/20. Show the intermediate steps and give the conclusion with its scope.</w:t>
+        <w:t>Reference window passes 18/20; new window 14/20. Show the intermediate steps and give the conclusion with its scope.</w:t>
       </w:r>
     </w:p>
     <w:p>
@@ -929,7 +929,7 @@
         <w:rPr>
           <w:b w:val="0"/>
         </w:rPr>
-        <w:t>Reference window passes18/20; new window14/20.</w:t>
+        <w:t>Reference window passes 18/20; new window 14/20.</w:t>
       </w:r>
     </w:p>
     <w:p>
@@ -940,7 +940,7 @@
         <w:rPr>
           <w:b w:val="0"/>
         </w:rPr>
-        <w:t>90% versus</w:t>
+        <w:t xml:space="preserve">90% versus </w:t>
       </w:r>
       <w:r>
         <w:rPr>
@@ -952,7 +952,7 @@
         <w:rPr>
           <w:b w:val="0"/>
         </w:rPr>
-        <w:t>, drop20 percentage points; new window breaches</w:t>
+        <w:t xml:space="preserve">, drop 20 percentage points; new window breaches </w:t>
       </w:r>
       <w:r>
         <w:rPr>
@@ -1949,7 +1949,7 @@
         <w:rPr>
           <w:b w:val="0"/>
         </w:rPr>
-        <w:t>Reference window passes18/20; new window14/20. Show the intermediate steps and give the conclusion with its scope.</w:t>
+        <w:t>Reference window passes 18/20; new window 14/20. Show the intermediate steps and give the conclusion with its scope.</w:t>
       </w:r>
     </w:p>
     <w:tbl>
@@ -2706,7 +2706,7 @@
           </w:tcPr>
           <w:p>
             <w:r>
-              <w:t>Reference window passes18/20; new window14/20.</w:t>
+              <w:t>Reference window passes 18/20; new window 14/20.</w:t>
             </w:r>
           </w:p>
         </w:tc>
@@ -2716,7 +2716,7 @@
           </w:tcPr>
           <w:p>
             <w:r>
-              <w:t>For each window report eligible counts, passes, missing outcomes and condition mix. Alert when success falls below the toy80% threshold; investigate before attributing cause.</w:t>
+              <w:t>For each window report eligible counts, passes, missing outcomes and condition mix. Alert when success falls below the toy 80% threshold; investigate before attributing cause.</w:t>
             </w:r>
           </w:p>
         </w:tc>
@@ -2726,7 +2726,7 @@
           </w:tcPr>
           <w:p>
             <w:r>
-              <w:t>90% versus70%, drop20 percentage points; new window breaches80%. Check case mix, data versions and logs before asserting model drift as the cause.</w:t>
+              <w:t>90% versus 70%, drop 20 percentage points; new window breaches 80%. Check case mix, data versions and logs before asserting model drift as the cause.</w:t>
             </w:r>
           </w:p>
         </w:tc>
@@ -2827,7 +2827,7 @@
         <w:rPr>
           <w:b w:val="0"/>
         </w:rPr>
-        <w:t>Window A passes8/10; B passes12/20. Threshold</w:t>
+        <w:t xml:space="preserve">Window A passes 8/10; B passes 12/20. Threshold </w:t>
       </w:r>
       <w:r>
         <w:rPr>
@@ -2912,7 +2912,7 @@
         <w:rPr>
           <w:b w:val="0"/>
         </w:rPr>
-        <w:t>Window A passes8/10; B passes12/20. Threshold</w:t>
+        <w:t xml:space="preserve">Window A passes 8/10; B passes 12/20. Threshold </w:t>
       </w:r>
       <w:r>
         <w:rPr>

--- a/downloads/student/ai-6-week-25.docx
+++ b/downloads/student/ai-6-week-25.docx
@@ -25,12 +25,17 @@
         <w:pStyle w:val="Heading1"/>
       </w:pPr>
       <w:r>
-        <w:t>Before you start</w:t>
-      </w:r>
-    </w:p>
-    <w:p>
-      <w:r>
-        <w:t>Recall Release and rollback. Explain why a recorded result needs its input conditions and evidence source before it can support a claim.</w:t>
+        <w:t>Count the cases. Compare the rates. Investigate the change.</w:t>
+      </w:r>
+    </w:p>
+    <w:p>
+      <w:r>
+        <w:t>Explain complete-window alerts and slice differences without inventing empty-slice rates or causes.</w:t>
+      </w:r>
+    </w:p>
+    <w:p>
+      <w:r>
+        <w:t>Measurement protocol → main rate ledger → clear/ambiguous picture → coverage probes → exact-count model → independent changed denominator.</w:t>
       </w:r>
     </w:p>
     <w:p>
@@ -38,20 +43,20 @@
         <w:pStyle w:val="Heading1"/>
       </w:pPr>
       <w:r>
-        <w:t>01. Your mission</w:t>
-      </w:r>
-    </w:p>
-    <w:p>
-      <w:r>
-        <w:t>Start with the target: Explain the mechanism and terminology of monitoring quality drift. Try the recall before opening notes.</w:t>
-      </w:r>
-    </w:p>
-    <w:p>
-      <w:pPr>
-        <w:pStyle w:val="Heading3"/>
-      </w:pPr>
-      <w:r>
-        <w:t>Your learning target</w:t>
+        <w:t>01. Compare rates and question types before explaining a change</w:t>
+      </w:r>
+    </w:p>
+    <w:p>
+      <w:r>
+        <w:t>An alert identifies a result to investigate; it does not identify the cause.</w:t>
+      </w:r>
+    </w:p>
+    <w:p>
+      <w:pPr>
+        <w:pStyle w:val="Heading2"/>
+      </w:pPr>
+      <w:r>
+        <w:t>Learning goals</w:t>
       </w:r>
     </w:p>
     <w:p>
@@ -113,10 +118,10 @@
     </w:p>
     <w:p>
       <w:pPr>
-        <w:pStyle w:val="Heading3"/>
-      </w:pPr>
-      <w:r>
-        <w:t>Remember before reading</w:t>
+        <w:pStyle w:val="Heading2"/>
+      </w:pPr>
+      <w:r>
+        <w:t>Retrieve case denominators and versioned evidence</w:t>
       </w:r>
     </w:p>
     <w:p>
@@ -188,6 +193,100 @@
     </w:p>
     <w:p>
       <w:pPr>
+        <w:pStyle w:val="Heading2"/>
+      </w:pPr>
+      <w:r>
+        <w:t>Prerequisite and starting response</w:t>
+      </w:r>
+    </w:p>
+    <w:p>
+      <w:pPr>
+        <w:pStyle w:val="ListBullet"/>
+      </w:pPr>
+      <w:r>
+        <w:t>Recall Release and rollback. Explain why a recorded result needs its input conditions and evidence source before it can support a claim.</w:t>
+      </w:r>
+    </w:p>
+    <w:p>
+      <w:pPr>
+        <w:pStyle w:val="Heading3"/>
+      </w:pPr>
+      <w:r>
+        <w:t>My starting explanation</w:t>
+      </w:r>
+    </w:p>
+    <w:p>
+      <w:r>
+        <w:t>________________________________________________________________</w:t>
+      </w:r>
+    </w:p>
+    <w:p>
+      <w:r>
+        <w:t>________________________________________________________________</w:t>
+      </w:r>
+    </w:p>
+    <w:p>
+      <w:r>
+        <w:t>________________________________________________________________</w:t>
+      </w:r>
+    </w:p>
+    <w:p>
+      <w:pPr>
+        <w:pStyle w:val="Heading2"/>
+      </w:pPr>
+      <w:r>
+        <w:t>End goal</w:t>
+      </w:r>
+    </w:p>
+    <w:p>
+      <w:pPr>
+        <w:spacing w:line="336" w:lineRule="auto" w:after="180"/>
+      </w:pPr>
+      <w:r>
+        <w:rPr>
+          <w:b w:val="0"/>
+        </w:rPr>
+        <w:t xml:space="preserve">Explain monitoring quality </w:t>
+      </w:r>
+      <w:r>
+        <w:rPr>
+          <w:b/>
+        </w:rPr>
+        <w:t>drift</w:t>
+      </w:r>
+      <w:r>
+        <w:rPr>
+          <w:b w:val="0"/>
+        </w:rPr>
+        <w:t xml:space="preserve"> using the deciding step in this fictional service.</w:t>
+      </w:r>
+    </w:p>
+    <w:p>
+      <w:pPr>
+        <w:pStyle w:val="Heading2"/>
+      </w:pPr>
+      <w:r>
+        <w:t>Earlier wording, alternatives and picture transcripts · reference / check after trying</w:t>
+      </w:r>
+    </w:p>
+    <w:p>
+      <w:pPr>
+        <w:pStyle w:val="Heading3"/>
+      </w:pPr>
+      <w:r>
+        <w:t>Your learning target</w:t>
+      </w:r>
+    </w:p>
+    <w:p>
+      <w:pPr>
+        <w:pStyle w:val="Heading3"/>
+      </w:pPr>
+      <w:r>
+        <w:t>Remember before reading</w:t>
+      </w:r>
+    </w:p>
+    <w:p>
+      <w:pPr>
         <w:spacing w:line="336" w:lineRule="auto" w:after="180"/>
       </w:pPr>
       <w:r>
@@ -258,13 +357,714 @@
     </w:p>
     <w:p>
       <w:pPr>
+        <w:pStyle w:val="Heading3"/>
+      </w:pPr>
+      <w:r>
+        <w:t>This week’s end goal</w:t>
+      </w:r>
+    </w:p>
+    <w:p>
+      <w:pPr>
+        <w:pStyle w:val="Heading1"/>
+      </w:pPr>
+      <w:r>
+        <w:t>02. Define the denominator, missing-outcome rule and alert boundary</w:t>
+      </w:r>
+    </w:p>
+    <w:p>
+      <w:r>
+        <w:t>Write the measurement protocol before interpreting the numbers.</w:t>
+      </w:r>
+    </w:p>
+    <w:p>
+      <w:pPr>
+        <w:pStyle w:val="Heading2"/>
+      </w:pPr>
+      <w:r>
+        <w:t>Begin with correct answers and eligible questions</w:t>
+      </w:r>
+    </w:p>
+    <w:p>
+      <w:pPr>
         <w:spacing w:line="336" w:lineRule="auto" w:after="180"/>
       </w:pPr>
       <w:r>
         <w:rPr>
           <w:b w:val="0"/>
         </w:rPr>
-        <w:t xml:space="preserve">Recall Release and rollback. Explain why a recorded result needs its </w:t>
+        <w:t>Imagine checking how often a school helper answers correctly each week. Fourteen correct answers sounds meaningful only when you know how many eligible questions were asked and whether outcomes are missing. Compare the same scoring rubric and report the question types separately.</w:t>
+      </w:r>
+    </w:p>
+    <w:p>
+      <w:pPr>
+        <w:spacing w:line="336" w:lineRule="auto" w:after="180"/>
+      </w:pPr>
+      <w:r>
+        <w:rPr>
+          <w:b w:val="0"/>
+        </w:rPr>
+        <w:t>If a rate crosses a declared threshold, investigate case difficulty, source versions and recording errors before deciding that the AI itself changed.</w:t>
+      </w:r>
+    </w:p>
+    <w:p>
+      <w:pPr>
+        <w:pStyle w:val="Heading2"/>
+      </w:pPr>
+      <w:r>
+        <w:t>Define monitoring and alternative explanations</w:t>
+      </w:r>
+    </w:p>
+    <w:p>
+      <w:pPr>
+        <w:spacing w:line="336" w:lineRule="auto" w:after="180"/>
+      </w:pPr>
+      <w:r>
+        <w:rPr>
+          <w:b w:val="0"/>
+        </w:rPr>
+        <w:t>Monitoring compares current outcomes with a declared reference and sampling protocol. A change in observed quality may reflect case mix or instrumentation.</w:t>
+      </w:r>
+    </w:p>
+    <w:p>
+      <w:pPr>
+        <w:pStyle w:val="Heading2"/>
+      </w:pPr>
+      <w:r>
+        <w:t>Complete supplied-count measurement protocol</w:t>
+      </w:r>
+    </w:p>
+    <w:tbl>
+      <w:tblPr>
+        <w:tblStyle w:val="LightShading-Accent1"/>
+        <w:tblW w:type="auto" w:w="0"/>
+        <w:tblLook w:firstColumn="1" w:firstRow="1" w:lastColumn="0" w:lastRow="0" w:noHBand="0" w:noVBand="1" w:val="04A0"/>
+      </w:tblPr>
+      <w:tblGrid>
+        <w:gridCol w:w="5112"/>
+        <w:gridCol w:w="5112"/>
+      </w:tblGrid>
+      <w:tr>
+        <w:trPr>
+          <w:tblHeader/>
+        </w:trPr>
+        <w:tc>
+          <w:tcPr>
+            <w:tcW w:type="dxa" w:w="5112"/>
+          </w:tcPr>
+          <w:p>
+            <w:r>
+              <w:t>Measurement item</w:t>
+            </w:r>
+          </w:p>
+        </w:tc>
+        <w:tc>
+          <w:tcPr>
+            <w:tcW w:type="dxa" w:w="5112"/>
+          </w:tcPr>
+          <w:p>
+            <w:r>
+              <w:t>Complete fictional classroom protocol</w:t>
+            </w:r>
+          </w:p>
+        </w:tc>
+      </w:tr>
+      <w:tr>
+        <w:tc>
+          <w:tcPr>
+            <w:tcW w:type="dxa" w:w="5112"/>
+          </w:tcPr>
+          <w:p>
+            <w:r>
+              <w:t>Eligible cases</w:t>
+            </w:r>
+          </w:p>
+        </w:tc>
+        <w:tc>
+          <w:tcPr>
+            <w:tcW w:type="dxa" w:w="5112"/>
+          </w:tcPr>
+          <w:p>
+            <w:r>
+              <w:t>Supplied count in each window; passes + failures + missing must equal it</w:t>
+            </w:r>
+          </w:p>
+        </w:tc>
+      </w:tr>
+      <w:tr>
+        <w:tc>
+          <w:tcPr>
+            <w:tcW w:type="dxa" w:w="5112"/>
+          </w:tcPr>
+          <w:p>
+            <w:r>
+              <w:t>Observed success rate</w:t>
+            </w:r>
+          </w:p>
+        </w:tc>
+        <w:tc>
+          <w:tcPr>
+            <w:tcW w:type="dxa" w:w="5112"/>
+          </w:tcPr>
+          <w:p>
+            <w:r>
+              <w:t>Passes / (passes + observed failures); label this denominator explicitly</w:t>
+            </w:r>
+          </w:p>
+        </w:tc>
+      </w:tr>
+      <w:tr>
+        <w:tc>
+          <w:tcPr>
+            <w:tcW w:type="dxa" w:w="5112"/>
+          </w:tcPr>
+          <w:p>
+            <w:r>
+              <w:t>Main complete windows</w:t>
+            </w:r>
+          </w:p>
+        </w:tc>
+        <w:tc>
+          <w:tcPr>
+            <w:tcW w:type="dxa" w:w="5112"/>
+          </w:tcPr>
+          <w:p>
+            <w:r>
+              <w:t>Reference 18 passes / 20; current 14 / 20; no missing outcomes</w:t>
+            </w:r>
+          </w:p>
+        </w:tc>
+      </w:tr>
+      <w:tr>
+        <w:tc>
+          <w:tcPr>
+            <w:tcW w:type="dxa" w:w="5112"/>
+          </w:tcPr>
+          <w:p>
+            <w:r>
+              <w:t>Main alert threshold</w:t>
+            </w:r>
+          </w:p>
+        </w:tc>
+        <w:tc>
+          <w:tcPr>
+            <w:tcW w:type="dxa" w:w="5112"/>
+          </w:tcPr>
+          <w:p>
+            <w:r>
+              <w:t>Alert strictly below fictional 80%; exactly 80% does not alert</w:t>
+            </w:r>
+          </w:p>
+        </w:tc>
+      </w:tr>
+      <w:tr>
+        <w:tc>
+          <w:tcPr>
+            <w:tcW w:type="dxa" w:w="5112"/>
+          </w:tcPr>
+          <w:p>
+            <w:r>
+              <w:t>Missing outcomes in added code probe</w:t>
+            </w:r>
+          </w:p>
+        </w:tc>
+        <w:tc>
+          <w:tcPr>
+            <w:tcW w:type="dxa" w:w="5112"/>
+          </w:tcPr>
+          <w:p>
+            <w:r>
+              <w:t>Report missing count and coverage alert; suspend full-window quality alert until complete</w:t>
+            </w:r>
+          </w:p>
+        </w:tc>
+      </w:tr>
+      <w:tr>
+        <w:tc>
+          <w:tcPr>
+            <w:tcW w:type="dxa" w:w="5112"/>
+          </w:tcPr>
+          <w:p>
+            <w:r>
+              <w:t>Empty question slice</w:t>
+            </w:r>
+          </w:p>
+        </w:tc>
+        <w:tc>
+          <w:tcPr>
+            <w:tcW w:type="dxa" w:w="5112"/>
+          </w:tcPr>
+          <w:p>
+            <w:r>
+              <w:t>No observations: rate unavailable, not 0% or 100%; report coverage gap</w:t>
+            </w:r>
+          </w:p>
+        </w:tc>
+      </w:tr>
+      <w:tr>
+        <w:tc>
+          <w:tcPr>
+            <w:tcW w:type="dxa" w:w="5112"/>
+          </w:tcPr>
+          <w:p>
+            <w:r>
+              <w:t>Question types</w:t>
+            </w:r>
+          </w:p>
+        </w:tc>
+        <w:tc>
+          <w:tcPr>
+            <w:tcW w:type="dxa" w:w="5112"/>
+          </w:tcPr>
+          <w:p>
+            <w:r>
+              <w:t>Picture separates clear and ambiguous questions, same supplied rubric</w:t>
+            </w:r>
+          </w:p>
+        </w:tc>
+      </w:tr>
+      <w:tr>
+        <w:tc>
+          <w:tcPr>
+            <w:tcW w:type="dxa" w:w="5112"/>
+          </w:tcPr>
+          <w:p>
+            <w:r>
+              <w:t>Comparison record</w:t>
+            </w:r>
+          </w:p>
+        </w:tc>
+        <w:tc>
+          <w:tcPr>
+            <w:tcW w:type="dxa" w:w="5112"/>
+          </w:tcPr>
+          <w:p>
+            <w:r>
+              <w:t>Keep rubric, sampling protocol, source/model versions and condition mix</w:t>
+            </w:r>
+          </w:p>
+        </w:tc>
+      </w:tr>
+      <w:tr>
+        <w:tc>
+          <w:tcPr>
+            <w:tcW w:type="dxa" w:w="5112"/>
+          </w:tcPr>
+          <w:p>
+            <w:r>
+              <w:t>Interpretation limit</w:t>
+            </w:r>
+          </w:p>
+        </w:tc>
+        <w:tc>
+          <w:tcPr>
+            <w:tcW w:type="dxa" w:w="5112"/>
+          </w:tcPr>
+          <w:p>
+            <w:r>
+              <w:t>Descriptive supplied counts; no established stable trend, cause or statistical significance</w:t>
+            </w:r>
+          </w:p>
+        </w:tc>
+      </w:tr>
+    </w:tbl>
+    <w:p>
+      <w:pPr>
+        <w:pStyle w:val="Heading2"/>
+      </w:pPr>
+      <w:r>
+        <w:t>Name supplied and missing evidence</w:t>
+      </w:r>
+    </w:p>
+    <w:p>
+      <w:pPr>
+        <w:pStyle w:val="Heading3"/>
+      </w:pPr>
+      <w:r>
+        <w:t>List the given facts and one fact that is not supplied.</w:t>
+      </w:r>
+    </w:p>
+    <w:p>
+      <w:r>
+        <w:t>________________________________________________________________</w:t>
+      </w:r>
+    </w:p>
+    <w:p>
+      <w:r>
+        <w:t>________________________________________________________________</w:t>
+      </w:r>
+    </w:p>
+    <w:p>
+      <w:r>
+        <w:t>________________________________________________________________</w:t>
+      </w:r>
+    </w:p>
+    <w:p>
+      <w:pPr>
+        <w:pStyle w:val="Heading2"/>
+      </w:pPr>
+      <w:r>
+        <w:t>Earlier wording, alternatives and picture transcripts · reference / check after trying</w:t>
+      </w:r>
+    </w:p>
+    <w:p>
+      <w:pPr>
+        <w:spacing w:line="336" w:lineRule="auto" w:after="180"/>
+      </w:pPr>
+      <w:r>
+        <w:rPr>
+          <w:b w:val="0"/>
+        </w:rPr>
+        <w:t>Begin by writing the question the procedure is intended to answer. Identify the information already supplied, the information it will produce and the information still missing.</w:t>
+      </w:r>
+    </w:p>
+    <w:p>
+      <w:pPr>
+        <w:spacing w:line="336" w:lineRule="auto" w:after="180"/>
+      </w:pPr>
+      <w:r>
+        <w:rPr>
+          <w:b w:val="0"/>
+        </w:rPr>
+        <w:t>These are constructed classroom examples; they do not require live accounts, private records or an external service. Do not treat a plausible explanation as a measured outcome.</w:t>
+      </w:r>
+    </w:p>
+    <w:p>
+      <w:pPr>
+        <w:pStyle w:val="Heading1"/>
+      </w:pPr>
+      <w:r>
+        <w:t>03. Trace the reference and current rates before attributing drift</w:t>
+      </w:r>
+    </w:p>
+    <w:p>
+      <w:r>
+        <w:t>A 20-percentage-point drop is a descriptive result on these cases.</w:t>
+      </w:r>
+    </w:p>
+    <w:p>
+      <w:pPr>
+        <w:pStyle w:val="Heading2"/>
+      </w:pPr>
+      <w:r>
+        <w:t>Original monitoring rule and toy threshold</w:t>
+      </w:r>
+    </w:p>
+    <w:p>
+      <w:pPr>
+        <w:spacing w:line="336" w:lineRule="auto" w:after="180"/>
+      </w:pPr>
+      <w:r>
+        <w:rPr>
+          <w:b w:val="0"/>
+        </w:rPr>
+        <w:t xml:space="preserve">For each window report eligible counts, passes, missing outcomes and condition mix. Alert when success falls below the toy </w:t>
+      </w:r>
+      <w:r>
+        <w:rPr>
+          <w:b/>
+        </w:rPr>
+        <w:t>80%</w:t>
+      </w:r>
+      <w:r>
+        <w:rPr>
+          <w:b w:val="0"/>
+        </w:rPr>
+        <w:t xml:space="preserve"> threshold; investigate before attributing cause.</w:t>
+      </w:r>
+    </w:p>
+    <w:p>
+      <w:pPr>
+        <w:pStyle w:val="Heading2"/>
+      </w:pPr>
+      <w:r>
+        <w:t>Complete rate and boundary ledger</w:t>
+      </w:r>
+    </w:p>
+    <w:tbl>
+      <w:tblPr>
+        <w:tblStyle w:val="LightShading-Accent1"/>
+        <w:tblW w:type="auto" w:w="0"/>
+        <w:tblLook w:firstColumn="1" w:firstRow="1" w:lastColumn="0" w:lastRow="0" w:noHBand="0" w:noVBand="1" w:val="04A0"/>
+      </w:tblPr>
+      <w:tblGrid>
+        <w:gridCol w:w="2556"/>
+        <w:gridCol w:w="2556"/>
+        <w:gridCol w:w="2556"/>
+        <w:gridCol w:w="2556"/>
+      </w:tblGrid>
+      <w:tr>
+        <w:trPr>
+          <w:tblHeader/>
+        </w:trPr>
+        <w:tc>
+          <w:tcPr>
+            <w:tcW w:type="dxa" w:w="2556"/>
+          </w:tcPr>
+          <w:p>
+            <w:r>
+              <w:t>Main window</w:t>
+            </w:r>
+          </w:p>
+        </w:tc>
+        <w:tc>
+          <w:tcPr>
+            <w:tcW w:type="dxa" w:w="2556"/>
+          </w:tcPr>
+          <w:p>
+            <w:r>
+              <w:t>Passes / eligible</w:t>
+            </w:r>
+          </w:p>
+        </w:tc>
+        <w:tc>
+          <w:tcPr>
+            <w:tcW w:type="dxa" w:w="2556"/>
+          </w:tcPr>
+          <w:p>
+            <w:r>
+              <w:t>Missing</w:t>
+            </w:r>
+          </w:p>
+        </w:tc>
+        <w:tc>
+          <w:tcPr>
+            <w:tcW w:type="dxa" w:w="2556"/>
+          </w:tcPr>
+          <w:p>
+            <w:r>
+              <w:t>Success and 80% rule</w:t>
+            </w:r>
+          </w:p>
+        </w:tc>
+      </w:tr>
+      <w:tr>
+        <w:tc>
+          <w:tcPr>
+            <w:tcW w:type="dxa" w:w="2556"/>
+          </w:tcPr>
+          <w:p>
+            <w:r>
+              <w:t>Reference</w:t>
+            </w:r>
+          </w:p>
+        </w:tc>
+        <w:tc>
+          <w:tcPr>
+            <w:tcW w:type="dxa" w:w="2556"/>
+          </w:tcPr>
+          <w:p>
+            <w:r>
+              <w:t>18 / 20</w:t>
+            </w:r>
+          </w:p>
+        </w:tc>
+        <w:tc>
+          <w:tcPr>
+            <w:tcW w:type="dxa" w:w="2556"/>
+          </w:tcPr>
+          <w:p>
+            <w:r>
+              <w:t>0</w:t>
+            </w:r>
+          </w:p>
+        </w:tc>
+        <w:tc>
+          <w:tcPr>
+            <w:tcW w:type="dxa" w:w="2556"/>
+          </w:tcPr>
+          <w:p>
+            <w:r>
+              <w:t>90%; no below-threshold alert</w:t>
+            </w:r>
+          </w:p>
+        </w:tc>
+      </w:tr>
+      <w:tr>
+        <w:tc>
+          <w:tcPr>
+            <w:tcW w:type="dxa" w:w="2556"/>
+          </w:tcPr>
+          <w:p>
+            <w:r>
+              <w:t>Current</w:t>
+            </w:r>
+          </w:p>
+        </w:tc>
+        <w:tc>
+          <w:tcPr>
+            <w:tcW w:type="dxa" w:w="2556"/>
+          </w:tcPr>
+          <w:p>
+            <w:r>
+              <w:t>14 / 20</w:t>
+            </w:r>
+          </w:p>
+        </w:tc>
+        <w:tc>
+          <w:tcPr>
+            <w:tcW w:type="dxa" w:w="2556"/>
+          </w:tcPr>
+          <w:p>
+            <w:r>
+              <w:t>0</w:t>
+            </w:r>
+          </w:p>
+        </w:tc>
+        <w:tc>
+          <w:tcPr>
+            <w:tcW w:type="dxa" w:w="2556"/>
+          </w:tcPr>
+          <w:p>
+            <w:r>
+              <w:t>70%; below-threshold alert</w:t>
+            </w:r>
+          </w:p>
+        </w:tc>
+      </w:tr>
+      <w:tr>
+        <w:tc>
+          <w:tcPr>
+            <w:tcW w:type="dxa" w:w="2556"/>
+          </w:tcPr>
+          <w:p>
+            <w:r>
+              <w:t>Change</w:t>
+            </w:r>
+          </w:p>
+        </w:tc>
+        <w:tc>
+          <w:tcPr>
+            <w:tcW w:type="dxa" w:w="2556"/>
+          </w:tcPr>
+          <w:p>
+            <w:r>
+              <w:t>Same denominator; four fewer passes</w:t>
+            </w:r>
+          </w:p>
+        </w:tc>
+        <w:tc>
+          <w:tcPr>
+            <w:tcW w:type="dxa" w:w="2556"/>
+          </w:tcPr>
+          <w:p>
+            <w:r>
+              <w:t>0</w:t>
+            </w:r>
+          </w:p>
+        </w:tc>
+        <w:tc>
+          <w:tcPr>
+            <w:tcW w:type="dxa" w:w="2556"/>
+          </w:tcPr>
+          <w:p>
+            <w:r>
+              <w:t>70 − 90 = −20 percentage points</w:t>
+            </w:r>
+          </w:p>
+        </w:tc>
+      </w:tr>
+      <w:tr>
+        <w:tc>
+          <w:tcPr>
+            <w:tcW w:type="dxa" w:w="2556"/>
+          </w:tcPr>
+          <w:p>
+            <w:r>
+              <w:t>Meaning of alert</w:t>
+            </w:r>
+          </w:p>
+        </w:tc>
+        <w:tc>
+          <w:tcPr>
+            <w:tcW w:type="dxa" w:w="2556"/>
+          </w:tcPr>
+          <w:p>
+            <w:r>
+              <w:t>Investigate supplied outcome change</w:t>
+            </w:r>
+          </w:p>
+        </w:tc>
+        <w:tc>
+          <w:tcPr>
+            <w:tcW w:type="dxa" w:w="2556"/>
+          </w:tcPr>
+          <w:p>
+            <w:r>
+              <w:t>No causal evidence added</w:t>
+            </w:r>
+          </w:p>
+        </w:tc>
+        <w:tc>
+          <w:tcPr>
+            <w:tcW w:type="dxa" w:w="2556"/>
+          </w:tcPr>
+          <w:p>
+            <w:r>
+              <w:t>Check case mix, versions, rubric and instrumentation</w:t>
+            </w:r>
+          </w:p>
+        </w:tc>
+      </w:tr>
+      <w:tr>
+        <w:tc>
+          <w:tcPr>
+            <w:tcW w:type="dxa" w:w="2556"/>
+          </w:tcPr>
+          <w:p>
+            <w:r>
+              <w:t>Boundary probe</w:t>
+            </w:r>
+          </w:p>
+        </w:tc>
+        <w:tc>
+          <w:tcPr>
+            <w:tcW w:type="dxa" w:w="2556"/>
+          </w:tcPr>
+          <w:p>
+            <w:r>
+              <w:t>8 / 10</w:t>
+            </w:r>
+          </w:p>
+        </w:tc>
+        <w:tc>
+          <w:tcPr>
+            <w:tcW w:type="dxa" w:w="2556"/>
+          </w:tcPr>
+          <w:p>
+            <w:r>
+              <w:t>0</w:t>
+            </w:r>
+          </w:p>
+        </w:tc>
+        <w:tc>
+          <w:tcPr>
+            <w:tcW w:type="dxa" w:w="2556"/>
+          </w:tcPr>
+          <w:p>
+            <w:r>
+              <w:t>80%; equality does not trigger strictly-below alert</w:t>
+            </w:r>
+          </w:p>
+        </w:tc>
+      </w:tr>
+    </w:tbl>
+    <w:p>
+      <w:pPr>
+        <w:pStyle w:val="Heading2"/>
+      </w:pPr>
+      <w:r>
+        <w:t>State denominator and comparison conditions</w:t>
+      </w:r>
+    </w:p>
+    <w:p>
+      <w:pPr>
+        <w:spacing w:line="336" w:lineRule="auto" w:after="180"/>
+      </w:pPr>
+      <w:r>
+        <w:rPr>
+          <w:b w:val="0"/>
+        </w:rPr>
+        <w:t xml:space="preserve">Before applying the procedure, write its units, denominator or decision boundary where relevant. A partner should be able to repeat each step using the same </w:t>
       </w:r>
       <w:r>
         <w:rPr>
@@ -276,50 +1076,38 @@
         <w:rPr>
           <w:b w:val="0"/>
         </w:rPr>
-        <w:t xml:space="preserve"> conditions and </w:t>
+        <w:t>s.</w:t>
+      </w:r>
+    </w:p>
+    <w:p>
+      <w:pPr>
+        <w:spacing w:line="336" w:lineRule="auto" w:after="180"/>
+      </w:pPr>
+      <w:r>
+        <w:rPr>
+          <w:b w:val="0"/>
+        </w:rPr>
+        <w:t xml:space="preserve">If a required </w:t>
       </w:r>
       <w:r>
         <w:rPr>
           <w:b/>
         </w:rPr>
-        <w:t>evidence</w:t>
+        <w:t>input</w:t>
       </w:r>
       <w:r>
         <w:rPr>
           <w:b w:val="0"/>
         </w:rPr>
-        <w:t xml:space="preserve"> source before it can support a claim.</w:t>
-      </w:r>
-    </w:p>
-    <w:p>
-      <w:pPr>
-        <w:pStyle w:val="Heading3"/>
-      </w:pPr>
-      <w:r>
-        <w:t>My starting explanation</w:t>
-      </w:r>
-    </w:p>
-    <w:p>
-      <w:r>
-        <w:t>________________________________________________________________</w:t>
-      </w:r>
-    </w:p>
-    <w:p>
-      <w:r>
-        <w:t>________________________________________________________________</w:t>
-      </w:r>
-    </w:p>
-    <w:p>
-      <w:r>
-        <w:t>________________________________________________________________</w:t>
-      </w:r>
-    </w:p>
-    <w:p>
-      <w:pPr>
-        <w:pStyle w:val="Heading3"/>
-      </w:pPr>
-      <w:r>
-        <w:t>This week’s end goal</w:t>
+        <w:t xml:space="preserve"> is absent or violates the stated contract, record that condition explicitly instead of quietly replacing it with a convenient value.</w:t>
+      </w:r>
+    </w:p>
+    <w:p>
+      <w:pPr>
+        <w:pStyle w:val="Heading2"/>
+      </w:pPr>
+      <w:r>
+        <w:t>Explain the visual</w:t>
       </w:r>
     </w:p>
     <w:p>
@@ -330,124 +1118,27 @@
         <w:rPr>
           <w:b w:val="0"/>
         </w:rPr>
-        <w:t xml:space="preserve">Explain monitoring quality </w:t>
+        <w:t xml:space="preserve">Point to the </w:t>
       </w:r>
       <w:r>
         <w:rPr>
           <w:b/>
         </w:rPr>
-        <w:t>drift</w:t>
+        <w:t>input</w:t>
       </w:r>
       <w:r>
         <w:rPr>
           <w:b w:val="0"/>
         </w:rPr>
-        <w:t xml:space="preserve"> using the deciding step in this fictional service.</w:t>
-      </w:r>
-    </w:p>
-    <w:p>
-      <w:pPr>
-        <w:pStyle w:val="Heading1"/>
-      </w:pPr>
-      <w:r>
-        <w:t>02. Notice the evidence</w:t>
-      </w:r>
-    </w:p>
-    <w:p>
-      <w:r>
-        <w:t>Investigate the supplied Monitoring quality drift case. Separate observations, given facts and assumptions before choosing an explanation.</w:t>
-      </w:r>
-    </w:p>
-    <w:p>
-      <w:pPr>
-        <w:spacing w:line="336" w:lineRule="auto" w:after="180"/>
-      </w:pPr>
-      <w:r>
-        <w:rPr>
-          <w:b w:val="0"/>
-        </w:rPr>
-        <w:t>Monitoring compares current outcomes with a declared reference and sampling protocol. A change in observed quality may reflect case mix or instrumentation.</w:t>
-      </w:r>
-    </w:p>
-    <w:p>
-      <w:pPr>
-        <w:spacing w:line="336" w:lineRule="auto" w:after="180"/>
-      </w:pPr>
-      <w:r>
-        <w:rPr>
-          <w:b w:val="0"/>
-        </w:rPr>
-        <w:t>Begin by writing the question the procedure is intended to answer. Identify the information already supplied, the information it will produce and the information still missing.</w:t>
-      </w:r>
-    </w:p>
-    <w:p>
-      <w:pPr>
-        <w:spacing w:line="336" w:lineRule="auto" w:after="180"/>
-      </w:pPr>
-      <w:r>
-        <w:rPr>
-          <w:b w:val="0"/>
-        </w:rPr>
-        <w:t>These are constructed classroom examples; they do not require live accounts, private records or an external service. Do not treat a plausible explanation as a measured outcome.</w:t>
-      </w:r>
-    </w:p>
-    <w:p>
-      <w:pPr>
-        <w:pStyle w:val="Heading3"/>
-      </w:pPr>
-      <w:r>
-        <w:t>List the given facts and one fact that is not supplied.</w:t>
-      </w:r>
-    </w:p>
-    <w:p>
-      <w:r>
-        <w:t>________________________________________________________________</w:t>
-      </w:r>
-    </w:p>
-    <w:p>
-      <w:r>
-        <w:t>________________________________________________________________</w:t>
-      </w:r>
-    </w:p>
-    <w:p>
-      <w:r>
-        <w:t>________________________________________________________________</w:t>
-      </w:r>
-    </w:p>
-    <w:p>
-      <w:pPr>
-        <w:pStyle w:val="Heading1"/>
-      </w:pPr>
-      <w:r>
-        <w:t>03. See how it works</w:t>
-      </w:r>
-    </w:p>
-    <w:p>
-      <w:r>
-        <w:t>Follow the mechanism for Monitoring quality drift. Connect each labelled input, deciding step and result.</w:t>
-      </w:r>
-    </w:p>
-    <w:p>
-      <w:pPr>
-        <w:spacing w:line="336" w:lineRule="auto" w:after="180"/>
-      </w:pPr>
-      <w:r>
-        <w:rPr>
-          <w:b w:val="0"/>
-        </w:rPr>
-        <w:t xml:space="preserve">For each window report eligible counts, passes, missing outcomes and condition mix. Alert when success falls below the toy </w:t>
-      </w:r>
-      <w:r>
-        <w:rPr>
-          <w:b/>
-        </w:rPr>
-        <w:t>80%</w:t>
-      </w:r>
-      <w:r>
-        <w:rPr>
-          <w:b w:val="0"/>
-        </w:rPr>
-        <w:t xml:space="preserve"> threshold; investigate before attributing cause.</w:t>
+        <w:t>, the deciding step and the result in this week’s visual. Explain the same step in ordinary words. A picture helps when you can say what each part represents.</w:t>
+      </w:r>
+    </w:p>
+    <w:p>
+      <w:pPr>
+        <w:pStyle w:val="Heading2"/>
+      </w:pPr>
+      <w:r>
+        <w:t>Earlier wording, alternatives and picture transcripts · reference / check after trying</w:t>
       </w:r>
     </w:p>
     <w:p>
@@ -544,13 +1235,262 @@
     </w:p>
     <w:p>
       <w:pPr>
+        <w:pStyle w:val="Heading3"/>
+      </w:pPr>
+      <w:r>
+        <w:t>Connect the picture and the explanation</w:t>
+      </w:r>
+    </w:p>
+    <w:p>
+      <w:pPr>
+        <w:pStyle w:val="Heading1"/>
+      </w:pPr>
+      <w:r>
+        <w:t>04. Predict a question slice with no observations</w:t>
+      </w:r>
+    </w:p>
+    <w:p>
+      <w:r>
+        <w:t>An absent denominator cannot support a success-rate claim.</w:t>
+      </w:r>
+    </w:p>
+    <w:p>
+      <w:pPr>
+        <w:pStyle w:val="Heading2"/>
+      </w:pPr>
+      <w:r>
+        <w:t>Current task and response</w:t>
+      </w:r>
+    </w:p>
+    <w:p>
+      <w:pPr>
+        <w:pStyle w:val="ListBullet"/>
+      </w:pPr>
+      <w:r>
+        <w:t>Reference window passes 18/20; new window 14/20. Show the intermediate steps and give the conclusion with its scope.</w:t>
+      </w:r>
+    </w:p>
+    <w:p>
+      <w:pPr>
+        <w:pStyle w:val="Heading3"/>
+      </w:pPr>
+      <w:r>
+        <w:t>Keep the procedure fixed. Explain what changed in the inputs and result.</w:t>
+      </w:r>
+    </w:p>
+    <w:p>
+      <w:r>
+        <w:t>________________________________________________________________</w:t>
+      </w:r>
+    </w:p>
+    <w:p>
+      <w:r>
+        <w:t>________________________________________________________________</w:t>
+      </w:r>
+    </w:p>
+    <w:p>
+      <w:r>
+        <w:t>________________________________________________________________</w:t>
+      </w:r>
+    </w:p>
+    <w:p>
+      <w:r>
+        <w:t>________________________________________________________________</w:t>
+      </w:r>
+    </w:p>
+    <w:p>
+      <w:r>
+        <w:t>________________________________________________________________</w:t>
+      </w:r>
+    </w:p>
+    <w:p>
+      <w:pPr>
+        <w:pStyle w:val="Heading2"/>
+      </w:pPr>
+      <w:r>
+        <w:t>Predict the zero-ambiguous-question change</w:t>
+      </w:r>
+    </w:p>
+    <w:p>
+      <w:pPr>
+        <w:pStyle w:val="ListBullet"/>
+      </w:pPr>
+      <w:r>
+        <w:t>Change: Week B has no ambiguous questions.</w:t>
+      </w:r>
+    </w:p>
+    <w:p>
+      <w:pPr>
+        <w:pStyle w:val="Heading2"/>
+      </w:pPr>
+      <w:r>
+        <w:t>Check after predicting · reference / check after trying</w:t>
+      </w:r>
+    </w:p>
+    <w:p>
+      <w:pPr>
         <w:spacing w:line="336" w:lineRule="auto" w:after="180"/>
       </w:pPr>
+      <w:r>
+        <w:rPr>
+          <w:b/>
+        </w:rPr>
+        <w:t>Prediction</w:t>
+      </w:r>
       <w:r>
         <w:rPr>
           <w:b w:val="0"/>
         </w:rPr>
-        <w:t xml:space="preserve">Before applying the procedure, write its units, denominator or decision boundary where relevant. A partner should be able to repeat each step using the same </w:t>
+        <w:t>: That slice is unmeasured, not perfectly correct.</w:t>
+      </w:r>
+    </w:p>
+    <w:p>
+      <w:pPr>
+        <w:spacing w:line="336" w:lineRule="auto" w:after="180"/>
+      </w:pPr>
+      <w:r>
+        <w:rPr>
+          <w:b w:val="0"/>
+        </w:rPr>
+        <w:t xml:space="preserve">Reason: No </w:t>
+      </w:r>
+      <w:r>
+        <w:rPr>
+          <w:b/>
+        </w:rPr>
+        <w:t>observation</w:t>
+      </w:r>
+      <w:r>
+        <w:rPr>
+          <w:b w:val="0"/>
+        </w:rPr>
+        <w:t>s means no rate can be calculated for it.</w:t>
+      </w:r>
+    </w:p>
+    <w:p>
+      <w:pPr>
+        <w:pStyle w:val="Heading2"/>
+      </w:pPr>
+      <w:r>
+        <w:t>Earlier wording, alternatives and picture transcripts · reference / check after trying</w:t>
+      </w:r>
+    </w:p>
+    <w:p>
+      <w:pPr>
+        <w:pStyle w:val="Heading3"/>
+      </w:pPr>
+      <w:r>
+        <w:t>Compare a familiar case with a changed case</w:t>
+      </w:r>
+    </w:p>
+    <w:p>
+      <w:pPr>
+        <w:pStyle w:val="Heading3"/>
+      </w:pPr>
+      <w:r>
+        <w:t>Change one thing in the pictured case</w:t>
+      </w:r>
+    </w:p>
+    <w:p>
+      <w:pPr>
+        <w:pStyle w:val="Heading1"/>
+      </w:pPr>
+      <w:r>
+        <w:t>06. Read separate clear and ambiguous rates before the total</w:t>
+      </w:r>
+    </w:p>
+    <w:p>
+      <w:r>
+        <w:t>Keep both denominators visible and report empty slices honestly.</w:t>
+      </w:r>
+    </w:p>
+    <w:p>
+      <w:pPr>
+        <w:pStyle w:val="Heading2"/>
+      </w:pPr>
+      <w:r>
+        <w:t>Main complete-window comparison and checked conclusion</w:t>
+      </w:r>
+    </w:p>
+    <w:p>
+      <w:pPr>
+        <w:spacing w:line="336" w:lineRule="auto" w:after="180"/>
+      </w:pPr>
+      <w:r>
+        <w:rPr>
+          <w:b w:val="0"/>
+        </w:rPr>
+        <w:t>Reference window passes 18/20; new window 14/20.</w:t>
+      </w:r>
+    </w:p>
+    <w:p>
+      <w:pPr>
+        <w:spacing w:line="336" w:lineRule="auto" w:after="180"/>
+      </w:pPr>
+      <w:r>
+        <w:rPr>
+          <w:b w:val="0"/>
+        </w:rPr>
+        <w:t xml:space="preserve">90% versus </w:t>
+      </w:r>
+      <w:r>
+        <w:rPr>
+          <w:b/>
+        </w:rPr>
+        <w:t>70%</w:t>
+      </w:r>
+      <w:r>
+        <w:rPr>
+          <w:b w:val="0"/>
+        </w:rPr>
+        <w:t xml:space="preserve">, drop 20 percentage points; new window breaches </w:t>
+      </w:r>
+      <w:r>
+        <w:rPr>
+          <w:b/>
+        </w:rPr>
+        <w:t>80%</w:t>
+      </w:r>
+      <w:r>
+        <w:rPr>
+          <w:b w:val="0"/>
+        </w:rPr>
+        <w:t xml:space="preserve">. Check case mix, data versions and logs before asserting model </w:t>
+      </w:r>
+      <w:r>
+        <w:rPr>
+          <w:b/>
+        </w:rPr>
+        <w:t>drift</w:t>
+      </w:r>
+      <w:r>
+        <w:rPr>
+          <w:b w:val="0"/>
+        </w:rPr>
+        <w:t xml:space="preserve"> as the cause.</w:t>
+      </w:r>
+    </w:p>
+    <w:p>
+      <w:pPr>
+        <w:spacing w:line="336" w:lineRule="auto" w:after="180"/>
+      </w:pPr>
+      <w:r>
+        <w:rPr>
+          <w:b w:val="0"/>
+        </w:rPr>
+        <w:t xml:space="preserve">Compare the intermediate </w:t>
+      </w:r>
+      <w:r>
+        <w:rPr>
+          <w:b/>
+        </w:rPr>
+        <w:t>evidence</w:t>
+      </w:r>
+      <w:r>
+        <w:rPr>
+          <w:b w:val="0"/>
+        </w:rPr>
+        <w:t xml:space="preserve"> with the final statement. Explain why each number or decision follows from the stated </w:t>
       </w:r>
       <w:r>
         <w:rPr>
@@ -573,7 +1513,7 @@
         <w:rPr>
           <w:b w:val="0"/>
         </w:rPr>
-        <w:t xml:space="preserve">If a required </w:t>
+        <w:t xml:space="preserve">The conclusion belongs to this scenario and procedure; changing the </w:t>
       </w:r>
       <w:r>
         <w:rPr>
@@ -585,15 +1525,15 @@
         <w:rPr>
           <w:b w:val="0"/>
         </w:rPr>
-        <w:t xml:space="preserve"> is absent or violates the stated contract, record that condition explicitly instead of quietly replacing it with a convenient value.</w:t>
-      </w:r>
-    </w:p>
-    <w:p>
-      <w:pPr>
-        <w:pStyle w:val="Heading3"/>
-      </w:pPr>
-      <w:r>
-        <w:t>Connect the picture and the explanation</w:t>
+        <w:t>s, evaluation population or authority can change what it establishes. Retain the raw record so a later revision can be compared honestly.</w:t>
+      </w:r>
+    </w:p>
+    <w:p>
+      <w:pPr>
+        <w:pStyle w:val="Heading2"/>
+      </w:pPr>
+      <w:r>
+        <w:t>Separate pictured counts and full calculations</w:t>
       </w:r>
     </w:p>
     <w:p>
@@ -604,40 +1544,18 @@
         <w:rPr>
           <w:b w:val="0"/>
         </w:rPr>
-        <w:t xml:space="preserve">Point to the </w:t>
-      </w:r>
-      <w:r>
-        <w:rPr>
-          <w:b/>
-        </w:rPr>
-        <w:t>input</w:t>
-      </w:r>
+        <w:t>Monitor separate question slices. A service uses the same rubric on clear and ambiguous questions in two recorded weeks.</w:t>
+      </w:r>
+    </w:p>
+    <w:p>
+      <w:pPr>
+        <w:spacing w:line="336" w:lineRule="auto" w:after="180"/>
+      </w:pPr>
       <w:r>
         <w:rPr>
           <w:b w:val="0"/>
         </w:rPr>
-        <w:t>, the deciding step and the result in this week’s visual. Explain the same step in ordinary words. A picture helps when you can say what each part represents.</w:t>
-      </w:r>
-    </w:p>
-    <w:p>
-      <w:pPr>
-        <w:pStyle w:val="Heading1"/>
-      </w:pPr>
-      <w:r>
-        <w:t>04. Compare the cases</w:t>
-      </w:r>
-    </w:p>
-    <w:p>
-      <w:r>
-        <w:t>Compare the supplied cases for Monitoring quality drift. Identify the detail that changes the conclusion.</w:t>
-      </w:r>
-    </w:p>
-    <w:p>
-      <w:pPr>
-        <w:pStyle w:val="Heading3"/>
-      </w:pPr>
-      <w:r>
-        <w:t>Compare a familiar case with a changed case</w:t>
+        <w:t>A: clear 18/20, ambiguous 8/10. B: clear 19/20, ambiguous 4/10.</w:t>
       </w:r>
     </w:p>
     <w:p>
@@ -648,139 +1566,18 @@
         <w:rPr>
           <w:b w:val="0"/>
         </w:rPr>
-        <w:t>Reference window passes 18/20; new window 14/20. Show the intermediate steps and give the conclusion with its scope.</w:t>
-      </w:r>
-    </w:p>
-    <w:p>
-      <w:pPr>
-        <w:pStyle w:val="Heading3"/>
-      </w:pPr>
-      <w:r>
-        <w:t>Keep the procedure fixed. Explain what changed in the inputs and result.</w:t>
-      </w:r>
-    </w:p>
-    <w:p>
-      <w:r>
-        <w:t>________________________________________________________________</w:t>
-      </w:r>
-    </w:p>
-    <w:p>
-      <w:r>
-        <w:t>________________________________________________________________</w:t>
-      </w:r>
-    </w:p>
-    <w:p>
-      <w:r>
-        <w:t>________________________________________________________________</w:t>
-      </w:r>
-    </w:p>
-    <w:p>
-      <w:r>
-        <w:t>________________________________________________________________</w:t>
-      </w:r>
-    </w:p>
-    <w:p>
-      <w:r>
-        <w:t>________________________________________________________________</w:t>
-      </w:r>
-    </w:p>
-    <w:p>
-      <w:pPr>
-        <w:pStyle w:val="Heading3"/>
-      </w:pPr>
-      <w:r>
-        <w:t>Change one thing in the pictured case</w:t>
-      </w:r>
-    </w:p>
-    <w:p>
-      <w:pPr>
-        <w:pStyle w:val="Heading3"/>
-      </w:pPr>
-      <w:r>
-        <w:t>Change one thing</w:t>
+        <w:t>The picture is a separate two-slice case. Clear questions improve from 18/20 = 90% to 19/20 = 95%, up 5 percentage points. Ambiguous questions fall from 8/10 = 80% to 4/10 = 40%, down 40 percentage points. Totals are 26/30 ≈ 86.7% and 23/30 ≈ 76.7%, down 10 percentage points, with these complete counts and fixed slice sizes. The main example’s 18/20 and 14/20 are different windows.</w:t>
       </w:r>
     </w:p>
     <w:p>
       <w:pPr>
         <w:spacing w:line="336" w:lineRule="auto" w:after="180"/>
-        <w:shd w:fill="F5F1FB"/>
       </w:pPr>
       <w:r>
         <w:rPr>
           <w:b w:val="0"/>
         </w:rPr>
-        <w:t>Change: Week B has no ambiguous questions.</w:t>
-      </w:r>
-    </w:p>
-    <w:p>
-      <w:pPr>
-        <w:pStyle w:val="Heading3"/>
-      </w:pPr>
-      <w:r>
-        <w:t>Predicted result</w:t>
-      </w:r>
-    </w:p>
-    <w:p>
-      <w:pPr>
-        <w:spacing w:line="336" w:lineRule="auto" w:after="180"/>
-        <w:shd w:fill="F1F6FC"/>
-      </w:pPr>
-      <w:r>
-        <w:rPr>
-          <w:b/>
-        </w:rPr>
-        <w:t>Prediction</w:t>
-      </w:r>
-      <w:r>
-        <w:rPr>
-          <w:b w:val="0"/>
-        </w:rPr>
-        <w:t>: That slice is unmeasured, not perfectly correct.</w:t>
-      </w:r>
-    </w:p>
-    <w:p>
-      <w:pPr>
-        <w:pStyle w:val="Heading3"/>
-      </w:pPr>
-      <w:r>
-        <w:t>Why the result follows</w:t>
-      </w:r>
-    </w:p>
-    <w:p>
-      <w:pPr>
-        <w:spacing w:line="336" w:lineRule="auto" w:after="180"/>
-        <w:shd w:fill="F1F6FC"/>
-      </w:pPr>
-      <w:r>
-        <w:rPr>
-          <w:b w:val="0"/>
-        </w:rPr>
-        <w:t xml:space="preserve">Reason: No </w:t>
-      </w:r>
-      <w:r>
-        <w:rPr>
-          <w:b/>
-        </w:rPr>
-        <w:t>observation</w:t>
-      </w:r>
-      <w:r>
-        <w:rPr>
-          <w:b w:val="0"/>
-        </w:rPr>
-        <w:t>s means no rate can be calculated for it.</w:t>
-      </w:r>
-    </w:p>
-    <w:p>
-      <w:pPr>
-        <w:pStyle w:val="Heading1"/>
-      </w:pPr>
-      <w:r>
-        <w:t>05. Words that unlock the idea</w:t>
-      </w:r>
-    </w:p>
-    <w:p>
-      <w:r>
-        <w:t>Use the vocabulary of Monitoring quality drift to explain a concrete decision, rather than only memorising definitions.</w:t>
+        <w:t>If pictured week B instead has no ambiguous questions, that slice has 0 eligible observations and an unavailable rate, not 0% success. Its observed total becomes 19/20 = 95%, but changed case mix prevents interpreting that aggregate rise as improved ambiguous-question performance.</w:t>
       </w:r>
     </w:p>
     <w:tbl>
@@ -790,8 +1587,10 @@
         <w:tblLook w:firstColumn="1" w:firstRow="1" w:lastColumn="0" w:lastRow="0" w:noHBand="0" w:noVBand="1" w:val="04A0"/>
       </w:tblPr>
       <w:tblGrid>
-        <w:gridCol w:w="5112"/>
-        <w:gridCol w:w="5112"/>
+        <w:gridCol w:w="2556"/>
+        <w:gridCol w:w="2556"/>
+        <w:gridCol w:w="2556"/>
+        <w:gridCol w:w="2556"/>
       </w:tblGrid>
       <w:tr>
         <w:trPr>
@@ -799,21 +1598,41 @@
         </w:trPr>
         <w:tc>
           <w:tcPr>
-            <w:tcW w:type="dxa" w:w="5112"/>
+            <w:tcW w:type="dxa" w:w="2556"/>
           </w:tcPr>
           <w:p>
             <w:r>
-              <w:t>Word</w:t>
+              <w:t>Picture slice</w:t>
             </w:r>
           </w:p>
         </w:tc>
         <w:tc>
           <w:tcPr>
-            <w:tcW w:type="dxa" w:w="5112"/>
+            <w:tcW w:type="dxa" w:w="2556"/>
           </w:tcPr>
           <w:p>
             <w:r>
-              <w:t>Meaning</w:t>
+              <w:t>Recorded week A</w:t>
+            </w:r>
+          </w:p>
+        </w:tc>
+        <w:tc>
+          <w:tcPr>
+            <w:tcW w:type="dxa" w:w="2556"/>
+          </w:tcPr>
+          <w:p>
+            <w:r>
+              <w:t>Recorded week B</w:t>
+            </w:r>
+          </w:p>
+        </w:tc>
+        <w:tc>
+          <w:tcPr>
+            <w:tcW w:type="dxa" w:w="2556"/>
+          </w:tcPr>
+          <w:p>
+            <w:r>
+              <w:t>Change in percentage points</w:t>
             </w:r>
           </w:p>
         </w:tc>
@@ -821,21 +1640,41 @@
       <w:tr>
         <w:tc>
           <w:tcPr>
-            <w:tcW w:type="dxa" w:w="5112"/>
+            <w:tcW w:type="dxa" w:w="2556"/>
           </w:tcPr>
           <w:p>
             <w:r>
-              <w:t>Monitoring window</w:t>
+              <w:t>Clear</w:t>
             </w:r>
           </w:p>
         </w:tc>
         <w:tc>
           <w:tcPr>
-            <w:tcW w:type="dxa" w:w="5112"/>
+            <w:tcW w:type="dxa" w:w="2556"/>
           </w:tcPr>
           <w:p>
             <w:r>
-              <w:t>The declared interval or batch for measurement</w:t>
+              <w:t>18/20 = 90%</w:t>
+            </w:r>
+          </w:p>
+        </w:tc>
+        <w:tc>
+          <w:tcPr>
+            <w:tcW w:type="dxa" w:w="2556"/>
+          </w:tcPr>
+          <w:p>
+            <w:r>
+              <w:t>19/20 = 95%</w:t>
+            </w:r>
+          </w:p>
+        </w:tc>
+        <w:tc>
+          <w:tcPr>
+            <w:tcW w:type="dxa" w:w="2556"/>
+          </w:tcPr>
+          <w:p>
+            <w:r>
+              <w:t>+5</w:t>
             </w:r>
           </w:p>
         </w:tc>
@@ -843,21 +1682,41 @@
       <w:tr>
         <w:tc>
           <w:tcPr>
-            <w:tcW w:type="dxa" w:w="5112"/>
+            <w:tcW w:type="dxa" w:w="2556"/>
           </w:tcPr>
           <w:p>
             <w:r>
-              <w:t>Drift</w:t>
+              <w:t>Ambiguous</w:t>
             </w:r>
           </w:p>
         </w:tc>
         <w:tc>
           <w:tcPr>
-            <w:tcW w:type="dxa" w:w="5112"/>
+            <w:tcW w:type="dxa" w:w="2556"/>
           </w:tcPr>
           <w:p>
             <w:r>
-              <w:t>A change in data or behaviour relative to a reference</w:t>
+              <w:t>8/10 = 80%</w:t>
+            </w:r>
+          </w:p>
+        </w:tc>
+        <w:tc>
+          <w:tcPr>
+            <w:tcW w:type="dxa" w:w="2556"/>
+          </w:tcPr>
+          <w:p>
+            <w:r>
+              <w:t>4/10 = 40%</w:t>
+            </w:r>
+          </w:p>
+        </w:tc>
+        <w:tc>
+          <w:tcPr>
+            <w:tcW w:type="dxa" w:w="2556"/>
+          </w:tcPr>
+          <w:p>
+            <w:r>
+              <w:t>−40</w:t>
             </w:r>
           </w:p>
         </w:tc>
@@ -865,21 +1724,83 @@
       <w:tr>
         <w:tc>
           <w:tcPr>
-            <w:tcW w:type="dxa" w:w="5112"/>
+            <w:tcW w:type="dxa" w:w="2556"/>
           </w:tcPr>
           <w:p>
             <w:r>
-              <w:t>Alert threshold</w:t>
+              <w:t>All supplied cases</w:t>
             </w:r>
           </w:p>
         </w:tc>
         <w:tc>
           <w:tcPr>
-            <w:tcW w:type="dxa" w:w="5112"/>
+            <w:tcW w:type="dxa" w:w="2556"/>
           </w:tcPr>
           <w:p>
             <w:r>
-              <w:t>A condition triggering investigation</w:t>
+              <w:t>26/30 ≈ 86.7%</w:t>
+            </w:r>
+          </w:p>
+        </w:tc>
+        <w:tc>
+          <w:tcPr>
+            <w:tcW w:type="dxa" w:w="2556"/>
+          </w:tcPr>
+          <w:p>
+            <w:r>
+              <w:t>23/30 ≈ 76.7%</w:t>
+            </w:r>
+          </w:p>
+        </w:tc>
+        <w:tc>
+          <w:tcPr>
+            <w:tcW w:type="dxa" w:w="2556"/>
+          </w:tcPr>
+          <w:p>
+            <w:r>
+              <w:t>−10</w:t>
+            </w:r>
+          </w:p>
+        </w:tc>
+      </w:tr>
+      <w:tr>
+        <w:tc>
+          <w:tcPr>
+            <w:tcW w:type="dxa" w:w="2556"/>
+          </w:tcPr>
+          <w:p>
+            <w:r>
+              <w:t>Changed B: no ambiguous observations</w:t>
+            </w:r>
+          </w:p>
+        </w:tc>
+        <w:tc>
+          <w:tcPr>
+            <w:tcW w:type="dxa" w:w="2556"/>
+          </w:tcPr>
+          <w:p>
+            <w:r>
+              <w:t>A stays unchanged</w:t>
+            </w:r>
+          </w:p>
+        </w:tc>
+        <w:tc>
+          <w:tcPr>
+            <w:tcW w:type="dxa" w:w="2556"/>
+          </w:tcPr>
+          <w:p>
+            <w:r>
+              <w:t>Clear 19/20; ambiguous 0/0 unavailable</w:t>
+            </w:r>
+          </w:p>
+        </w:tc>
+        <w:tc>
+          <w:tcPr>
+            <w:tcW w:type="dxa" w:w="2556"/>
+          </w:tcPr>
+          <w:p>
+            <w:r>
+              <w:t>Aggregate 95% now has different case mix</w:t>
             </w:r>
           </w:p>
         </w:tc>
@@ -887,238 +1808,18 @@
     </w:tbl>
     <w:p>
       <w:pPr>
-        <w:pStyle w:val="Heading3"/>
-      </w:pPr>
-      <w:r>
-        <w:t>Use two terms to explain a step in this week’s example.</w:t>
-      </w:r>
-    </w:p>
-    <w:p>
-      <w:r>
-        <w:t>________________________________________________________________</w:t>
-      </w:r>
-    </w:p>
-    <w:p>
-      <w:r>
-        <w:t>________________________________________________________________</w:t>
-      </w:r>
-    </w:p>
-    <w:p>
-      <w:r>
-        <w:t>________________________________________________________________</w:t>
-      </w:r>
-    </w:p>
-    <w:p>
-      <w:pPr>
-        <w:pStyle w:val="Heading1"/>
-      </w:pPr>
-      <w:r>
-        <w:t>06. Follow a worked example</w:t>
-      </w:r>
-    </w:p>
-    <w:p>
-      <w:r>
-        <w:t>Follow the worked trace for Monitoring quality drift, predict a step, then compare with its explanation.</w:t>
-      </w:r>
-    </w:p>
-    <w:p>
-      <w:pPr>
-        <w:spacing w:line="336" w:lineRule="auto" w:after="180"/>
-      </w:pPr>
-      <w:r>
-        <w:rPr>
-          <w:b w:val="0"/>
-        </w:rPr>
-        <w:t>Reference window passes 18/20; new window 14/20.</w:t>
-      </w:r>
-    </w:p>
-    <w:p>
-      <w:pPr>
-        <w:spacing w:line="336" w:lineRule="auto" w:after="180"/>
-      </w:pPr>
-      <w:r>
-        <w:rPr>
-          <w:b w:val="0"/>
-        </w:rPr>
-        <w:t xml:space="preserve">90% versus </w:t>
-      </w:r>
-      <w:r>
-        <w:rPr>
-          <w:b/>
-        </w:rPr>
-        <w:t>70%</w:t>
-      </w:r>
-      <w:r>
-        <w:rPr>
-          <w:b w:val="0"/>
-        </w:rPr>
-        <w:t xml:space="preserve">, drop 20 percentage points; new window breaches </w:t>
-      </w:r>
-      <w:r>
-        <w:rPr>
-          <w:b/>
-        </w:rPr>
-        <w:t>80%</w:t>
-      </w:r>
-      <w:r>
-        <w:rPr>
-          <w:b w:val="0"/>
-        </w:rPr>
-        <w:t xml:space="preserve">. Check case mix, data versions and logs before asserting model </w:t>
-      </w:r>
-      <w:r>
-        <w:rPr>
-          <w:b/>
-        </w:rPr>
-        <w:t>drift</w:t>
-      </w:r>
-      <w:r>
-        <w:rPr>
-          <w:b w:val="0"/>
-        </w:rPr>
-        <w:t xml:space="preserve"> as the cause.</w:t>
-      </w:r>
-    </w:p>
-    <w:p>
-      <w:pPr>
-        <w:pStyle w:val="Heading3"/>
-      </w:pPr>
-      <w:r>
-        <w:t>Worked explanation · Monitoring quality drift</w:t>
-      </w:r>
-    </w:p>
-    <w:p>
-      <w:pPr>
-        <w:spacing w:line="336" w:lineRule="auto" w:after="180"/>
-        <w:shd w:fill="F1F6FC"/>
-      </w:pPr>
-      <w:r>
-        <w:rPr>
-          <w:b w:val="0"/>
-        </w:rPr>
-        <w:t xml:space="preserve">Compare the intermediate </w:t>
-      </w:r>
-      <w:r>
-        <w:rPr>
-          <w:b/>
-        </w:rPr>
-        <w:t>evidence</w:t>
-      </w:r>
-      <w:r>
-        <w:rPr>
-          <w:b w:val="0"/>
-        </w:rPr>
-        <w:t xml:space="preserve"> with the final statement. Explain why each number or decision follows from the stated </w:t>
-      </w:r>
-      <w:r>
-        <w:rPr>
-          <w:b/>
-        </w:rPr>
-        <w:t>input</w:t>
-      </w:r>
-      <w:r>
-        <w:rPr>
-          <w:b w:val="0"/>
-        </w:rPr>
-        <w:t>s.</w:t>
-      </w:r>
-    </w:p>
-    <w:p>
-      <w:pPr>
-        <w:spacing w:line="336" w:lineRule="auto" w:after="180"/>
-        <w:shd w:fill="F1F6FC"/>
-      </w:pPr>
-      <w:r>
-        <w:rPr>
-          <w:b w:val="0"/>
-        </w:rPr>
-        <w:t xml:space="preserve">The conclusion belongs to this scenario and procedure; changing the </w:t>
-      </w:r>
-      <w:r>
-        <w:rPr>
-          <w:b/>
-        </w:rPr>
-        <w:t>input</w:t>
-      </w:r>
-      <w:r>
-        <w:rPr>
-          <w:b w:val="0"/>
-        </w:rPr>
-        <w:t>s, evaluation population or authority can change what it establishes. Retain the raw record so a later revision can be compared honestly.</w:t>
-      </w:r>
-    </w:p>
-    <w:p>
-      <w:pPr>
-        <w:pStyle w:val="Heading3"/>
-      </w:pPr>
-      <w:r>
-        <w:t>Learn from the worked case</w:t>
-      </w:r>
-    </w:p>
-    <w:p>
-      <w:pPr>
-        <w:spacing w:line="336" w:lineRule="auto" w:after="180"/>
-      </w:pPr>
-      <w:r>
-        <w:rPr>
-          <w:b w:val="0"/>
-        </w:rPr>
-        <w:t>Cover the result before checking it. Say what is given, choose the procedure, and follow one step at a time. Then uncover the result and explain your first mismatch. Ask why a step is allowed, not only what number it produces.</w:t>
-      </w:r>
-    </w:p>
-    <w:p>
-      <w:pPr>
-        <w:pStyle w:val="Heading3"/>
-      </w:pPr>
-      <w:r>
-        <w:t>A pictorial worked case: Monitoring quality drift</w:t>
-      </w:r>
-    </w:p>
-    <w:p>
-      <w:pPr>
-        <w:spacing w:line="336" w:lineRule="auto" w:after="180"/>
-      </w:pPr>
-      <w:r>
-        <w:rPr>
-          <w:b w:val="0"/>
-        </w:rPr>
-        <w:t>Monitor separate question slices. A service uses the same rubric on clear and ambiguous questions in two recorded weeks.</w:t>
-      </w:r>
-    </w:p>
-    <w:p>
-      <w:pPr>
-        <w:pStyle w:val="Heading3"/>
-      </w:pPr>
-      <w:r>
-        <w:t>The facts we will use</w:t>
-      </w:r>
-    </w:p>
-    <w:p>
-      <w:pPr>
-        <w:pStyle w:val="Heading3"/>
-      </w:pPr>
-      <w:r>
-        <w:t>Supplied facts</w:t>
-      </w:r>
-    </w:p>
-    <w:p>
-      <w:pPr>
-        <w:spacing w:line="336" w:lineRule="auto" w:after="180"/>
-        <w:shd w:fill="F1F6FC"/>
-      </w:pPr>
-      <w:r>
-        <w:rPr>
-          <w:b w:val="0"/>
-        </w:rPr>
-        <w:t>A: clear 18/20, ambiguous 8/10. B: clear 19/20, ambiguous 4/10.</w:t>
+        <w:pStyle w:val="Heading2"/>
+      </w:pPr>
+      <w:r>
+        <w:t>Trace slices, totals and investigation</w:t>
       </w:r>
     </w:p>
     <w:p>
       <w:r>
         <w:drawing>
           <wp:inline xmlns:a="http://schemas.openxmlformats.org/drawingml/2006/main" xmlns:pic="http://schemas.openxmlformats.org/drawingml/2006/picture">
-            <wp:extent cx="5486400" cy="3077029"/>
-            <wp:docPr id="1" name="Picture 1" descr="Quality slices: retain denominators"/>
+            <wp:extent cx="5486400" cy="3182112"/>
+            <wp:docPr id="1" name="Picture 1" descr="Compute slice rates: Clear rises 90%→95%; ambiguous falls 80%→40%. → Compute totals: A is 26/30; B is 23/30 correct. → Investigate ambiguity: Inspect that slice’s failures before selecting a repair."/>
             <wp:cNvGraphicFramePr>
               <a:graphicFrameLocks noChangeAspect="1"/>
             </wp:cNvGraphicFramePr>
@@ -1126,7 +1827,7 @@
               <a:graphicData uri="http://schemas.openxmlformats.org/drawingml/2006/picture">
                 <pic:pic>
                   <pic:nvPicPr>
-                    <pic:cNvPr id="0" name="academy-detail-ai-6-25.png"/>
+                    <pic:cNvPr id="0" name="academy-story-ai-6-25-02.png"/>
                     <pic:cNvPicPr/>
                   </pic:nvPicPr>
                   <pic:blipFill>
@@ -1138,43 +1839,7 @@
                   <pic:spPr>
                     <a:xfrm>
                       <a:off x="0" y="0"/>
-                      <a:ext cx="5486400" cy="3077029"/>
-                    </a:xfrm>
-                    <a:prstGeom prst="rect"/>
-                  </pic:spPr>
-                </pic:pic>
-              </a:graphicData>
-            </a:graphic>
-          </wp:inline>
-        </w:drawing>
-      </w:r>
-    </w:p>
-    <w:p>
-      <w:r>
-        <w:drawing>
-          <wp:inline xmlns:a="http://schemas.openxmlformats.org/drawingml/2006/main" xmlns:pic="http://schemas.openxmlformats.org/drawingml/2006/picture">
-            <wp:extent cx="5486400" cy="5145314"/>
-            <wp:docPr id="2" name="Picture 2" descr="Monitoring quality drift. Compute slice rates: Clear rises 90%→95%; ambiguous falls 80%→40%.. Compute totals: A is 26/30; B is 23/30 correct.. Investigate ambiguity: Inspect that slice’s failures before selecting a repair."/>
-            <wp:cNvGraphicFramePr>
-              <a:graphicFrameLocks noChangeAspect="1"/>
-            </wp:cNvGraphicFramePr>
-            <a:graphic>
-              <a:graphicData uri="http://schemas.openxmlformats.org/drawingml/2006/picture">
-                <pic:pic>
-                  <pic:nvPicPr>
-                    <pic:cNvPr id="0" name="academy-visual-ai-6-25.png"/>
-                    <pic:cNvPicPr/>
-                  </pic:nvPicPr>
-                  <pic:blipFill>
-                    <a:blip r:embed="rId10"/>
-                    <a:stretch>
-                      <a:fillRect/>
-                    </a:stretch>
-                  </pic:blipFill>
-                  <pic:spPr>
-                    <a:xfrm>
-                      <a:off x="0" y="0"/>
-                      <a:ext cx="5486400" cy="5145314"/>
+                      <a:ext cx="5486400" cy="3182112"/>
                     </a:xfrm>
                     <a:prstGeom prst="rect"/>
                   </pic:spPr>
@@ -1302,24 +1967,7 @@
     </w:p>
     <w:p>
       <w:pPr>
-        <w:pStyle w:val="Heading3"/>
-      </w:pPr>
-      <w:r>
-        <w:t>Why this result follows</w:t>
-      </w:r>
-    </w:p>
-    <w:p>
-      <w:pPr>
-        <w:pStyle w:val="Heading3"/>
-      </w:pPr>
-      <w:r>
-        <w:t>Why the result follows</w:t>
-      </w:r>
-    </w:p>
-    <w:p>
-      <w:pPr>
         <w:spacing w:line="336" w:lineRule="auto" w:after="180"/>
-        <w:shd w:fill="F1F6FC"/>
       </w:pPr>
       <w:r>
         <w:rPr>
@@ -1330,30 +1978,113 @@
     </w:p>
     <w:p>
       <w:pPr>
+        <w:pStyle w:val="Heading2"/>
+      </w:pPr>
+      <w:r>
+        <w:t>Predict no ambiguous questions in B</w:t>
+      </w:r>
+    </w:p>
+    <w:p>
+      <w:pPr>
+        <w:pStyle w:val="ListBullet"/>
+      </w:pPr>
+      <w:r>
+        <w:t>Change one thing: Week B has no ambiguous questions. Predict the result before checking the explanation. What remains the same?</w:t>
+      </w:r>
+    </w:p>
+    <w:p>
+      <w:pPr>
+        <w:pStyle w:val="Heading2"/>
+      </w:pPr>
+      <w:r>
+        <w:t>Check after predicting · reference / check after trying</w:t>
+      </w:r>
+    </w:p>
+    <w:p>
+      <w:r>
+        <w:drawing>
+          <wp:inline xmlns:a="http://schemas.openxmlformats.org/drawingml/2006/main" xmlns:pic="http://schemas.openxmlformats.org/drawingml/2006/picture">
+            <wp:extent cx="5486400" cy="3026664"/>
+            <wp:docPr id="2" name="Picture 2" descr="Original case: Inspect that slice’s failures before selecting a repair. Changed condition: Week B has no ambiguous questions. Expected result: That slice is unmeasured, not perfectly correct. Reason: No observations means no rate can be calculated for it."/>
+            <wp:cNvGraphicFramePr>
+              <a:graphicFrameLocks noChangeAspect="1"/>
+            </wp:cNvGraphicFramePr>
+            <a:graphic>
+              <a:graphicData uri="http://schemas.openxmlformats.org/drawingml/2006/picture">
+                <pic:pic>
+                  <pic:nvPicPr>
+                    <pic:cNvPr id="0" name="academy-story-ai-6-25-04.png"/>
+                    <pic:cNvPicPr/>
+                  </pic:nvPicPr>
+                  <pic:blipFill>
+                    <a:blip r:embed="rId10"/>
+                    <a:stretch>
+                      <a:fillRect/>
+                    </a:stretch>
+                  </pic:blipFill>
+                  <pic:spPr>
+                    <a:xfrm>
+                      <a:off x="0" y="0"/>
+                      <a:ext cx="5486400" cy="3026664"/>
+                    </a:xfrm>
+                    <a:prstGeom prst="rect"/>
+                  </pic:spPr>
+                </pic:pic>
+              </a:graphicData>
+            </a:graphic>
+          </wp:inline>
+        </w:drawing>
+      </w:r>
+    </w:p>
+    <w:p>
+      <w:pPr>
+        <w:pStyle w:val="Heading2"/>
+      </w:pPr>
+      <w:r>
+        <w:t>Explain uncertainty and empty-slice reporting</w:t>
+      </w:r>
+    </w:p>
+    <w:p>
+      <w:pPr>
+        <w:pStyle w:val="ListBullet"/>
+      </w:pPr>
+      <w:r>
+        <w:t>Small samples do not establish a stable trend or cause; retain uncertainty and compare conditions.</w:t>
+      </w:r>
+    </w:p>
+    <w:p>
+      <w:pPr>
+        <w:pStyle w:val="ListBullet"/>
+      </w:pPr>
+      <w:r>
+        <w:t>Read the labelled picture: Compute both clear and ambiguous slice rates for A and B. Which slice weakens, and how should that slice be reported when no ambiguous questions are observed?</w:t>
+      </w:r>
+    </w:p>
+    <w:p>
+      <w:pPr>
+        <w:pStyle w:val="Heading2"/>
+      </w:pPr>
+      <w:r>
+        <w:t>Earlier wording, alternatives and picture transcripts · reference / check after trying</w:t>
+      </w:r>
+    </w:p>
+    <w:p>
+      <w:pPr>
         <w:pStyle w:val="Heading3"/>
       </w:pPr>
       <w:r>
-        <w:t>What this example does not establish</w:t>
-      </w:r>
-    </w:p>
-    <w:p>
-      <w:pPr>
-        <w:pStyle w:val="Heading3"/>
-      </w:pPr>
-      <w:r>
-        <w:t>Keep the stated limit</w:t>
+        <w:t>Learn from the worked case</w:t>
       </w:r>
     </w:p>
     <w:p>
       <w:pPr>
         <w:spacing w:line="336" w:lineRule="auto" w:after="180"/>
-        <w:shd w:fill="FFF5E6"/>
       </w:pPr>
       <w:r>
         <w:rPr>
           <w:b w:val="0"/>
         </w:rPr>
-        <w:t>Small samples do not establish a stable trend or cause; retain uncertainty and compare conditions.</w:t>
+        <w:t>Cover the result before checking it. Say what is given, choose the procedure, and follow one step at a time. Then uncover the result and explain your first mismatch. Ask why a step is allowed, not only what number it produces.</w:t>
       </w:r>
     </w:p>
     <w:p>
@@ -1361,19 +2092,7 @@
         <w:pStyle w:val="Heading3"/>
       </w:pPr>
       <w:r>
-        <w:t>Keep the stated limit</w:t>
-      </w:r>
-    </w:p>
-    <w:p>
-      <w:pPr>
-        <w:spacing w:line="336" w:lineRule="auto" w:after="180"/>
-        <w:shd w:fill="FFF5E6"/>
-      </w:pPr>
-      <w:r>
-        <w:rPr>
-          <w:b w:val="0"/>
-        </w:rPr>
-        <w:t>Read the labelled picture: Compute both clear and ambiguous slice rates for A and B. Which slice weakens, and how should that slice be reported when no ambiguous questions are observed?</w:t>
+        <w:t>A pictorial worked case: Monitoring quality drift</w:t>
       </w:r>
     </w:p>
     <w:p>
@@ -1381,19 +2100,95 @@
         <w:pStyle w:val="Heading3"/>
       </w:pPr>
       <w:r>
-        <w:t>Keep the stated limit</w:t>
-      </w:r>
-    </w:p>
-    <w:p>
-      <w:pPr>
-        <w:spacing w:line="336" w:lineRule="auto" w:after="180"/>
-        <w:shd w:fill="FFF5E6"/>
-      </w:pPr>
-      <w:r>
-        <w:rPr>
-          <w:b w:val="0"/>
-        </w:rPr>
-        <w:t>Change one thing: Week B has no ambiguous questions. Predict the result before checking the explanation. What remains the same?</w:t>
+        <w:t>The facts we will use</w:t>
+      </w:r>
+    </w:p>
+    <w:p>
+      <w:r>
+        <w:drawing>
+          <wp:inline xmlns:a="http://schemas.openxmlformats.org/drawingml/2006/main" xmlns:pic="http://schemas.openxmlformats.org/drawingml/2006/picture">
+            <wp:extent cx="5486400" cy="3077029"/>
+            <wp:docPr id="3" name="Picture 3" descr="Quality slices: retain denominators"/>
+            <wp:cNvGraphicFramePr>
+              <a:graphicFrameLocks noChangeAspect="1"/>
+            </wp:cNvGraphicFramePr>
+            <a:graphic>
+              <a:graphicData uri="http://schemas.openxmlformats.org/drawingml/2006/picture">
+                <pic:pic>
+                  <pic:nvPicPr>
+                    <pic:cNvPr id="0" name="academy-detail-ai-6-25.png"/>
+                    <pic:cNvPicPr/>
+                  </pic:nvPicPr>
+                  <pic:blipFill>
+                    <a:blip r:embed="rId11"/>
+                    <a:stretch>
+                      <a:fillRect/>
+                    </a:stretch>
+                  </pic:blipFill>
+                  <pic:spPr>
+                    <a:xfrm>
+                      <a:off x="0" y="0"/>
+                      <a:ext cx="5486400" cy="3077029"/>
+                    </a:xfrm>
+                    <a:prstGeom prst="rect"/>
+                  </pic:spPr>
+                </pic:pic>
+              </a:graphicData>
+            </a:graphic>
+          </wp:inline>
+        </w:drawing>
+      </w:r>
+    </w:p>
+    <w:p>
+      <w:r>
+        <w:drawing>
+          <wp:inline xmlns:a="http://schemas.openxmlformats.org/drawingml/2006/main" xmlns:pic="http://schemas.openxmlformats.org/drawingml/2006/picture">
+            <wp:extent cx="5486400" cy="5145314"/>
+            <wp:docPr id="4" name="Picture 4" descr="Monitoring quality drift. Compute slice rates: Clear rises 90%→95%; ambiguous falls 80%→40%.. Compute totals: A is 26/30; B is 23/30 correct.. Investigate ambiguity: Inspect that slice’s failures before selecting a repair."/>
+            <wp:cNvGraphicFramePr>
+              <a:graphicFrameLocks noChangeAspect="1"/>
+            </wp:cNvGraphicFramePr>
+            <a:graphic>
+              <a:graphicData uri="http://schemas.openxmlformats.org/drawingml/2006/picture">
+                <pic:pic>
+                  <pic:nvPicPr>
+                    <pic:cNvPr id="0" name="academy-visual-ai-6-25.png"/>
+                    <pic:cNvPicPr/>
+                  </pic:nvPicPr>
+                  <pic:blipFill>
+                    <a:blip r:embed="rId12"/>
+                    <a:stretch>
+                      <a:fillRect/>
+                    </a:stretch>
+                  </pic:blipFill>
+                  <pic:spPr>
+                    <a:xfrm>
+                      <a:off x="0" y="0"/>
+                      <a:ext cx="5486400" cy="5145314"/>
+                    </a:xfrm>
+                    <a:prstGeom prst="rect"/>
+                  </pic:spPr>
+                </pic:pic>
+              </a:graphicData>
+            </a:graphic>
+          </wp:inline>
+        </w:drawing>
+      </w:r>
+    </w:p>
+    <w:p>
+      <w:pPr>
+        <w:pStyle w:val="Heading3"/>
+      </w:pPr>
+      <w:r>
+        <w:t>Why this result follows</w:t>
+      </w:r>
+    </w:p>
+    <w:p>
+      <w:pPr>
+        <w:pStyle w:val="Heading3"/>
+      </w:pPr>
+      <w:r>
+        <w:t>What this example does not establish</w:t>
       </w:r>
     </w:p>
     <w:p>
@@ -1401,12 +2196,20 @@
         <w:pStyle w:val="Heading1"/>
       </w:pPr>
       <w:r>
-        <w:t>07. Find and repair a mistake</w:t>
-      </w:r>
-    </w:p>
-    <w:p>
-      <w:r>
-        <w:t>Find the unsupported step in the Monitoring quality drift claim and explain a repair using the supplied evidence.</w:t>
+        <w:t>07. Audit sampling, coverage and causal overclaims</w:t>
+      </w:r>
+    </w:p>
+    <w:p>
+      <w:r>
+        <w:t>Keep an alert separate from its still-unverified explanation.</w:t>
+      </w:r>
+    </w:p>
+    <w:p>
+      <w:pPr>
+        <w:pStyle w:val="Heading2"/>
+      </w:pPr>
+      <w:r>
+        <w:t>Core monitoring qualification and failure analysis</w:t>
       </w:r>
     </w:p>
     <w:p>
@@ -1422,16 +2225,7 @@
     </w:p>
     <w:p>
       <w:pPr>
-        <w:pStyle w:val="Heading3"/>
-      </w:pPr>
-      <w:r>
-        <w:t>Check the claim against the facts</w:t>
-      </w:r>
-    </w:p>
-    <w:p>
-      <w:pPr>
         <w:spacing w:line="336" w:lineRule="auto" w:after="180"/>
-        <w:shd w:fill="FFF5E6"/>
       </w:pPr>
       <w:r>
         <w:rPr>
@@ -1443,7 +2237,6 @@
     <w:p>
       <w:pPr>
         <w:spacing w:line="336" w:lineRule="auto" w:after="180"/>
-        <w:shd w:fill="FFF5E6"/>
       </w:pPr>
       <w:r>
         <w:rPr>
@@ -1466,6 +2259,256 @@
     </w:p>
     <w:p>
       <w:pPr>
+        <w:pStyle w:val="Heading2"/>
+      </w:pPr>
+      <w:r>
+        <w:t>Complete denominator, slice and uncertainty probes</w:t>
+      </w:r>
+    </w:p>
+    <w:tbl>
+      <w:tblPr>
+        <w:tblStyle w:val="LightShading-Accent1"/>
+        <w:tblW w:type="auto" w:w="0"/>
+        <w:tblLook w:firstColumn="1" w:firstRow="1" w:lastColumn="0" w:lastRow="0" w:noHBand="0" w:noVBand="1" w:val="04A0"/>
+      </w:tblPr>
+      <w:tblGrid>
+        <w:gridCol w:w="5112"/>
+        <w:gridCol w:w="5112"/>
+      </w:tblGrid>
+      <w:tr>
+        <w:trPr>
+          <w:tblHeader/>
+        </w:trPr>
+        <w:tc>
+          <w:tcPr>
+            <w:tcW w:type="dxa" w:w="5112"/>
+          </w:tcPr>
+          <w:p>
+            <w:r>
+              <w:t>Monitoring probe</w:t>
+            </w:r>
+          </w:p>
+        </w:tc>
+        <w:tc>
+          <w:tcPr>
+            <w:tcW w:type="dxa" w:w="5112"/>
+          </w:tcPr>
+          <w:p>
+            <w:r>
+              <w:t>Expected interpretation</w:t>
+            </w:r>
+          </w:p>
+        </w:tc>
+      </w:tr>
+      <w:tr>
+        <w:tc>
+          <w:tcPr>
+            <w:tcW w:type="dxa" w:w="5112"/>
+          </w:tcPr>
+          <w:p>
+            <w:r>
+              <w:t>Rate below the declared threshold</w:t>
+            </w:r>
+          </w:p>
+        </w:tc>
+        <w:tc>
+          <w:tcPr>
+            <w:tcW w:type="dxa" w:w="5112"/>
+          </w:tcPr>
+          <w:p>
+            <w:r>
+              <w:t>Alert and investigate; cause remains unproven</w:t>
+            </w:r>
+          </w:p>
+        </w:tc>
+      </w:tr>
+      <w:tr>
+        <w:tc>
+          <w:tcPr>
+            <w:tcW w:type="dxa" w:w="5112"/>
+          </w:tcPr>
+          <w:p>
+            <w:r>
+              <w:t>Rate exactly at the declared threshold</w:t>
+            </w:r>
+          </w:p>
+        </w:tc>
+        <w:tc>
+          <w:tcPr>
+            <w:tcW w:type="dxa" w:w="5112"/>
+          </w:tcPr>
+          <w:p>
+            <w:r>
+              <w:t>No strictly-below alert</w:t>
+            </w:r>
+          </w:p>
+        </w:tc>
+      </w:tr>
+      <w:tr>
+        <w:tc>
+          <w:tcPr>
+            <w:tcW w:type="dxa" w:w="5112"/>
+          </w:tcPr>
+          <w:p>
+            <w:r>
+              <w:t>More passes with more total questions</w:t>
+            </w:r>
+          </w:p>
+        </w:tc>
+        <w:tc>
+          <w:tcPr>
+            <w:tcW w:type="dxa" w:w="5112"/>
+          </w:tcPr>
+          <w:p>
+            <w:r>
+              <w:t>Compute rates; raw pass totals alone do not compare quality</w:t>
+            </w:r>
+          </w:p>
+        </w:tc>
+      </w:tr>
+      <w:tr>
+        <w:tc>
+          <w:tcPr>
+            <w:tcW w:type="dxa" w:w="5112"/>
+          </w:tcPr>
+          <w:p>
+            <w:r>
+              <w:t>Missing outcomes</w:t>
+            </w:r>
+          </w:p>
+        </w:tc>
+        <w:tc>
+          <w:tcPr>
+            <w:tcW w:type="dxa" w:w="5112"/>
+          </w:tcPr>
+          <w:p>
+            <w:r>
+              <w:t>Report count and observed denominator; do not silently relabel them</w:t>
+            </w:r>
+          </w:p>
+        </w:tc>
+      </w:tr>
+      <w:tr>
+        <w:tc>
+          <w:tcPr>
+            <w:tcW w:type="dxa" w:w="5112"/>
+          </w:tcPr>
+          <w:p>
+            <w:r>
+              <w:t>Zero eligible observations</w:t>
+            </w:r>
+          </w:p>
+        </w:tc>
+        <w:tc>
+          <w:tcPr>
+            <w:tcW w:type="dxa" w:w="5112"/>
+          </w:tcPr>
+          <w:p>
+            <w:r>
+              <w:t>Unavailable rate and coverage gap</w:t>
+            </w:r>
+          </w:p>
+        </w:tc>
+      </w:tr>
+      <w:tr>
+        <w:tc>
+          <w:tcPr>
+            <w:tcW w:type="dxa" w:w="5112"/>
+          </w:tcPr>
+          <w:p>
+            <w:r>
+              <w:t>One slice weakens while another improves</w:t>
+            </w:r>
+          </w:p>
+        </w:tc>
+        <w:tc>
+          <w:tcPr>
+            <w:tcW w:type="dxa" w:w="5112"/>
+          </w:tcPr>
+          <w:p>
+            <w:r>
+              <w:t>Report both; aggregate alone hides the different directions</w:t>
+            </w:r>
+          </w:p>
+        </w:tc>
+      </w:tr>
+      <w:tr>
+        <w:tc>
+          <w:tcPr>
+            <w:tcW w:type="dxa" w:w="5112"/>
+          </w:tcPr>
+          <w:p>
+            <w:r>
+              <w:t>Case mix or rubric changes</w:t>
+            </w:r>
+          </w:p>
+        </w:tc>
+        <w:tc>
+          <w:tcPr>
+            <w:tcW w:type="dxa" w:w="5112"/>
+          </w:tcPr>
+          <w:p>
+            <w:r>
+              <w:t>Comparability needs review</w:t>
+            </w:r>
+          </w:p>
+        </w:tc>
+      </w:tr>
+      <w:tr>
+        <w:tc>
+          <w:tcPr>
+            <w:tcW w:type="dxa" w:w="5112"/>
+          </w:tcPr>
+          <w:p>
+            <w:r>
+              <w:t>Counts do not sum to eligible total</w:t>
+            </w:r>
+          </w:p>
+        </w:tc>
+        <w:tc>
+          <w:tcPr>
+            <w:tcW w:type="dxa" w:w="5112"/>
+          </w:tcPr>
+          <w:p>
+            <w:r>
+              <w:t>Reject inconsistent measurement fixture</w:t>
+            </w:r>
+          </w:p>
+        </w:tc>
+      </w:tr>
+      <w:tr>
+        <w:tc>
+          <w:tcPr>
+            <w:tcW w:type="dxa" w:w="5112"/>
+          </w:tcPr>
+          <w:p>
+            <w:r>
+              <w:t>Small sample change</w:t>
+            </w:r>
+          </w:p>
+        </w:tc>
+        <w:tc>
+          <w:tcPr>
+            <w:tcW w:type="dxa" w:w="5112"/>
+          </w:tcPr>
+          <w:p>
+            <w:r>
+              <w:t>Does not establish stable trend, significance or model-caused drift</w:t>
+            </w:r>
+          </w:p>
+        </w:tc>
+      </w:tr>
+    </w:tbl>
+    <w:p>
+      <w:pPr>
+        <w:pStyle w:val="Heading2"/>
+      </w:pPr>
+      <w:r>
+        <w:t>Guided repair and explanation</w:t>
+      </w:r>
+    </w:p>
+    <w:p>
+      <w:pPr>
         <w:pStyle w:val="Heading3"/>
       </w:pPr>
       <w:r>
@@ -1499,21 +2542,93 @@
     </w:p>
     <w:p>
       <w:pPr>
+        <w:pStyle w:val="ListBullet"/>
+      </w:pPr>
+      <w:r>
+        <w:t>A report omits this qualification: An alert identifies a condition for investigation, not a complete causal explanation. Explain how omitting it could change a reader's interpretation, and write an accurate replacement.</w:t>
+      </w:r>
+    </w:p>
+    <w:p>
+      <w:pPr>
         <w:pStyle w:val="Heading3"/>
       </w:pPr>
       <w:r>
+        <w:t>State one repair and the checks you would rerun.</w:t>
+      </w:r>
+    </w:p>
+    <w:p>
+      <w:r>
+        <w:t>________________________________________________________________</w:t>
+      </w:r>
+    </w:p>
+    <w:p>
+      <w:r>
+        <w:t>________________________________________________________________</w:t>
+      </w:r>
+    </w:p>
+    <w:p>
+      <w:r>
+        <w:t>________________________________________________________________</w:t>
+      </w:r>
+    </w:p>
+    <w:p>
+      <w:r>
+        <w:t>________________________________________________________________</w:t>
+      </w:r>
+    </w:p>
+    <w:p>
+      <w:r>
+        <w:t>________________________________________________________________</w:t>
+      </w:r>
+    </w:p>
+    <w:p>
+      <w:r>
+        <w:t>________________________________________________________________</w:t>
+      </w:r>
+    </w:p>
+    <w:p>
+      <w:pPr>
+        <w:pStyle w:val="Heading2"/>
+      </w:pPr>
+      <w:r>
+        <w:t>Earlier wording, alternatives and picture transcripts · reference / check after trying</w:t>
+      </w:r>
+    </w:p>
+    <w:p>
+      <w:pPr>
+        <w:pStyle w:val="Heading3"/>
+      </w:pPr>
+      <w:r>
         <w:t>Locate the earliest unsupported step</w:t>
       </w:r>
     </w:p>
     <w:p>
       <w:pPr>
-        <w:spacing w:line="336" w:lineRule="auto" w:after="180"/>
-      </w:pPr>
-      <w:r>
-        <w:rPr>
-          <w:b w:val="0"/>
-        </w:rPr>
-        <w:t>A report omits this qualification: An alert identifies a condition for investigation, not a complete causal explanation. Explain how omitting it could change a reader's interpretation, and write an accurate replacement.</w:t>
+        <w:pStyle w:val="Heading1"/>
+      </w:pPr>
+      <w:r>
+        <w:t>08. Practise a complete monitoring statement</w:t>
+      </w:r>
+    </w:p>
+    <w:p>
+      <w:r>
+        <w:t>Include counts, rate, comparison rule and what still needs investigation.</w:t>
+      </w:r>
+    </w:p>
+    <w:p>
+      <w:pPr>
+        <w:pStyle w:val="Heading2"/>
+      </w:pPr>
+      <w:r>
+        <w:t>Current explanation and guided check</w:t>
+      </w:r>
+    </w:p>
+    <w:p>
+      <w:pPr>
+        <w:pStyle w:val="ListBullet"/>
+      </w:pPr>
+      <w:r>
+        <w:t>Explain the weekly mechanism in your own words. Use the worked scenario to name its input, decision rule and output.</w:t>
       </w:r>
     </w:p>
     <w:p>
@@ -1521,7 +2636,7 @@
         <w:pStyle w:val="Heading3"/>
       </w:pPr>
       <w:r>
-        <w:t>State one repair and the checks you would rerun.</w:t>
+        <w:t>Guided: restate the worked result, then name the assumption or limitation that prevents a broader conclusion.</w:t>
       </w:r>
     </w:p>
     <w:p>
@@ -1550,79 +2665,19 @@
       </w:r>
     </w:p>
     <w:p>
+      <w:pPr>
+        <w:pStyle w:val="Heading3"/>
+      </w:pPr>
+      <w:r>
+        <w:t>Explain your prediction to a partner before comparing results.</w:t>
+      </w:r>
+    </w:p>
+    <w:p>
       <w:r>
         <w:t>________________________________________________________________</w:t>
       </w:r>
     </w:p>
     <w:p>
-      <w:pPr>
-        <w:pStyle w:val="Heading1"/>
-      </w:pPr>
-      <w:r>
-        <w:t>08. Practise together</w:t>
-      </w:r>
-    </w:p>
-    <w:p>
-      <w:r>
-        <w:t>Practise Monitoring quality drift with support, then explain the deciding step in your own words.</w:t>
-      </w:r>
-    </w:p>
-    <w:p>
-      <w:pPr>
-        <w:spacing w:line="336" w:lineRule="auto" w:after="180"/>
-      </w:pPr>
-      <w:r>
-        <w:rPr>
-          <w:b w:val="0"/>
-        </w:rPr>
-        <w:t xml:space="preserve">Explain the weekly </w:t>
-      </w:r>
-      <w:r>
-        <w:rPr>
-          <w:b/>
-        </w:rPr>
-        <w:t>mechanism</w:t>
-      </w:r>
-      <w:r>
-        <w:rPr>
-          <w:b w:val="0"/>
-        </w:rPr>
-        <w:t xml:space="preserve"> in your own words. Use the worked scenario to name its </w:t>
-      </w:r>
-      <w:r>
-        <w:rPr>
-          <w:b/>
-        </w:rPr>
-        <w:t>input</w:t>
-      </w:r>
-      <w:r>
-        <w:rPr>
-          <w:b w:val="0"/>
-        </w:rPr>
-        <w:t xml:space="preserve">, decision rule and </w:t>
-      </w:r>
-      <w:r>
-        <w:rPr>
-          <w:b/>
-        </w:rPr>
-        <w:t>output</w:t>
-      </w:r>
-      <w:r>
-        <w:rPr>
-          <w:b w:val="0"/>
-        </w:rPr>
-        <w:t>.</w:t>
-      </w:r>
-    </w:p>
-    <w:p>
-      <w:pPr>
-        <w:pStyle w:val="Heading3"/>
-      </w:pPr>
-      <w:r>
-        <w:t>Guided: restate the worked result, then name the assumption or limitation that prevents a broader conclusion.</w:t>
-      </w:r>
-    </w:p>
-    <w:p>
       <w:r>
         <w:t>________________________________________________________________</w:t>
       </w:r>
@@ -1638,49 +2693,11 @@
       </w:r>
     </w:p>
     <w:p>
-      <w:r>
-        <w:t>________________________________________________________________</w:t>
-      </w:r>
-    </w:p>
-    <w:p>
-      <w:r>
-        <w:t>________________________________________________________________</w:t>
-      </w:r>
-    </w:p>
-    <w:p>
-      <w:pPr>
-        <w:pStyle w:val="Heading3"/>
-      </w:pPr>
-      <w:r>
-        <w:t>Explain your prediction to a partner before comparing results.</w:t>
-      </w:r>
-    </w:p>
-    <w:p>
-      <w:r>
-        <w:t>________________________________________________________________</w:t>
-      </w:r>
-    </w:p>
-    <w:p>
-      <w:r>
-        <w:t>________________________________________________________________</w:t>
-      </w:r>
-    </w:p>
-    <w:p>
-      <w:r>
-        <w:t>________________________________________________________________</w:t>
-      </w:r>
-    </w:p>
-    <w:p>
-      <w:r>
-        <w:t>________________________________________________________________</w:t>
-      </w:r>
-    </w:p>
-    <w:p>
-      <w:pPr>
-        <w:pStyle w:val="Heading3"/>
-      </w:pPr>
-      <w:r>
-        <w:t>Practise with less help: Trace the worked case</w:t>
+      <w:pPr>
+        <w:pStyle w:val="Heading2"/>
+      </w:pPr>
+      <w:r>
+        <w:t>Supported W2 trace</w:t>
       </w:r>
     </w:p>
     <w:p>
@@ -1810,82 +2827,49 @@
     </w:p>
     <w:p>
       <w:pPr>
+        <w:pStyle w:val="Heading2"/>
+      </w:pPr>
+      <w:r>
+        <w:t>Individual scope check</w:t>
+      </w:r>
+    </w:p>
+    <w:p>
+      <w:pPr>
+        <w:pStyle w:val="ListBullet"/>
+      </w:pPr>
+      <w:r>
+        <w:t>Use the worked case for Monitoring quality drift. Proposed explanation: “The worked result establishes every future case”. Decide whether this explanation is supported. Point to the step or supplied fact that decides; explain your repair if needed.</w:t>
+      </w:r>
+    </w:p>
+    <w:p>
+      <w:pPr>
+        <w:pStyle w:val="ListBullet"/>
+      </w:pPr>
+      <w:r>
+        <w:t>Answer on your own before discussion. If you are unsure, say which step you need help with.</w:t>
+      </w:r>
+    </w:p>
+    <w:p>
+      <w:pPr>
+        <w:pStyle w:val="Heading2"/>
+      </w:pPr>
+      <w:r>
+        <w:t>Picture response</w:t>
+      </w:r>
+    </w:p>
+    <w:p>
+      <w:pPr>
+        <w:pStyle w:val="ListBullet"/>
+      </w:pPr>
+      <w:r>
+        <w:t>Compute both clear and ambiguous slice rates for A and B. Which slice weakens, and how should that slice be reported when no ambiguous questions are observed?</w:t>
+      </w:r>
+    </w:p>
+    <w:p>
+      <w:pPr>
         <w:pStyle w:val="Heading3"/>
       </w:pPr>
       <w:r>
-        <w:t>Check your reasoning</w:t>
-      </w:r>
-    </w:p>
-    <w:p>
-      <w:pPr>
-        <w:spacing w:line="336" w:lineRule="auto" w:after="180"/>
-      </w:pPr>
-      <w:r>
-        <w:rPr>
-          <w:b w:val="0"/>
-        </w:rPr>
-        <w:t xml:space="preserve">Use the worked case for Monitoring quality </w:t>
-      </w:r>
-      <w:r>
-        <w:rPr>
-          <w:b/>
-        </w:rPr>
-        <w:t>drift</w:t>
-      </w:r>
-      <w:r>
-        <w:rPr>
-          <w:b w:val="0"/>
-        </w:rPr>
-        <w:t>. Proposed explanation: “The worked result establishes every future case”. Decide whether this explanation is supported.</w:t>
-      </w:r>
-    </w:p>
-    <w:p>
-      <w:pPr>
-        <w:spacing w:line="336" w:lineRule="auto" w:after="180"/>
-      </w:pPr>
-      <w:r>
-        <w:rPr>
-          <w:b w:val="0"/>
-        </w:rPr>
-        <w:t>Point to the step or supplied fact that decides; explain your repair if needed.</w:t>
-      </w:r>
-    </w:p>
-    <w:p>
-      <w:pPr>
-        <w:spacing w:line="336" w:lineRule="auto" w:after="180"/>
-      </w:pPr>
-      <w:r>
-        <w:rPr>
-          <w:b w:val="0"/>
-        </w:rPr>
-        <w:t>Answer on your own before discussion. If you are unsure, say which step you need help with.</w:t>
-      </w:r>
-    </w:p>
-    <w:p>
-      <w:pPr>
-        <w:pStyle w:val="Heading3"/>
-      </w:pPr>
-      <w:r>
-        <w:t>Explain the picture</w:t>
-      </w:r>
-    </w:p>
-    <w:p>
-      <w:pPr>
-        <w:spacing w:line="336" w:lineRule="auto" w:after="180"/>
-        <w:shd w:fill="F5F1FB"/>
-      </w:pPr>
-      <w:r>
-        <w:rPr>
-          <w:b w:val="0"/>
-        </w:rPr>
-        <w:t>Compute both clear and ambiguous slice rates for A and B. Which slice weakens, and how should that slice be reported when no ambiguous questions are observed?</w:t>
-      </w:r>
-    </w:p>
-    <w:p>
-      <w:pPr>
-        <w:pStyle w:val="Heading3"/>
-      </w:pPr>
-      <w:r>
         <w:t>My explanation using a pictured step and the given facts</w:t>
       </w:r>
     </w:p>
@@ -1907,6 +2891,14 @@
     <w:p>
       <w:r>
         <w:t>________________________________________________________________</w:t>
+      </w:r>
+    </w:p>
+    <w:p>
+      <w:pPr>
+        <w:pStyle w:val="Heading2"/>
+      </w:pPr>
+      <w:r>
+        <w:t>Reserve the selected changed-denominator case</w:t>
       </w:r>
     </w:p>
     <w:p>
@@ -1922,23 +2914,55 @@
     </w:p>
     <w:p>
       <w:pPr>
+        <w:pStyle w:val="Heading2"/>
+      </w:pPr>
+      <w:r>
+        <w:t>Earlier wording, alternatives and picture transcripts · reference / check after trying</w:t>
+      </w:r>
+    </w:p>
+    <w:p>
+      <w:pPr>
+        <w:pStyle w:val="Heading3"/>
+      </w:pPr>
+      <w:r>
+        <w:t>Practise with less help: Trace the worked case</w:t>
+      </w:r>
+    </w:p>
+    <w:p>
+      <w:pPr>
+        <w:pStyle w:val="Heading3"/>
+      </w:pPr>
+      <w:r>
+        <w:t>Check your reasoning</w:t>
+      </w:r>
+    </w:p>
+    <w:p>
+      <w:pPr>
+        <w:pStyle w:val="Heading3"/>
+      </w:pPr>
+      <w:r>
+        <w:t>Explain the picture</w:t>
+      </w:r>
+    </w:p>
+    <w:p>
+      <w:pPr>
         <w:pStyle w:val="Heading1"/>
       </w:pPr>
       <w:r>
-        <w:t>09. Run the investigation</w:t>
-      </w:r>
-    </w:p>
-    <w:p>
-      <w:r>
-        <w:t>Investigate Monitoring quality drift. Record the prediction, actual observation or labelled paper trace, explanation and next test separately.</w:t>
-      </w:r>
-    </w:p>
-    <w:p>
-      <w:pPr>
-        <w:pStyle w:val="Heading3"/>
-      </w:pPr>
-      <w:r>
-        <w:t>Predict, investigate and preserve the evidence</w:t>
+        <w:t>09. Run the complete rate, slice and coverage model</w:t>
+      </w:r>
+    </w:p>
+    <w:p>
+      <w:r>
+        <w:t>Inspect exact counts and denominators before the alert flags.</w:t>
+      </w:r>
+    </w:p>
+    <w:p>
+      <w:pPr>
+        <w:pStyle w:val="Heading2"/>
+      </w:pPr>
+      <w:r>
+        <w:t>Current complete-window investigation</w:t>
       </w:r>
     </w:p>
     <w:p>
@@ -1950,6 +2974,123 @@
           <w:b w:val="0"/>
         </w:rPr>
         <w:t>Reference window passes 18/20; new window 14/20. Show the intermediate steps and give the conclusion with its scope.</w:t>
+      </w:r>
+    </w:p>
+    <w:p>
+      <w:pPr>
+        <w:pStyle w:val="Heading2"/>
+      </w:pPr>
+      <w:r>
+        <w:t>Runnable fictional monitoring model</w:t>
+      </w:r>
+    </w:p>
+    <w:p>
+      <w:r>
+        <w:rPr>
+          <w:rFonts w:ascii="Courier New" w:hAnsi="Courier New"/>
+          <w:sz w:val="18"/>
+        </w:rPr>
+        <w:t>"""Supplied fictional monitoring counts; no live telemetry or causal inference."""</w:t>
+        <w:br/>
+        <w:t>from fractions import Fraction</w:t>
+        <w:br/>
+        <w:br/>
+        <w:t>def window(eligible,passes,failures,missing,threshold=80):</w:t>
+        <w:br/>
+        <w:t xml:space="preserve"> values=[eligible,passes,failures,missing]</w:t>
+        <w:br/>
+        <w:t xml:space="preserve"> if any(type(v) is not int or v&lt;0 for v in values) or passes+failures+missing!=eligible:</w:t>
+        <w:br/>
+        <w:t xml:space="preserve">  raise ValueError('nonnegative exact counts must cover all eligible cases')</w:t>
+        <w:br/>
+        <w:t xml:space="preserve"> if type(threshold) is not int or not 0&lt;=threshold&lt;=100:raise ValueError('integer percent threshold required')</w:t>
+        <w:br/>
+        <w:t xml:space="preserve"> observed=passes+failures</w:t>
+        <w:br/>
+        <w:t xml:space="preserve"> observed_rate=Fraction(passes,observed) if observed else None</w:t>
+        <w:br/>
+        <w:t xml:space="preserve"> complete=eligible&gt;0 and missing==0</w:t>
+        <w:br/>
+        <w:t xml:space="preserve"> quality_alert=(100*observed_rate&lt;threshold) if complete else None</w:t>
+        <w:br/>
+        <w:t xml:space="preserve"> return {'eligible':eligible,'passes':passes,'failures':failures,'missing':missing,</w:t>
+        <w:br/>
+        <w:t xml:space="preserve">         'observed_rate':observed_rate,'complete':complete,'quality_alert':quality_alert,</w:t>
+        <w:br/>
+        <w:t xml:space="preserve">         'coverage_alert':missing&gt;0 or eligible==0}</w:t>
+        <w:br/>
+        <w:t>def pct(rate):return None if rate is None else float(100*rate)</w:t>
+        <w:br/>
+        <w:t>reference=window(20,18,2,0);current=window(20,14,6,0)</w:t>
+        <w:br/>
+        <w:t>drop_pp=100*(reference['observed_rate']-current['observed_rate'])</w:t>
+        <w:br/>
+        <w:t>assert pct(reference['observed_rate'])==90 and pct(current['observed_rate'])==70 and drop_pp==20</w:t>
+        <w:br/>
+        <w:t>assert not reference['quality_alert'] and current['quality_alert']</w:t>
+        <w:br/>
+        <w:t># Same rubric, supplied slice denominators, fully observed outcomes in each recorded week.</w:t>
+        <w:br/>
+        <w:t>slices_a={'clear':window(20,18,2,0),'ambiguous':window(10,8,2,0)}</w:t>
+        <w:br/>
+        <w:t>slices_b={'clear':window(20,19,1,0),'ambiguous':window(10,4,6,0)}</w:t>
+        <w:br/>
+        <w:t>total_a=window(30,26,4,0);total_b=window(30,23,7,0)</w:t>
+        <w:br/>
+        <w:t>assert [pct(slices_a[k]['observed_rate']) for k in ['clear','ambiguous']]==[90,80]</w:t>
+        <w:br/>
+        <w:t>assert [pct(slices_b[k]['observed_rate']) for k in ['clear','ambiguous']]==[95,40]</w:t>
+        <w:br/>
+        <w:t>no_ambiguous=window(0,0,0,0)</w:t>
+        <w:br/>
+        <w:t>assert no_ambiguous['observed_rate'] is None and no_ambiguous['quality_alert'] is None</w:t>
+        <w:br/>
+        <w:t># Missing outcomes are reported, never silently counted as passes or failures.</w:t>
+        <w:br/>
+        <w:t>incomplete=window(20,14,4,2)</w:t>
+        <w:br/>
+        <w:t>assert incomplete['observed_rate']==Fraction(14,18) and incomplete['quality_alert'] is None and incomplete['coverage_alert']</w:t>
+        <w:br/>
+        <w:t>exact_boundary=window(10,8,2,0)</w:t>
+        <w:br/>
+        <w:t>assert exact_boundary['quality_alert'] is False</w:t>
+        <w:br/>
+        <w:t>print('Main reference/current:',pct(reference['observed_rate']),pct(current['observed_rate']),'drop in percentage points:',float(drop_pp))</w:t>
+        <w:br/>
+        <w:t>print('Picture clear/ambiguous A:',[pct(slices_a[k]['observed_rate']) for k in ['clear','ambiguous']])</w:t>
+        <w:br/>
+        <w:t>print('Picture clear/ambiguous B:',[pct(slices_b[k]['observed_rate']) for k in ['clear','ambiguous']])</w:t>
+        <w:br/>
+        <w:t>print('Picture totals A/B:',pct(total_a['observed_rate']),pct(total_b['observed_rate']))</w:t>
+        <w:br/>
+        <w:t>print('Zero ambiguous slice:',no_ambiguous,'incomplete example:',incomplete)</w:t>
+        <w:br/>
+        <w:t>print('Same rubric and constructed complete counts do not establish a stable trend, comparable case difficulty or cause. Check case mix, versions and instrumentation.')</w:t>
+        <w:br/>
+      </w:r>
+    </w:p>
+    <w:p>
+      <w:pPr>
+        <w:pStyle w:val="Heading2"/>
+      </w:pPr>
+      <w:r>
+        <w:t>Expected outcomes and protocol limits</w:t>
+      </w:r>
+    </w:p>
+    <w:p>
+      <w:pPr>
+        <w:pStyle w:val="ListNumber"/>
+      </w:pPr>
+      <w:r>
+        <w:t>Predict main reference/current percentages and alert states, then compute both picture slices and totals. The code uses exact fractions internally and displays decimal percentages. It separately probes an empty slice, exact threshold equality and missing outcomes. Missing outcomes trigger a coverage alert and suspend the full-window quality decision under this declared classroom protocol; observed-only rate is still clearly labelled. Constructed counts are not live telemetry, model runs or causal experiments. Save actual output only after a local run; otherwise retain a paper trace marked “not run”.</w:t>
+      </w:r>
+    </w:p>
+    <w:p>
+      <w:pPr>
+        <w:pStyle w:val="Heading2"/>
+      </w:pPr>
+      <w:r>
+        <w:t>Evidence ledger and reflection</w:t>
       </w:r>
     </w:p>
     <w:tbl>
@@ -2101,14 +3242,6 @@
     </w:p>
     <w:p>
       <w:pPr>
-        <w:pStyle w:val="Heading3"/>
-      </w:pPr>
-      <w:r>
-        <w:t>Plan → try → check</w:t>
-      </w:r>
-    </w:p>
-    <w:p>
-      <w:pPr>
         <w:spacing w:line="336" w:lineRule="auto" w:after="180"/>
       </w:pPr>
       <w:r>
@@ -2120,23 +3253,47 @@
     </w:p>
     <w:p>
       <w:pPr>
+        <w:pStyle w:val="Heading2"/>
+      </w:pPr>
+      <w:r>
+        <w:t>Earlier wording, alternatives and picture transcripts · reference / check after trying</w:t>
+      </w:r>
+    </w:p>
+    <w:p>
+      <w:pPr>
+        <w:pStyle w:val="Heading3"/>
+      </w:pPr>
+      <w:r>
+        <w:t>Predict, investigate and preserve the evidence</w:t>
+      </w:r>
+    </w:p>
+    <w:p>
+      <w:pPr>
+        <w:pStyle w:val="Heading3"/>
+      </w:pPr>
+      <w:r>
+        <w:t>Plan → try → check</w:t>
+      </w:r>
+    </w:p>
+    <w:p>
+      <w:pPr>
         <w:pStyle w:val="Heading1"/>
       </w:pPr>
       <w:r>
-        <w:t>10. Build your understanding</w:t>
-      </w:r>
-    </w:p>
-    <w:p>
-      <w:r>
-        <w:t>Move from recall to tracing, diagnosis and transfer in Monitoring quality drift. Explain why each step is justified.</w:t>
-      </w:r>
-    </w:p>
-    <w:p>
-      <w:pPr>
-        <w:pStyle w:val="Heading3"/>
-      </w:pPr>
-      <w:r>
-        <w:t>Explain → apply → challenge</w:t>
+        <w:t>14. Try alone: more raw passes with a different denominator</w:t>
+      </w:r>
+    </w:p>
+    <w:p>
+      <w:r>
+        <w:t>Use the newly supplied threshold and compare rates.</w:t>
+      </w:r>
+    </w:p>
+    <w:p>
+      <w:pPr>
+        <w:pStyle w:val="Heading2"/>
+      </w:pPr>
+      <w:r>
+        <w:t>Complete selected independent task</w:t>
       </w:r>
     </w:p>
     <w:p>
@@ -2147,76 +3304,217 @@
         <w:rPr>
           <w:b w:val="0"/>
         </w:rPr>
-        <w:t xml:space="preserve">Explain the weekly </w:t>
+        <w:t xml:space="preserve">Window A passes 8/10; B passes 12/20. Threshold </w:t>
       </w:r>
       <w:r>
         <w:rPr>
           <w:b/>
         </w:rPr>
-        <w:t>mechanism</w:t>
+        <w:t>70%</w:t>
       </w:r>
       <w:r>
         <w:rPr>
           <w:b w:val="0"/>
         </w:rPr>
-        <w:t xml:space="preserve"> in your own words. Use the worked scenario to name its </w:t>
+        <w:t>. Compare.</w:t>
+      </w:r>
+    </w:p>
+    <w:p>
+      <w:pPr>
+        <w:pStyle w:val="Heading2"/>
+      </w:pPr>
+      <w:r>
+        <w:t>First attempt and support record</w:t>
+      </w:r>
+    </w:p>
+    <w:p>
+      <w:pPr>
+        <w:pStyle w:val="Heading3"/>
+      </w:pPr>
+      <w:r>
+        <w:t>My independent explanation, trace and limits</w:t>
+      </w:r>
+    </w:p>
+    <w:p>
+      <w:r>
+        <w:t>________________________________________________________________</w:t>
+      </w:r>
+    </w:p>
+    <w:p>
+      <w:r>
+        <w:t>________________________________________________________________</w:t>
+      </w:r>
+    </w:p>
+    <w:p>
+      <w:r>
+        <w:t>________________________________________________________________</w:t>
+      </w:r>
+    </w:p>
+    <w:p>
+      <w:r>
+        <w:t>________________________________________________________________</w:t>
+      </w:r>
+    </w:p>
+    <w:p>
+      <w:r>
+        <w:t>________________________________________________________________</w:t>
+      </w:r>
+    </w:p>
+    <w:p>
+      <w:r>
+        <w:t>________________________________________________________________</w:t>
+      </w:r>
+    </w:p>
+    <w:p>
+      <w:r>
+        <w:t>________________________________________________________________</w:t>
+      </w:r>
+    </w:p>
+    <w:p>
+      <w:pPr>
+        <w:spacing w:line="336" w:lineRule="auto" w:after="180"/>
+      </w:pPr>
+      <w:r>
+        <w:rPr>
+          <w:b w:val="0"/>
+        </w:rPr>
+        <w:t>Attempt this case before feedback. Record any help. Earlier examples below are further practice; a case already practised with feedback cannot establish fresh transfer.</w:t>
+      </w:r>
+    </w:p>
+    <w:p>
+      <w:pPr>
+        <w:pStyle w:val="Heading2"/>
+      </w:pPr>
+      <w:r>
+        <w:t>Feedback after trying</w:t>
+      </w:r>
+    </w:p>
+    <w:p>
+      <w:pPr>
+        <w:spacing w:line="336" w:lineRule="auto" w:after="180"/>
+      </w:pPr>
+      <w:r>
+        <w:rPr>
+          <w:b w:val="0"/>
+        </w:rPr>
+        <w:t>Attempt the independent case before hints. Record whether you worked alone, used a hint or followed a model. After feedback, fix the first unsupported step and explain why it changed.</w:t>
+      </w:r>
+    </w:p>
+    <w:p>
+      <w:pPr>
+        <w:spacing w:line="336" w:lineRule="auto" w:after="180"/>
+      </w:pPr>
+      <w:r>
+        <w:rPr>
+          <w:b w:val="0"/>
+        </w:rPr>
+        <w:t>A later check uses a changed case, not a copied answer.</w:t>
+      </w:r>
+    </w:p>
+    <w:p>
+      <w:pPr>
+        <w:pStyle w:val="Heading2"/>
+      </w:pPr>
+      <w:r>
+        <w:t>Earlier wording, alternatives and picture transcripts · reference / check after trying</w:t>
+      </w:r>
+    </w:p>
+    <w:p>
+      <w:pPr>
+        <w:pStyle w:val="Heading3"/>
+      </w:pPr>
+      <w:r>
+        <w:t>Independent case: Apply a new case independently</w:t>
+      </w:r>
+    </w:p>
+    <w:p>
+      <w:pPr>
+        <w:pStyle w:val="Heading3"/>
+      </w:pPr>
+      <w:r>
+        <w:t>Attempt this without hints</w:t>
+      </w:r>
+    </w:p>
+    <w:p>
+      <w:pPr>
+        <w:spacing w:line="336" w:lineRule="auto" w:after="180"/>
+      </w:pPr>
+      <w:r>
+        <w:rPr>
+          <w:b w:val="0"/>
+        </w:rPr>
+        <w:t xml:space="preserve">Window A passes 8/10; B passes 12/20. Threshold </w:t>
       </w:r>
       <w:r>
         <w:rPr>
           <w:b/>
         </w:rPr>
-        <w:t>input</w:t>
+        <w:t>70%</w:t>
       </w:r>
       <w:r>
         <w:rPr>
           <w:b w:val="0"/>
         </w:rPr>
-        <w:t xml:space="preserve">, decision rule and </w:t>
-      </w:r>
-      <w:r>
-        <w:rPr>
-          <w:b/>
-        </w:rPr>
-        <w:t>output</w:t>
-      </w:r>
+        <w:t>. Compare.</w:t>
+      </w:r>
+    </w:p>
+    <w:p>
+      <w:pPr>
+        <w:pStyle w:val="Heading3"/>
+      </w:pPr>
+      <w:r>
+        <w:t>My independent procedure, result and limitation</w:t>
+      </w:r>
+    </w:p>
+    <w:p>
+      <w:r>
+        <w:t>________________________________________________________________</w:t>
+      </w:r>
+    </w:p>
+    <w:p>
+      <w:r>
+        <w:t>________________________________________________________________</w:t>
+      </w:r>
+    </w:p>
+    <w:p>
+      <w:r>
+        <w:t>________________________________________________________________</w:t>
+      </w:r>
+    </w:p>
+    <w:p>
+      <w:r>
+        <w:t>________________________________________________________________</w:t>
+      </w:r>
+    </w:p>
+    <w:p>
+      <w:r>
+        <w:t>________________________________________________________________</w:t>
+      </w:r>
+    </w:p>
+    <w:p>
+      <w:r>
+        <w:t>________________________________________________________________</w:t>
+      </w:r>
+    </w:p>
+    <w:p>
+      <w:r>
+        <w:t>________________________________________________________________</w:t>
+      </w:r>
+    </w:p>
+    <w:p>
+      <w:r>
+        <w:t>________________________________________________________________</w:t>
+      </w:r>
+    </w:p>
+    <w:p>
+      <w:pPr>
+        <w:spacing w:line="336" w:lineRule="auto" w:after="180"/>
+      </w:pPr>
       <w:r>
         <w:rPr>
           <w:b w:val="0"/>
         </w:rPr>
-        <w:t>.</w:t>
-      </w:r>
-    </w:p>
-    <w:p>
-      <w:pPr>
-        <w:spacing w:line="336" w:lineRule="auto" w:after="180"/>
-      </w:pPr>
-      <w:r>
-        <w:rPr>
-          <w:b w:val="0"/>
-        </w:rPr>
-        <w:t>A report omits this qualification: An alert identifies a condition for investigation, not a complete causal explanation. Explain how omitting it could change a reader's interpretation, and write an accurate replacement.</w:t>
-      </w:r>
-    </w:p>
-    <w:p>
-      <w:pPr>
-        <w:spacing w:line="336" w:lineRule="auto" w:after="180"/>
-      </w:pPr>
-      <w:r>
-        <w:rPr>
-          <w:b w:val="0"/>
-        </w:rPr>
-        <w:t>For the worked scenario, propose one additional case that could reveal a failure, describe its expected outcome before running it, and explain what would need to remain fixed for a fair comparison.</w:t>
-      </w:r>
-    </w:p>
-    <w:p>
-      <w:pPr>
-        <w:spacing w:line="336" w:lineRule="auto" w:after="180"/>
-      </w:pPr>
-      <w:r>
-        <w:rPr>
-          <w:b w:val="0"/>
-        </w:rPr>
-        <w:t>Do not reuse W4 as a new final test after receiving feedback.</w:t>
+        <w:t>Record support used: none, hint or teacher explanation. After feedback, a different case is needed to demonstrate independence.</w:t>
       </w:r>
     </w:p>
     <w:p>
@@ -2224,32 +3522,7 @@
         <w:pStyle w:val="Heading3"/>
       </w:pPr>
       <w:r>
-        <w:t>Explain which evidence supports your conclusion and which claim remains unproved.</w:t>
-      </w:r>
-    </w:p>
-    <w:p>
-      <w:r>
-        <w:t>________________________________________________________________</w:t>
-      </w:r>
-    </w:p>
-    <w:p>
-      <w:r>
-        <w:t>________________________________________________________________</w:t>
-      </w:r>
-    </w:p>
-    <w:p>
-      <w:r>
-        <w:t>________________________________________________________________</w:t>
-      </w:r>
-    </w:p>
-    <w:p>
-      <w:r>
-        <w:t>________________________________________________________________</w:t>
-      </w:r>
-    </w:p>
-    <w:p>
-      <w:r>
-        <w:t>________________________________________________________________</w:t>
+        <w:t>Use feedback to improve</w:t>
       </w:r>
     </w:p>
     <w:p>
@@ -2257,12 +3530,20 @@
         <w:pStyle w:val="Heading1"/>
       </w:pPr>
       <w:r>
-        <w:t>11. Connect your project</w:t>
-      </w:r>
-    </w:p>
-    <w:p>
-      <w:r>
-        <w:t>Apply this week’s idea to Grounded Learning Service. Keep an annotated decision and the evidence supporting it.</w:t>
+        <w:t>11. Save one monitoring record with sampling and version context</w:t>
+      </w:r>
+    </w:p>
+    <w:p>
+      <w:r>
+        <w:t>Keep eligible counts, missing outcomes and slice definitions together.</w:t>
+      </w:r>
+    </w:p>
+    <w:p>
+      <w:pPr>
+        <w:pStyle w:val="Heading2"/>
+      </w:pPr>
+      <w:r>
+        <w:t>Project task and artifact</w:t>
       </w:r>
     </w:p>
     <w:p>
@@ -2477,10 +3758,10 @@
     </w:tbl>
     <w:p>
       <w:pPr>
-        <w:pStyle w:val="Heading3"/>
-      </w:pPr>
-      <w:r>
-        <w:t>Evidence for your project</w:t>
+        <w:pStyle w:val="Heading2"/>
+      </w:pPr>
+      <w:r>
+        <w:t>Actual run or trace and limitations</w:t>
       </w:r>
     </w:p>
     <w:p>
@@ -2508,15 +3789,88 @@
     </w:p>
     <w:p>
       <w:pPr>
+        <w:pStyle w:val="Heading2"/>
+      </w:pPr>
+      <w:r>
+        <w:t>Earlier wording, alternatives and picture transcripts · reference / check after trying</w:t>
+      </w:r>
+    </w:p>
+    <w:p>
+      <w:pPr>
+        <w:pStyle w:val="Heading3"/>
+      </w:pPr>
+      <w:r>
+        <w:t>Evidence for your project</w:t>
+      </w:r>
+    </w:p>
+    <w:p>
+      <w:pPr>
         <w:pStyle w:val="Heading1"/>
       </w:pPr>
       <w:r>
-        <w:t>12. Show what you know</w:t>
-      </w:r>
-    </w:p>
-    <w:p>
-      <w:r>
-        <w:t>Use a genuinely new case for independent evidence. Previously discussed examples remain practice; use the separately named independent case before feedback.</w:t>
+        <w:t>16. Explain the observed change and one unverified possible cause</w:t>
+      </w:r>
+    </w:p>
+    <w:p>
+      <w:r>
+        <w:t>Report coverage gaps without inventing performance.</w:t>
+      </w:r>
+    </w:p>
+    <w:p>
+      <w:pPr>
+        <w:pStyle w:val="Heading2"/>
+      </w:pPr>
+      <w:r>
+        <w:t>Retrieve and explain</w:t>
+      </w:r>
+    </w:p>
+    <w:p>
+      <w:pPr>
+        <w:pStyle w:val="ListBullet"/>
+      </w:pPr>
+      <w:r>
+        <w:t>Close your notes. Explain this goal in your own words: Explain the mechanism and terminology of monitoring quality drift</w:t>
+      </w:r>
+    </w:p>
+    <w:p>
+      <w:pPr>
+        <w:pStyle w:val="Heading3"/>
+      </w:pPr>
+      <w:r>
+        <w:t>My deciding step, evidence and one remaining question</w:t>
+      </w:r>
+    </w:p>
+    <w:p>
+      <w:r>
+        <w:t>________________________________________________________________</w:t>
+      </w:r>
+    </w:p>
+    <w:p>
+      <w:r>
+        <w:t>________________________________________________________________</w:t>
+      </w:r>
+    </w:p>
+    <w:p>
+      <w:r>
+        <w:t>________________________________________________________________</w:t>
+      </w:r>
+    </w:p>
+    <w:p>
+      <w:r>
+        <w:t>________________________________________________________________</w:t>
+      </w:r>
+    </w:p>
+    <w:p>
+      <w:r>
+        <w:t>________________________________________________________________</w:t>
+      </w:r>
+    </w:p>
+    <w:p>
+      <w:pPr>
+        <w:pStyle w:val="Heading2"/>
+      </w:pPr>
+      <w:r>
+        <w:t>Plan a changed-case return</w:t>
       </w:r>
     </w:p>
     <w:p>
@@ -2527,62 +3881,31 @@
         <w:rPr>
           <w:b w:val="0"/>
         </w:rPr>
-        <w:t>Complete the supported workbook tasks before attempting W4 independently. Record any hints or help used. After feedback, use the teacher's fresh retry rather than copying the earlier answer.</w:t>
-      </w:r>
-    </w:p>
-    <w:p>
-      <w:pPr>
-        <w:spacing w:line="336" w:lineRule="auto" w:after="180"/>
-      </w:pPr>
+        <w:t xml:space="preserve">If you are unsure, return to the worked picture and explain one arrow. If you are ready, change an </w:t>
+      </w:r>
+      <w:r>
+        <w:rPr>
+          <w:b/>
+        </w:rPr>
+        <w:t>input</w:t>
+      </w:r>
       <w:r>
         <w:rPr>
           <w:b w:val="0"/>
         </w:rPr>
-        <w:t>For a project, select a relevant new case, predict the outcome from the declared rule and preserve the result alongside any revision.</w:t>
-      </w:r>
-    </w:p>
-    <w:p>
-      <w:pPr>
-        <w:pStyle w:val="Heading3"/>
-      </w:pPr>
-      <w:r>
-        <w:t>Exit: propose one revealing change to the worked scenario. State the expected outcome and the evidence that would make you revise your explanation.</w:t>
-      </w:r>
-    </w:p>
-    <w:p>
-      <w:r>
-        <w:t>________________________________________________________________</w:t>
-      </w:r>
-    </w:p>
-    <w:p>
-      <w:r>
-        <w:t>________________________________________________________________</w:t>
-      </w:r>
-    </w:p>
-    <w:p>
-      <w:r>
-        <w:t>________________________________________________________________</w:t>
-      </w:r>
-    </w:p>
-    <w:p>
-      <w:r>
-        <w:t>________________________________________________________________</w:t>
-      </w:r>
-    </w:p>
-    <w:p>
-      <w:r>
-        <w:t>________________________________________________________________</w:t>
-      </w:r>
-    </w:p>
-    <w:p>
-      <w:pPr>
-        <w:spacing w:line="336" w:lineRule="auto" w:after="180"/>
-      </w:pPr>
+        <w:t xml:space="preserve"> or assumption and justify your </w:t>
+      </w:r>
+      <w:r>
+        <w:rPr>
+          <w:b/>
+        </w:rPr>
+        <w:t>prediction</w:t>
+      </w:r>
       <w:r>
         <w:rPr>
           <w:b w:val="0"/>
         </w:rPr>
-        <w:t>For the worked scenario, propose one additional case that could reveal a failure, describe its expected outcome before running it, and explain what would need to remain fixed for a fair comparison.</w:t>
+        <w:t>.</w:t>
       </w:r>
     </w:p>
     <w:p>
@@ -2593,14 +3916,336 @@
         <w:rPr>
           <w:b w:val="0"/>
         </w:rPr>
-        <w:t>Do not reuse W4 as a new final test after receiving feedback.</w:t>
-      </w:r>
-    </w:p>
+        <w:t xml:space="preserve">Save your workbook </w:t>
+      </w:r>
+      <w:r>
+        <w:rPr>
+          <w:b/>
+        </w:rPr>
+        <w:t>evidence</w:t>
+      </w:r>
+      <w:r>
+        <w:rPr>
+          <w:b w:val="0"/>
+        </w:rPr>
+        <w:t>. At the next review, try a different case before opening your old answer.</w:t>
+      </w:r>
+    </w:p>
+    <w:p>
+      <w:pPr>
+        <w:pStyle w:val="Heading1"/>
+      </w:pPr>
+      <w:r>
+        <w:t>Reference bank and extra practice</w:t>
+      </w:r>
+    </w:p>
+    <w:p>
+      <w:pPr>
+        <w:pStyle w:val="Heading1"/>
+      </w:pPr>
+      <w:r>
+        <w:t>05. Reference · Use service vocabulary precisely</w:t>
+      </w:r>
+    </w:p>
+    <w:p>
+      <w:r>
+        <w:t>Connect each term to an input, operation, evidence source or outcome.</w:t>
+      </w:r>
+    </w:p>
+    <w:p>
+      <w:pPr>
+        <w:pStyle w:val="Heading2"/>
+      </w:pPr>
+      <w:r>
+        <w:t>Vocabulary and your explanation</w:t>
+      </w:r>
+    </w:p>
+    <w:tbl>
+      <w:tblPr>
+        <w:tblStyle w:val="LightShading-Accent1"/>
+        <w:tblW w:type="auto" w:w="0"/>
+        <w:tblLook w:firstColumn="1" w:firstRow="1" w:lastColumn="0" w:lastRow="0" w:noHBand="0" w:noVBand="1" w:val="04A0"/>
+      </w:tblPr>
+      <w:tblGrid>
+        <w:gridCol w:w="5112"/>
+        <w:gridCol w:w="5112"/>
+      </w:tblGrid>
+      <w:tr>
+        <w:trPr>
+          <w:tblHeader/>
+        </w:trPr>
+        <w:tc>
+          <w:tcPr>
+            <w:tcW w:type="dxa" w:w="5112"/>
+          </w:tcPr>
+          <w:p>
+            <w:r>
+              <w:t>Word</w:t>
+            </w:r>
+          </w:p>
+        </w:tc>
+        <w:tc>
+          <w:tcPr>
+            <w:tcW w:type="dxa" w:w="5112"/>
+          </w:tcPr>
+          <w:p>
+            <w:r>
+              <w:t>Meaning</w:t>
+            </w:r>
+          </w:p>
+        </w:tc>
+      </w:tr>
+      <w:tr>
+        <w:tc>
+          <w:tcPr>
+            <w:tcW w:type="dxa" w:w="5112"/>
+          </w:tcPr>
+          <w:p>
+            <w:r>
+              <w:t>Monitoring window</w:t>
+            </w:r>
+          </w:p>
+        </w:tc>
+        <w:tc>
+          <w:tcPr>
+            <w:tcW w:type="dxa" w:w="5112"/>
+          </w:tcPr>
+          <w:p>
+            <w:r>
+              <w:t>The declared interval or batch for measurement</w:t>
+            </w:r>
+          </w:p>
+        </w:tc>
+      </w:tr>
+      <w:tr>
+        <w:tc>
+          <w:tcPr>
+            <w:tcW w:type="dxa" w:w="5112"/>
+          </w:tcPr>
+          <w:p>
+            <w:r>
+              <w:t>Drift</w:t>
+            </w:r>
+          </w:p>
+        </w:tc>
+        <w:tc>
+          <w:tcPr>
+            <w:tcW w:type="dxa" w:w="5112"/>
+          </w:tcPr>
+          <w:p>
+            <w:r>
+              <w:t>A change in data or behaviour relative to a reference</w:t>
+            </w:r>
+          </w:p>
+        </w:tc>
+      </w:tr>
+      <w:tr>
+        <w:tc>
+          <w:tcPr>
+            <w:tcW w:type="dxa" w:w="5112"/>
+          </w:tcPr>
+          <w:p>
+            <w:r>
+              <w:t>Alert threshold</w:t>
+            </w:r>
+          </w:p>
+        </w:tc>
+        <w:tc>
+          <w:tcPr>
+            <w:tcW w:type="dxa" w:w="5112"/>
+          </w:tcPr>
+          <w:p>
+            <w:r>
+              <w:t>A condition triggering investigation</w:t>
+            </w:r>
+          </w:p>
+        </w:tc>
+      </w:tr>
+    </w:tbl>
     <w:p>
       <w:pPr>
         <w:pStyle w:val="Heading3"/>
       </w:pPr>
       <w:r>
+        <w:t>Use two terms to explain a step in this week’s example.</w:t>
+      </w:r>
+    </w:p>
+    <w:p>
+      <w:r>
+        <w:t>________________________________________________________________</w:t>
+      </w:r>
+    </w:p>
+    <w:p>
+      <w:r>
+        <w:t>________________________________________________________________</w:t>
+      </w:r>
+    </w:p>
+    <w:p>
+      <w:r>
+        <w:t>________________________________________________________________</w:t>
+      </w:r>
+    </w:p>
+    <w:p>
+      <w:pPr>
+        <w:pStyle w:val="Heading1"/>
+      </w:pPr>
+      <w:r>
+        <w:t>10. Extra challenge · Explain a stronger case</w:t>
+      </w:r>
+    </w:p>
+    <w:p>
+      <w:r>
+        <w:t>Choose the next challenge after the main route.</w:t>
+      </w:r>
+    </w:p>
+    <w:p>
+      <w:pPr>
+        <w:pStyle w:val="Heading2"/>
+      </w:pPr>
+      <w:r>
+        <w:t>Explain,repair and extend</w:t>
+      </w:r>
+    </w:p>
+    <w:p>
+      <w:pPr>
+        <w:pStyle w:val="Heading3"/>
+      </w:pPr>
+      <w:r>
+        <w:t>Explain → apply → challenge</w:t>
+      </w:r>
+    </w:p>
+    <w:p>
+      <w:pPr>
+        <w:pStyle w:val="ListBullet"/>
+      </w:pPr>
+      <w:r>
+        <w:t>Explain the weekly mechanism in your own words. Use the worked scenario to name its input, decision rule and output.</w:t>
+      </w:r>
+    </w:p>
+    <w:p>
+      <w:pPr>
+        <w:pStyle w:val="ListBullet"/>
+      </w:pPr>
+      <w:r>
+        <w:t>A report omits this qualification: An alert identifies a condition for investigation, not a complete causal explanation. Explain how omitting it could change a reader's interpretation, and write an accurate replacement.</w:t>
+      </w:r>
+    </w:p>
+    <w:p>
+      <w:pPr>
+        <w:pStyle w:val="ListBullet"/>
+      </w:pPr>
+      <w:r>
+        <w:t>For the worked scenario, propose one additional case that could reveal a failure, describe its expected outcome before running it, and explain what would need to remain fixed for a fair comparison. Do not reuse W4 as a new final test after receiving feedback.</w:t>
+      </w:r>
+    </w:p>
+    <w:p>
+      <w:pPr>
+        <w:pStyle w:val="Heading3"/>
+      </w:pPr>
+      <w:r>
+        <w:t>Explain which evidence supports your conclusion and which claim remains unproved.</w:t>
+      </w:r>
+    </w:p>
+    <w:p>
+      <w:r>
+        <w:t>________________________________________________________________</w:t>
+      </w:r>
+    </w:p>
+    <w:p>
+      <w:r>
+        <w:t>________________________________________________________________</w:t>
+      </w:r>
+    </w:p>
+    <w:p>
+      <w:r>
+        <w:t>________________________________________________________________</w:t>
+      </w:r>
+    </w:p>
+    <w:p>
+      <w:r>
+        <w:t>________________________________________________________________</w:t>
+      </w:r>
+    </w:p>
+    <w:p>
+      <w:r>
+        <w:t>________________________________________________________________</w:t>
+      </w:r>
+    </w:p>
+    <w:p>
+      <w:pPr>
+        <w:pStyle w:val="Heading1"/>
+      </w:pPr>
+      <w:r>
+        <w:t>12. Reference · Check the service reasoning and its limits</w:t>
+      </w:r>
+    </w:p>
+    <w:p>
+      <w:r>
+        <w:t>Use after practice; keep the selected independent case for its first attempt.</w:t>
+      </w:r>
+    </w:p>
+    <w:p>
+      <w:pPr>
+        <w:pStyle w:val="Heading2"/>
+      </w:pPr>
+      <w:r>
+        <w:t>Current explanation and response</w:t>
+      </w:r>
+    </w:p>
+    <w:p>
+      <w:pPr>
+        <w:pStyle w:val="ListBullet"/>
+      </w:pPr>
+      <w:r>
+        <w:t>Complete the supported workbook tasks before attempting W4 independently. Record any hints or help used. After feedback, use the teacher's fresh retry rather than copying the earlier answer. For a project, select a relevant new case, predict the outcome from the declared rule and preserve the result alongside any revision.</w:t>
+      </w:r>
+    </w:p>
+    <w:p>
+      <w:pPr>
+        <w:pStyle w:val="Heading3"/>
+      </w:pPr>
+      <w:r>
+        <w:t>Exit: propose one revealing change to the worked scenario. State the expected outcome and the evidence that would make you revise your explanation.</w:t>
+      </w:r>
+    </w:p>
+    <w:p>
+      <w:r>
+        <w:t>________________________________________________________________</w:t>
+      </w:r>
+    </w:p>
+    <w:p>
+      <w:r>
+        <w:t>________________________________________________________________</w:t>
+      </w:r>
+    </w:p>
+    <w:p>
+      <w:r>
+        <w:t>________________________________________________________________</w:t>
+      </w:r>
+    </w:p>
+    <w:p>
+      <w:r>
+        <w:t>________________________________________________________________</w:t>
+      </w:r>
+    </w:p>
+    <w:p>
+      <w:r>
+        <w:t>________________________________________________________________</w:t>
+      </w:r>
+    </w:p>
+    <w:p>
+      <w:pPr>
+        <w:pStyle w:val="ListBullet"/>
+      </w:pPr>
+      <w:r>
+        <w:t>For the worked scenario, propose one additional case that could reveal a failure, describe its expected outcome before running it, and explain what would need to remain fixed for a fair comparison. Do not reuse W4 as a new final test after receiving feedback.</w:t>
+      </w:r>
+    </w:p>
+    <w:p>
+      <w:pPr>
+        <w:pStyle w:val="Heading3"/>
+      </w:pPr>
+      <w:r>
         <w:t>My limited claim and a useful next check</w:t>
       </w:r>
     </w:p>
@@ -2629,12 +4274,20 @@
         <w:pStyle w:val="Heading1"/>
       </w:pPr>
       <w:r>
-        <w:t>13. Study a complete case</w:t>
-      </w:r>
-    </w:p>
-    <w:p>
-      <w:r>
-        <w:t>Revisit the complete Monitoring quality drift case for supported practice. Repeated examples do not become fresh assessments.</w:t>
+        <w:t>13. Extra practice · Revisit the complete trace</w:t>
+      </w:r>
+    </w:p>
+    <w:p>
+      <w:r>
+        <w:t>Predict before reading the supplied steps.</w:t>
+      </w:r>
+    </w:p>
+    <w:p>
+      <w:pPr>
+        <w:pStyle w:val="Heading2"/>
+      </w:pPr>
+      <w:r>
+        <w:t>Complete trace and evidence</w:t>
       </w:r>
     </w:p>
     <w:p>
@@ -2803,230 +4456,20 @@
         <w:pStyle w:val="Heading1"/>
       </w:pPr>
       <w:r>
-        <w:t>14. Try a new case independently</w:t>
-      </w:r>
-    </w:p>
-    <w:p>
-      <w:r>
-        <w:t>Attempt the reserved new case before feedback. Record support; the earlier examples below remain additional practice.</w:t>
-      </w:r>
-    </w:p>
-    <w:p>
-      <w:pPr>
-        <w:pStyle w:val="Heading3"/>
-      </w:pPr>
-      <w:r>
-        <w:t>Independent case: Apply a new case independently</w:t>
-      </w:r>
-    </w:p>
-    <w:p>
-      <w:pPr>
-        <w:spacing w:line="336" w:lineRule="auto" w:after="180"/>
-      </w:pPr>
-      <w:r>
-        <w:rPr>
-          <w:b w:val="0"/>
-        </w:rPr>
-        <w:t xml:space="preserve">Window A passes 8/10; B passes 12/20. Threshold </w:t>
-      </w:r>
-      <w:r>
-        <w:rPr>
-          <w:b/>
-        </w:rPr>
-        <w:t>70%</w:t>
-      </w:r>
-      <w:r>
-        <w:rPr>
-          <w:b w:val="0"/>
-        </w:rPr>
-        <w:t>. Compare.</w:t>
-      </w:r>
-    </w:p>
-    <w:p>
-      <w:pPr>
-        <w:pStyle w:val="Heading3"/>
-      </w:pPr>
-      <w:r>
-        <w:t>My independent explanation, trace and limits</w:t>
-      </w:r>
-    </w:p>
-    <w:p>
-      <w:r>
-        <w:t>________________________________________________________________</w:t>
-      </w:r>
-    </w:p>
-    <w:p>
-      <w:r>
-        <w:t>________________________________________________________________</w:t>
-      </w:r>
-    </w:p>
-    <w:p>
-      <w:r>
-        <w:t>________________________________________________________________</w:t>
-      </w:r>
-    </w:p>
-    <w:p>
-      <w:r>
-        <w:t>________________________________________________________________</w:t>
-      </w:r>
-    </w:p>
-    <w:p>
-      <w:r>
-        <w:t>________________________________________________________________</w:t>
-      </w:r>
-    </w:p>
-    <w:p>
-      <w:r>
-        <w:t>________________________________________________________________</w:t>
-      </w:r>
-    </w:p>
-    <w:p>
-      <w:r>
-        <w:t>________________________________________________________________</w:t>
-      </w:r>
-    </w:p>
-    <w:p>
-      <w:pPr>
-        <w:spacing w:line="336" w:lineRule="auto" w:after="180"/>
-      </w:pPr>
-      <w:r>
-        <w:rPr>
-          <w:b w:val="0"/>
-        </w:rPr>
-        <w:t>Attempt this case before feedback. Record any help. Earlier examples below are further practice; a case already practised with feedback cannot establish fresh transfer.</w:t>
-      </w:r>
-    </w:p>
-    <w:p>
-      <w:pPr>
-        <w:pStyle w:val="Heading3"/>
-      </w:pPr>
-      <w:r>
-        <w:t>Attempt this without hints</w:t>
-      </w:r>
-    </w:p>
-    <w:p>
-      <w:pPr>
-        <w:spacing w:line="336" w:lineRule="auto" w:after="180"/>
-      </w:pPr>
-      <w:r>
-        <w:rPr>
-          <w:b w:val="0"/>
-        </w:rPr>
-        <w:t xml:space="preserve">Window A passes 8/10; B passes 12/20. Threshold </w:t>
-      </w:r>
-      <w:r>
-        <w:rPr>
-          <w:b/>
-        </w:rPr>
-        <w:t>70%</w:t>
-      </w:r>
-      <w:r>
-        <w:rPr>
-          <w:b w:val="0"/>
-        </w:rPr>
-        <w:t>. Compare.</w:t>
-      </w:r>
-    </w:p>
-    <w:p>
-      <w:pPr>
-        <w:pStyle w:val="Heading3"/>
-      </w:pPr>
-      <w:r>
-        <w:t>My independent procedure, result and limitation</w:t>
-      </w:r>
-    </w:p>
-    <w:p>
-      <w:r>
-        <w:t>________________________________________________________________</w:t>
-      </w:r>
-    </w:p>
-    <w:p>
-      <w:r>
-        <w:t>________________________________________________________________</w:t>
-      </w:r>
-    </w:p>
-    <w:p>
-      <w:r>
-        <w:t>________________________________________________________________</w:t>
-      </w:r>
-    </w:p>
-    <w:p>
-      <w:r>
-        <w:t>________________________________________________________________</w:t>
-      </w:r>
-    </w:p>
-    <w:p>
-      <w:r>
-        <w:t>________________________________________________________________</w:t>
-      </w:r>
-    </w:p>
-    <w:p>
-      <w:r>
-        <w:t>________________________________________________________________</w:t>
-      </w:r>
-    </w:p>
-    <w:p>
-      <w:r>
-        <w:t>________________________________________________________________</w:t>
-      </w:r>
-    </w:p>
-    <w:p>
-      <w:r>
-        <w:t>________________________________________________________________</w:t>
-      </w:r>
-    </w:p>
-    <w:p>
-      <w:pPr>
-        <w:spacing w:line="336" w:lineRule="auto" w:after="180"/>
-      </w:pPr>
-      <w:r>
-        <w:rPr>
-          <w:b w:val="0"/>
-        </w:rPr>
-        <w:t>Record support used: none, hint or teacher explanation. After feedback, a different case is needed to demonstrate independence.</w:t>
-      </w:r>
-    </w:p>
-    <w:p>
-      <w:pPr>
-        <w:pStyle w:val="Heading3"/>
-      </w:pPr>
-      <w:r>
-        <w:t>Use feedback to improve</w:t>
-      </w:r>
-    </w:p>
-    <w:p>
-      <w:pPr>
-        <w:spacing w:line="336" w:lineRule="auto" w:after="180"/>
-      </w:pPr>
-      <w:r>
-        <w:rPr>
-          <w:b w:val="0"/>
-        </w:rPr>
-        <w:t>Attempt the independent case before hints. Record whether you worked alone, used a hint or followed a model. After feedback, fix the first unsupported step and explain why it changed.</w:t>
-      </w:r>
-    </w:p>
-    <w:p>
-      <w:pPr>
-        <w:spacing w:line="336" w:lineRule="auto" w:after="180"/>
-      </w:pPr>
-      <w:r>
-        <w:rPr>
-          <w:b w:val="0"/>
-        </w:rPr>
-        <w:t>A later check uses a changed case, not a copied answer.</w:t>
-      </w:r>
-    </w:p>
-    <w:p>
-      <w:pPr>
-        <w:pStyle w:val="Heading1"/>
-      </w:pPr>
-      <w:r>
-        <w:t>15. Your lesson route</w:t>
-      </w:r>
-    </w:p>
-    <w:p>
-      <w:r>
-        <w:t>Use this map to navigate Monitoring quality drift, connect the goals to tasks and keep one evidence record for each attempt.</w:t>
+        <w:t>15. Reference · The earlier route checklist</w:t>
+      </w:r>
+    </w:p>
+    <w:p>
+      <w:r>
+        <w:t>Use one main route rather than repeating the lesson.</w:t>
+      </w:r>
+    </w:p>
+    <w:p>
+      <w:pPr>
+        <w:pStyle w:val="Heading2"/>
+      </w:pPr>
+      <w:r>
+        <w:t>Targets,route and first prediction</w:t>
       </w:r>
     </w:p>
     <w:p>
@@ -3205,12 +4648,117 @@
         <w:pStyle w:val="Heading1"/>
       </w:pPr>
       <w:r>
-        <w:t>16. Finish and return</w:t>
-      </w:r>
-    </w:p>
-    <w:p>
-      <w:r>
-        <w:t>Explain Monitoring quality drift without notes, identify a remaining question and plan a later check with a changed case.</w:t>
+        <w:t>17. Extra practice · Predict,check and repair</w:t>
+      </w:r>
+    </w:p>
+    <w:p>
+      <w:r>
+        <w:t>Keep supported feedback separate from the independent case.</w:t>
+      </w:r>
+    </w:p>
+    <w:p>
+      <w:pPr>
+        <w:pStyle w:val="Heading2"/>
+      </w:pPr>
+      <w:r>
+        <w:t>First supported question and optional hint</w:t>
+      </w:r>
+    </w:p>
+    <w:p>
+      <w:pPr>
+        <w:pStyle w:val="ListBullet"/>
+      </w:pPr>
+      <w:r>
+        <w:t>Monitor separate question slices. A service uses the same rubric on clear and ambiguous questions in two recorded weeks.</w:t>
+      </w:r>
+    </w:p>
+    <w:p>
+      <w:pPr>
+        <w:pStyle w:val="Heading3"/>
+      </w:pPr>
+      <w:r>
+        <w:t>Practice 1: explain the deciding evidence</w:t>
+      </w:r>
+    </w:p>
+    <w:p>
+      <w:pPr>
+        <w:pStyle w:val="ListBullet"/>
+      </w:pPr>
+      <w:r>
+        <w:t>Which labelled step matches this detail? Inspect that slice’s failures before selecting a repair.</w:t>
+      </w:r>
+    </w:p>
+    <w:p>
+      <w:pPr>
+        <w:pStyle w:val="ListBullet"/>
+      </w:pPr>
+      <w:r>
+        <w:t>1. Compute totals</w:t>
+      </w:r>
+    </w:p>
+    <w:p>
+      <w:pPr>
+        <w:pStyle w:val="ListBullet"/>
+      </w:pPr>
+      <w:r>
+        <w:t>2. Investigate ambiguity</w:t>
+      </w:r>
+    </w:p>
+    <w:p>
+      <w:pPr>
+        <w:pStyle w:val="ListBullet"/>
+      </w:pPr>
+      <w:r>
+        <w:t>3. Compute slice rates</w:t>
+      </w:r>
+    </w:p>
+    <w:p>
+      <w:pPr>
+        <w:pStyle w:val="Heading3"/>
+      </w:pPr>
+      <w:r>
+        <w:t>My selected conclusion, deciding fact and explanation</w:t>
+      </w:r>
+    </w:p>
+    <w:p>
+      <w:r>
+        <w:t>________________________________________________________________</w:t>
+      </w:r>
+    </w:p>
+    <w:p>
+      <w:r>
+        <w:t>________________________________________________________________</w:t>
+      </w:r>
+    </w:p>
+    <w:p>
+      <w:r>
+        <w:t>________________________________________________________________</w:t>
+      </w:r>
+    </w:p>
+    <w:p>
+      <w:r>
+        <w:t>________________________________________________________________</w:t>
+      </w:r>
+    </w:p>
+    <w:p>
+      <w:r>
+        <w:t>________________________________________________________________</w:t>
+      </w:r>
+    </w:p>
+    <w:p>
+      <w:pPr>
+        <w:pStyle w:val="ListBullet"/>
+      </w:pPr>
+      <w:r>
+        <w:t>Hint if needed: Read the steps in the pictorial case. Match the supplied detail to the stage that performs or records it.</w:t>
+      </w:r>
+    </w:p>
+    <w:p>
+      <w:pPr>
+        <w:pStyle w:val="Heading2"/>
+      </w:pPr>
+      <w:r>
+        <w:t>Check after the first attempt · reference / check after trying</w:t>
       </w:r>
     </w:p>
     <w:p>
@@ -3221,7 +4769,157 @@
         <w:rPr>
           <w:b w:val="0"/>
         </w:rPr>
-        <w:t xml:space="preserve">Close your notes. Explain this goal in your own words: Explain the </w:t>
+        <w:t>After your attempt, compare with the supported explanation: Investigate ambiguity Inspect that slice’s failures before selecting a repair. Slice monitoring exposes changes hidden by common easy questions.</w:t>
+      </w:r>
+    </w:p>
+    <w:p>
+      <w:pPr>
+        <w:spacing w:line="336" w:lineRule="auto" w:after="180"/>
+      </w:pPr>
+      <w:r>
+        <w:rPr>
+          <w:b w:val="0"/>
+        </w:rPr>
+        <w:t>Retain each denominator and compare the measurement conditions.</w:t>
+      </w:r>
+    </w:p>
+    <w:p>
+      <w:pPr>
+        <w:pStyle w:val="Heading2"/>
+      </w:pPr>
+      <w:r>
+        <w:t>Changed-case question and optional hint</w:t>
+      </w:r>
+    </w:p>
+    <w:p>
+      <w:pPr>
+        <w:pStyle w:val="Heading3"/>
+      </w:pPr>
+      <w:r>
+        <w:t>Practice 2: explain the deciding evidence</w:t>
+      </w:r>
+    </w:p>
+    <w:p>
+      <w:pPr>
+        <w:pStyle w:val="ListBullet"/>
+      </w:pPr>
+      <w:r>
+        <w:t>Changed-case practice: Week B has no ambiguous questions. Which conclusion is supported by the supplied facts?</w:t>
+      </w:r>
+    </w:p>
+    <w:p>
+      <w:pPr>
+        <w:pStyle w:val="ListBullet"/>
+      </w:pPr>
+      <w:r>
+        <w:t>1. That slice is unmeasured, not perfectly correct.</w:t>
+      </w:r>
+    </w:p>
+    <w:p>
+      <w:pPr>
+        <w:pStyle w:val="ListBullet"/>
+      </w:pPr>
+      <w:r>
+        <w:t>2. We can decide the result without examining the changed input or the procedure.</w:t>
+      </w:r>
+    </w:p>
+    <w:p>
+      <w:pPr>
+        <w:pStyle w:val="ListBullet"/>
+      </w:pPr>
+      <w:r>
+        <w:t>3. This one example guarantees correct results for every future input.</w:t>
+      </w:r>
+    </w:p>
+    <w:p>
+      <w:pPr>
+        <w:pStyle w:val="Heading3"/>
+      </w:pPr>
+      <w:r>
+        <w:t>My selected conclusion, deciding fact and explanation</w:t>
+      </w:r>
+    </w:p>
+    <w:p>
+      <w:r>
+        <w:t>________________________________________________________________</w:t>
+      </w:r>
+    </w:p>
+    <w:p>
+      <w:r>
+        <w:t>________________________________________________________________</w:t>
+      </w:r>
+    </w:p>
+    <w:p>
+      <w:r>
+        <w:t>________________________________________________________________</w:t>
+      </w:r>
+    </w:p>
+    <w:p>
+      <w:r>
+        <w:t>________________________________________________________________</w:t>
+      </w:r>
+    </w:p>
+    <w:p>
+      <w:r>
+        <w:t>________________________________________________________________</w:t>
+      </w:r>
+    </w:p>
+    <w:p>
+      <w:pPr>
+        <w:pStyle w:val="ListBullet"/>
+      </w:pPr>
+      <w:r>
+        <w:t>Hint if needed: Use the changed condition and the deciding step in the pictorial trace. The answer must say what follows from those facts.</w:t>
+      </w:r>
+    </w:p>
+    <w:p>
+      <w:pPr>
+        <w:pStyle w:val="Heading2"/>
+      </w:pPr>
+      <w:r>
+        <w:t>Check after the changed attempt · reference / check after trying</w:t>
+      </w:r>
+    </w:p>
+    <w:p>
+      <w:pPr>
+        <w:spacing w:line="336" w:lineRule="auto" w:after="180"/>
+      </w:pPr>
+      <w:r>
+        <w:rPr>
+          <w:b w:val="0"/>
+        </w:rPr>
+        <w:t xml:space="preserve">After your attempt, compare with the supported explanation: That slice is unmeasured, not perfectly correct. No </w:t>
+      </w:r>
+      <w:r>
+        <w:rPr>
+          <w:b/>
+        </w:rPr>
+        <w:t>observation</w:t>
+      </w:r>
+      <w:r>
+        <w:rPr>
+          <w:b w:val="0"/>
+        </w:rPr>
+        <w:t>s means no rate can be calculated for it.</w:t>
+      </w:r>
+    </w:p>
+    <w:p>
+      <w:pPr>
+        <w:pStyle w:val="Heading2"/>
+      </w:pPr>
+      <w:r>
+        <w:t>Repair and retain the record</w:t>
+      </w:r>
+    </w:p>
+    <w:p>
+      <w:pPr>
+        <w:spacing w:line="336" w:lineRule="auto" w:after="180"/>
+      </w:pPr>
+      <w:r>
+        <w:rPr>
+          <w:b w:val="0"/>
+        </w:rPr>
+        <w:t xml:space="preserve">Review Release and rollback (ai-6/24). Goal: Explain the </w:t>
       </w:r>
       <w:r>
         <w:rPr>
@@ -3233,81 +4931,98 @@
         <w:rPr>
           <w:b w:val="0"/>
         </w:rPr>
-        <w:t xml:space="preserve"> and terminology of monitoring quality </w:t>
+        <w:t xml:space="preserve"> and terminology of release and rollback. Short practice: Compute A’s and B’s correctness percentages.</w:t>
+      </w:r>
+    </w:p>
+    <w:p>
+      <w:pPr>
+        <w:spacing w:line="336" w:lineRule="auto" w:after="180"/>
+      </w:pPr>
+      <w:r>
+        <w:rPr>
+          <w:b w:val="0"/>
+        </w:rPr>
+        <w:t>Why is B still blocked, and does passing a fresh privacy check automatically satisfy every release gate?. Return to this week and explain what you changed.</w:t>
+      </w:r>
+    </w:p>
+    <w:p>
+      <w:pPr>
+        <w:spacing w:line="336" w:lineRule="auto" w:after="180"/>
+      </w:pPr>
+      <w:r>
+        <w:rPr>
+          <w:b w:val="0"/>
+        </w:rPr>
+        <w:t xml:space="preserve">Review Queues and asynchronous work (ai-6/22). Goal: Explain the </w:t>
       </w:r>
       <w:r>
         <w:rPr>
           <w:b/>
         </w:rPr>
-        <w:t>drift</w:t>
-      </w:r>
-    </w:p>
-    <w:p>
-      <w:pPr>
-        <w:pStyle w:val="Heading3"/>
-      </w:pPr>
-      <w:r>
-        <w:t>My deciding step, evidence and one remaining question</w:t>
-      </w:r>
-    </w:p>
-    <w:p>
-      <w:r>
-        <w:t>________________________________________________________________</w:t>
-      </w:r>
-    </w:p>
-    <w:p>
-      <w:r>
-        <w:t>________________________________________________________________</w:t>
-      </w:r>
-    </w:p>
-    <w:p>
-      <w:r>
-        <w:t>________________________________________________________________</w:t>
-      </w:r>
-    </w:p>
-    <w:p>
-      <w:r>
-        <w:t>________________________________________________________________</w:t>
-      </w:r>
-    </w:p>
-    <w:p>
-      <w:r>
-        <w:t>________________________________________________________________</w:t>
-      </w:r>
-    </w:p>
-    <w:p>
-      <w:pPr>
-        <w:spacing w:line="336" w:lineRule="auto" w:after="180"/>
-      </w:pPr>
+        <w:t>mechanism</w:t>
+      </w:r>
       <w:r>
         <w:rPr>
           <w:b w:val="0"/>
         </w:rPr>
-        <w:t xml:space="preserve">If you are unsure, return to the worked picture and explain one arrow. If you are ready, change an </w:t>
+        <w:t xml:space="preserve"> and terminology of queues and asynchronous work. Short practice: Explain what the queued J12 submission response proves and what it does not.</w:t>
+      </w:r>
+    </w:p>
+    <w:p>
+      <w:pPr>
+        <w:spacing w:line="336" w:lineRule="auto" w:after="180"/>
+      </w:pPr>
+      <w:r>
+        <w:rPr>
+          <w:b w:val="0"/>
+        </w:rPr>
+        <w:t>Which event permits succeeded status, and what status is honest after a worker crash?. Return to this week and explain what you changed.</w:t>
+      </w:r>
+    </w:p>
+    <w:p>
+      <w:pPr>
+        <w:spacing w:line="336" w:lineRule="auto" w:after="180"/>
+      </w:pPr>
+      <w:r>
+        <w:rPr>
+          <w:b w:val="0"/>
+        </w:rPr>
+        <w:t xml:space="preserve">Review Sandboxing and resource limits (ai-6/19). Goal: Explain the </w:t>
       </w:r>
       <w:r>
         <w:rPr>
           <w:b/>
         </w:rPr>
-        <w:t>input</w:t>
+        <w:t>mechanism</w:t>
       </w:r>
       <w:r>
         <w:rPr>
           <w:b w:val="0"/>
         </w:rPr>
-        <w:t xml:space="preserve"> or assumption and justify your </w:t>
+        <w:t xml:space="preserve"> and terminology of sandboxing and resource limits. Short practice: Check A against both resource limits and B against network isolation.</w:t>
+      </w:r>
+    </w:p>
+    <w:p>
+      <w:pPr>
+        <w:spacing w:line="336" w:lineRule="auto" w:after="180"/>
+      </w:pPr>
+      <w:r>
+        <w:rPr>
+          <w:b w:val="0"/>
+        </w:rPr>
+        <w:t xml:space="preserve">Why must A stop after three seconds even if its </w:t>
       </w:r>
       <w:r>
         <w:rPr>
           <w:b/>
         </w:rPr>
-        <w:t>prediction</w:t>
+        <w:t>output</w:t>
       </w:r>
       <w:r>
         <w:rPr>
           <w:b w:val="0"/>
         </w:rPr>
-        <w:t>.</w:t>
+        <w:t xml:space="preserve"> remains only 2 MB?. Return to this week and explain what you changed.</w:t>
       </w:r>
     </w:p>
     <w:p>
@@ -3318,7 +5033,7 @@
         <w:rPr>
           <w:b w:val="0"/>
         </w:rPr>
-        <w:t xml:space="preserve">Save your workbook </w:t>
+        <w:t xml:space="preserve">Use Download completed work in the hosted lesson to export your answers, reflections, practice feedback and code-run </w:t>
       </w:r>
       <w:r>
         <w:rPr>
@@ -3330,20 +5045,26 @@
         <w:rPr>
           <w:b w:val="0"/>
         </w:rPr>
-        <w:t>. At the next review, try a different case before opening your old answer.</w:t>
-      </w:r>
-    </w:p>
-    <w:p>
-      <w:pPr>
-        <w:pStyle w:val="Heading1"/>
-      </w:pPr>
-      <w:r>
-        <w:t>17. Supported practice, repair and portfolio</w:t>
-      </w:r>
-    </w:p>
-    <w:p>
-      <w:r>
-        <w:t>Attempt supported questions before using hints or feedback. Review a missing building block, then keep the completed work.</w:t>
+        <w:t>. Open the HTML copy to read or print it.</w:t>
+      </w:r>
+    </w:p>
+    <w:p>
+      <w:pPr>
+        <w:spacing w:line="336" w:lineRule="auto" w:after="180"/>
+      </w:pPr>
+      <w:r>
+        <w:rPr>
+          <w:b w:val="0"/>
+        </w:rPr>
+        <w:t>Drafts stay in this browser when storage is available; clear drafts on a shared device.</w:t>
+      </w:r>
+    </w:p>
+    <w:p>
+      <w:pPr>
+        <w:pStyle w:val="Heading2"/>
+      </w:pPr>
+      <w:r>
+        <w:t>Earlier wording, alternatives and picture transcripts · reference / check after trying</w:t>
       </w:r>
     </w:p>
     <w:p>
@@ -3359,68 +5080,10 @@
     </w:p>
     <w:p>
       <w:pPr>
-        <w:spacing w:line="336" w:lineRule="auto" w:after="180"/>
-      </w:pPr>
-      <w:r>
-        <w:rPr>
-          <w:b w:val="0"/>
-        </w:rPr>
-        <w:t>Monitor separate question slices. A service uses the same rubric on clear and ambiguous questions in two recorded weeks.</w:t>
-      </w:r>
-    </w:p>
-    <w:p>
-      <w:pPr>
         <w:pStyle w:val="Heading3"/>
       </w:pPr>
       <w:r>
-        <w:t>Practice 1: explain the deciding evidence</w:t>
-      </w:r>
-    </w:p>
-    <w:p>
-      <w:pPr>
-        <w:spacing w:line="336" w:lineRule="auto" w:after="180"/>
-      </w:pPr>
-      <w:r>
-        <w:rPr>
-          <w:b w:val="0"/>
-        </w:rPr>
-        <w:t>Which labelled step matches this detail? Inspect that slice’s failures before selecting a repair.</w:t>
-      </w:r>
-    </w:p>
-    <w:p>
-      <w:pPr>
-        <w:spacing w:line="336" w:lineRule="auto" w:after="180"/>
-        <w:shd w:fill="F4F9FC"/>
-      </w:pPr>
-      <w:r>
-        <w:rPr>
-          <w:b w:val="0"/>
-        </w:rPr>
-        <w:t>1. Compute totals</w:t>
-      </w:r>
-    </w:p>
-    <w:p>
-      <w:pPr>
-        <w:spacing w:line="336" w:lineRule="auto" w:after="180"/>
-        <w:shd w:fill="F4F9FC"/>
-      </w:pPr>
-      <w:r>
-        <w:rPr>
-          <w:b w:val="0"/>
-        </w:rPr>
-        <w:t>2. Investigate ambiguity</w:t>
-      </w:r>
-    </w:p>
-    <w:p>
-      <w:pPr>
-        <w:spacing w:line="336" w:lineRule="auto" w:after="180"/>
-        <w:shd w:fill="F4F9FC"/>
-      </w:pPr>
-      <w:r>
-        <w:rPr>
-          <w:b w:val="0"/>
-        </w:rPr>
-        <w:t>3. Compute slice rates</w:t>
+        <w:t>Repair a missing building block</w:t>
       </w:r>
     </w:p>
     <w:p>
@@ -3428,439 +5091,25 @@
         <w:pStyle w:val="Heading3"/>
       </w:pPr>
       <w:r>
-        <w:t>My selected conclusion, deciding fact and explanation</w:t>
-      </w:r>
-    </w:p>
-    <w:p>
-      <w:r>
-        <w:t>________________________________________________________________</w:t>
-      </w:r>
-    </w:p>
-    <w:p>
-      <w:r>
-        <w:t>________________________________________________________________</w:t>
-      </w:r>
-    </w:p>
-    <w:p>
-      <w:r>
-        <w:t>________________________________________________________________</w:t>
-      </w:r>
-    </w:p>
-    <w:p>
-      <w:r>
-        <w:t>________________________________________________________________</w:t>
-      </w:r>
-    </w:p>
-    <w:p>
-      <w:r>
-        <w:t>________________________________________________________________</w:t>
-      </w:r>
-    </w:p>
-    <w:p>
-      <w:pPr>
-        <w:pStyle w:val="Heading3"/>
-      </w:pPr>
-      <w:r>
-        <w:t>Hint · try first</w:t>
-      </w:r>
-    </w:p>
-    <w:p>
-      <w:pPr>
-        <w:spacing w:line="336" w:lineRule="auto" w:after="180"/>
-        <w:shd w:fill="F1F6F8"/>
-      </w:pPr>
-      <w:r>
-        <w:rPr>
-          <w:b w:val="0"/>
-        </w:rPr>
-        <w:t>Hint if needed: Read the steps in the pictorial case. Match the supplied detail to the stage that performs or records it.</w:t>
-      </w:r>
-    </w:p>
-    <w:p>
-      <w:pPr>
-        <w:pStyle w:val="Heading3"/>
-      </w:pPr>
-      <w:r>
-        <w:t>Feedback · compare after trying</w:t>
-      </w:r>
-    </w:p>
-    <w:p>
-      <w:pPr>
-        <w:spacing w:line="336" w:lineRule="auto" w:after="180"/>
-        <w:shd w:fill="F1F6FC"/>
-      </w:pPr>
-      <w:r>
-        <w:rPr>
-          <w:b w:val="0"/>
-        </w:rPr>
-        <w:t>After your attempt, compare with the supported explanation: Investigate ambiguity Inspect that slice’s failures before selecting a repair. Slice monitoring exposes changes hidden by common easy questions.</w:t>
-      </w:r>
-    </w:p>
-    <w:p>
-      <w:pPr>
-        <w:spacing w:line="336" w:lineRule="auto" w:after="180"/>
-        <w:shd w:fill="F1F6FC"/>
-      </w:pPr>
-      <w:r>
-        <w:rPr>
-          <w:b w:val="0"/>
-        </w:rPr>
-        <w:t>Retain each denominator and compare the measurement conditions.</w:t>
-      </w:r>
-    </w:p>
-    <w:p>
-      <w:pPr>
-        <w:pStyle w:val="Heading3"/>
-      </w:pPr>
-      <w:r>
-        <w:t>Practice 2: explain the deciding evidence</w:t>
-      </w:r>
-    </w:p>
-    <w:p>
-      <w:pPr>
-        <w:pStyle w:val="Heading3"/>
-      </w:pPr>
-      <w:r>
-        <w:t>Changed case · predict first</w:t>
-      </w:r>
-    </w:p>
-    <w:p>
-      <w:pPr>
-        <w:spacing w:line="336" w:lineRule="auto" w:after="180"/>
-        <w:shd w:fill="F5F1FB"/>
-      </w:pPr>
-      <w:r>
-        <w:rPr>
-          <w:b w:val="0"/>
-        </w:rPr>
-        <w:t>Changed-case practice: Week B has no ambiguous questions. Which conclusion is supported by the supplied facts?</w:t>
-      </w:r>
-    </w:p>
-    <w:p>
-      <w:pPr>
-        <w:spacing w:line="336" w:lineRule="auto" w:after="180"/>
-        <w:shd w:fill="F4F9FC"/>
-      </w:pPr>
-      <w:r>
-        <w:rPr>
-          <w:b w:val="0"/>
-        </w:rPr>
-        <w:t>1. That slice is unmeasured, not perfectly correct.</w:t>
-      </w:r>
-    </w:p>
-    <w:p>
-      <w:pPr>
-        <w:spacing w:line="336" w:lineRule="auto" w:after="180"/>
-        <w:shd w:fill="F4F9FC"/>
-      </w:pPr>
-      <w:r>
-        <w:rPr>
-          <w:b w:val="0"/>
-        </w:rPr>
-        <w:t xml:space="preserve">2. We can decide the result without examining the changed </w:t>
-      </w:r>
-      <w:r>
-        <w:rPr>
-          <w:b/>
-        </w:rPr>
-        <w:t>input</w:t>
-      </w:r>
-      <w:r>
-        <w:rPr>
-          <w:b w:val="0"/>
-        </w:rPr>
-        <w:t xml:space="preserve"> or the procedure.</w:t>
-      </w:r>
-    </w:p>
-    <w:p>
-      <w:pPr>
-        <w:spacing w:line="336" w:lineRule="auto" w:after="180"/>
-        <w:shd w:fill="F4F9FC"/>
-      </w:pPr>
-      <w:r>
-        <w:rPr>
-          <w:b w:val="0"/>
-        </w:rPr>
-        <w:t xml:space="preserve">3. This one example guarantees correct results for every future </w:t>
-      </w:r>
-      <w:r>
-        <w:rPr>
-          <w:b/>
-        </w:rPr>
-        <w:t>input</w:t>
-      </w:r>
-      <w:r>
-        <w:rPr>
-          <w:b w:val="0"/>
-        </w:rPr>
-        <w:t>.</w:t>
-      </w:r>
-    </w:p>
-    <w:p>
-      <w:pPr>
-        <w:pStyle w:val="Heading3"/>
-      </w:pPr>
-      <w:r>
-        <w:t>My selected conclusion, deciding fact and explanation</w:t>
-      </w:r>
-    </w:p>
-    <w:p>
-      <w:r>
-        <w:t>________________________________________________________________</w:t>
-      </w:r>
-    </w:p>
-    <w:p>
-      <w:r>
-        <w:t>________________________________________________________________</w:t>
-      </w:r>
-    </w:p>
-    <w:p>
-      <w:r>
-        <w:t>________________________________________________________________</w:t>
-      </w:r>
-    </w:p>
-    <w:p>
-      <w:r>
-        <w:t>________________________________________________________________</w:t>
-      </w:r>
-    </w:p>
-    <w:p>
-      <w:r>
-        <w:t>________________________________________________________________</w:t>
-      </w:r>
-    </w:p>
-    <w:p>
-      <w:pPr>
-        <w:pStyle w:val="Heading3"/>
-      </w:pPr>
-      <w:r>
-        <w:t>Hint · try first</w:t>
-      </w:r>
-    </w:p>
-    <w:p>
-      <w:pPr>
-        <w:spacing w:line="336" w:lineRule="auto" w:after="180"/>
-        <w:shd w:fill="F1F6F8"/>
-      </w:pPr>
-      <w:r>
-        <w:rPr>
-          <w:b w:val="0"/>
-        </w:rPr>
-        <w:t>Hint if needed: Use the changed condition and the deciding step in the pictorial trace. The answer must say what follows from those facts.</w:t>
-      </w:r>
-    </w:p>
-    <w:p>
-      <w:pPr>
-        <w:pStyle w:val="Heading3"/>
-      </w:pPr>
-      <w:r>
-        <w:t>Feedback · compare after trying</w:t>
-      </w:r>
-    </w:p>
-    <w:p>
-      <w:pPr>
-        <w:spacing w:line="336" w:lineRule="auto" w:after="180"/>
-        <w:shd w:fill="F1F6FC"/>
-      </w:pPr>
-      <w:r>
-        <w:rPr>
-          <w:b w:val="0"/>
-        </w:rPr>
-        <w:t xml:space="preserve">After your attempt, compare with the supported explanation: That slice is unmeasured, not perfectly correct. No </w:t>
-      </w:r>
-      <w:r>
-        <w:rPr>
-          <w:b/>
-        </w:rPr>
-        <w:t>observation</w:t>
-      </w:r>
-      <w:r>
-        <w:rPr>
-          <w:b w:val="0"/>
-        </w:rPr>
-        <w:t>s means no rate can be calculated for it.</w:t>
-      </w:r>
-    </w:p>
-    <w:p>
-      <w:pPr>
-        <w:pStyle w:val="Heading3"/>
-      </w:pPr>
-      <w:r>
-        <w:t>Repair a missing building block</w:t>
-      </w:r>
-    </w:p>
-    <w:p>
-      <w:pPr>
-        <w:spacing w:line="336" w:lineRule="auto" w:after="180"/>
-      </w:pPr>
-      <w:r>
-        <w:rPr>
-          <w:b w:val="0"/>
-        </w:rPr>
-        <w:t xml:space="preserve">Review Release and rollback (ai-6/24). Goal: Explain the </w:t>
-      </w:r>
-      <w:r>
-        <w:rPr>
-          <w:b/>
-        </w:rPr>
-        <w:t>mechanism</w:t>
-      </w:r>
-      <w:r>
-        <w:rPr>
-          <w:b w:val="0"/>
-        </w:rPr>
-        <w:t xml:space="preserve"> and terminology of release and rollback. Short practice: Compute A’s and B’s correctness percentages.</w:t>
-      </w:r>
-    </w:p>
-    <w:p>
-      <w:pPr>
-        <w:spacing w:line="336" w:lineRule="auto" w:after="180"/>
-      </w:pPr>
-      <w:r>
-        <w:rPr>
-          <w:b w:val="0"/>
-        </w:rPr>
-        <w:t>Why is B still blocked, and does passing a fresh privacy check automatically satisfy every release gate?. Return to this week and explain what you changed.</w:t>
-      </w:r>
-    </w:p>
-    <w:p>
-      <w:pPr>
-        <w:spacing w:line="336" w:lineRule="auto" w:after="180"/>
-      </w:pPr>
-      <w:r>
-        <w:rPr>
-          <w:b w:val="0"/>
-        </w:rPr>
-        <w:t xml:space="preserve">Review Queues and asynchronous work (ai-6/22). Goal: Explain the </w:t>
-      </w:r>
-      <w:r>
-        <w:rPr>
-          <w:b/>
-        </w:rPr>
-        <w:t>mechanism</w:t>
-      </w:r>
-      <w:r>
-        <w:rPr>
-          <w:b w:val="0"/>
-        </w:rPr>
-        <w:t xml:space="preserve"> and terminology of queues and asynchronous work. Short practice: Explain what the queued J12 submission response proves and what it does not.</w:t>
-      </w:r>
-    </w:p>
-    <w:p>
-      <w:pPr>
-        <w:spacing w:line="336" w:lineRule="auto" w:after="180"/>
-      </w:pPr>
-      <w:r>
-        <w:rPr>
-          <w:b w:val="0"/>
-        </w:rPr>
-        <w:t>Which event permits succeeded status, and what status is honest after a worker crash?. Return to this week and explain what you changed.</w:t>
-      </w:r>
-    </w:p>
-    <w:p>
-      <w:pPr>
-        <w:spacing w:line="336" w:lineRule="auto" w:after="180"/>
-      </w:pPr>
-      <w:r>
-        <w:rPr>
-          <w:b w:val="0"/>
-        </w:rPr>
-        <w:t xml:space="preserve">Review Sandboxing and resource limits (ai-6/19). Goal: Explain the </w:t>
-      </w:r>
-      <w:r>
-        <w:rPr>
-          <w:b/>
-        </w:rPr>
-        <w:t>mechanism</w:t>
-      </w:r>
-      <w:r>
-        <w:rPr>
-          <w:b w:val="0"/>
-        </w:rPr>
-        <w:t xml:space="preserve"> and terminology of sandboxing and resource limits. Short practice: Check A against both resource limits and B against network isolation.</w:t>
-      </w:r>
-    </w:p>
-    <w:p>
-      <w:pPr>
-        <w:spacing w:line="336" w:lineRule="auto" w:after="180"/>
-      </w:pPr>
-      <w:r>
-        <w:rPr>
-          <w:b w:val="0"/>
-        </w:rPr>
-        <w:t xml:space="preserve">Why must A stop after three seconds even if its </w:t>
-      </w:r>
-      <w:r>
-        <w:rPr>
-          <w:b/>
-        </w:rPr>
-        <w:t>output</w:t>
-      </w:r>
-      <w:r>
-        <w:rPr>
-          <w:b w:val="0"/>
-        </w:rPr>
-        <w:t xml:space="preserve"> remains only 2 MB?. Return to this week and explain what you changed.</w:t>
-      </w:r>
-    </w:p>
-    <w:p>
-      <w:pPr>
-        <w:pStyle w:val="Heading3"/>
-      </w:pPr>
-      <w:r>
         <w:t>Keep your completed work</w:t>
       </w:r>
     </w:p>
     <w:p>
       <w:pPr>
-        <w:spacing w:line="336" w:lineRule="auto" w:after="180"/>
-      </w:pPr>
-      <w:r>
-        <w:rPr>
-          <w:b w:val="0"/>
-        </w:rPr>
-        <w:t xml:space="preserve">Use Download completed work in the hosted lesson to export your answers, reflections, practice feedback and code-run </w:t>
-      </w:r>
-      <w:r>
-        <w:rPr>
-          <w:b/>
-        </w:rPr>
-        <w:t>evidence</w:t>
-      </w:r>
-      <w:r>
-        <w:rPr>
-          <w:b w:val="0"/>
-        </w:rPr>
-        <w:t>. Open the HTML copy to read or print it.</w:t>
-      </w:r>
-    </w:p>
-    <w:p>
-      <w:pPr>
-        <w:spacing w:line="336" w:lineRule="auto" w:after="180"/>
-      </w:pPr>
-      <w:r>
-        <w:rPr>
-          <w:b w:val="0"/>
-        </w:rPr>
-        <w:t>Drafts stay in this browser when storage is available; clear drafts on a shared device.</w:t>
-      </w:r>
-    </w:p>
-    <w:p>
-      <w:pPr>
         <w:pStyle w:val="Heading1"/>
       </w:pPr>
       <w:r>
-        <w:t>18. Visual concept journey</w:t>
-      </w:r>
-    </w:p>
-    <w:p>
-      <w:r>
-        <w:t>Explain each Monitoring quality drift graphic using its labels, deciding evidence and relevant limitation.</w:t>
-      </w:r>
-    </w:p>
-    <w:p>
-      <w:pPr>
-        <w:pStyle w:val="Heading3"/>
+        <w:t>18. Reference · Six-picture concept journey</w:t>
+      </w:r>
+    </w:p>
+    <w:p>
+      <w:r>
+        <w:t>Choose the picture that supports the current explanation.</w:t>
+      </w:r>
+    </w:p>
+    <w:p>
+      <w:pPr>
+        <w:pStyle w:val="Heading2"/>
       </w:pPr>
       <w:r>
         <w:t>01. Monitoring quality drift: the case</w:t>
@@ -3871,7 +5120,7 @@
         <w:drawing>
           <wp:inline xmlns:a="http://schemas.openxmlformats.org/drawingml/2006/main" xmlns:pic="http://schemas.openxmlformats.org/drawingml/2006/picture">
             <wp:extent cx="5486400" cy="2834640"/>
-            <wp:docPr id="3" name="Picture 3" descr="Monitor separate question slices. A service uses the same rubric on clear and ambiguous questions in two recorded weeks. Supplied facts: A: clear 18/20, ambiguous 8/10. B: clear 19/20, ambiguous 4/10."/>
+            <wp:docPr id="5" name="Picture 5" descr="Monitor separate question slices. A service uses the same rubric on clear and ambiguous questions in two recorded weeks. Supplied facts: A: clear 18/20, ambiguous 8/10. B: clear 19/20, ambiguous 4/10."/>
             <wp:cNvGraphicFramePr>
               <a:graphicFrameLocks noChangeAspect="1"/>
             </wp:cNvGraphicFramePr>
@@ -3883,7 +5132,7 @@
                     <pic:cNvPicPr/>
                   </pic:nvPicPr>
                   <pic:blipFill>
-                    <a:blip r:embed="rId11"/>
+                    <a:blip r:embed="rId13"/>
                     <a:stretch>
                       <a:fillRect/>
                     </a:stretch>
@@ -3916,7 +5165,6 @@
     <w:p>
       <w:pPr>
         <w:spacing w:line="336" w:lineRule="auto" w:after="180"/>
-        <w:shd w:fill="F5F1FB"/>
       </w:pPr>
       <w:r>
         <w:rPr>
@@ -3927,7 +5175,7 @@
     </w:p>
     <w:p>
       <w:pPr>
-        <w:pStyle w:val="Heading3"/>
+        <w:pStyle w:val="Heading2"/>
       </w:pPr>
       <w:r>
         <w:t>02. Follow the deciding steps</w:t>
@@ -3938,7 +5186,7 @@
         <w:drawing>
           <wp:inline xmlns:a="http://schemas.openxmlformats.org/drawingml/2006/main" xmlns:pic="http://schemas.openxmlformats.org/drawingml/2006/picture">
             <wp:extent cx="5486400" cy="3182112"/>
-            <wp:docPr id="4" name="Picture 4" descr="Compute slice rates: Clear rises 90%→95%; ambiguous falls 80%→40%. → Compute totals: A is 26/30; B is 23/30 correct. → Investigate ambiguity: Inspect that slice’s failures before selecting a repair."/>
+            <wp:docPr id="6" name="Picture 6" descr="Compute slice rates: Clear rises 90%→95%; ambiguous falls 80%→40%. → Compute totals: A is 26/30; B is 23/30 correct. → Investigate ambiguity: Inspect that slice’s failures before selecting a repair."/>
             <wp:cNvGraphicFramePr>
               <a:graphicFrameLocks noChangeAspect="1"/>
             </wp:cNvGraphicFramePr>
@@ -3950,7 +5198,7 @@
                     <pic:cNvPicPr/>
                   </pic:nvPicPr>
                   <pic:blipFill>
-                    <a:blip r:embed="rId12"/>
+                    <a:blip r:embed="rId9"/>
                     <a:stretch>
                       <a:fillRect/>
                     </a:stretch>
@@ -3995,7 +5243,6 @@
     <w:p>
       <w:pPr>
         <w:spacing w:line="336" w:lineRule="auto" w:after="180"/>
-        <w:shd w:fill="F5F1FB"/>
       </w:pPr>
       <w:r>
         <w:rPr>
@@ -4018,7 +5265,7 @@
     </w:p>
     <w:p>
       <w:pPr>
-        <w:pStyle w:val="Heading3"/>
+        <w:pStyle w:val="Heading2"/>
       </w:pPr>
       <w:r>
         <w:t>03. Quality slices: retain denominators</w:t>
@@ -4029,7 +5276,7 @@
         <w:drawing>
           <wp:inline xmlns:a="http://schemas.openxmlformats.org/drawingml/2006/main" xmlns:pic="http://schemas.openxmlformats.org/drawingml/2006/picture">
             <wp:extent cx="5486400" cy="3096768"/>
-            <wp:docPr id="5" name="Picture 5" descr="Quality slices: retain denominators. Week A: Clear correct = 18, Clear total = 20, Ambiguous correct = 8, Ambiguous total = 10. Week B: Clear correct = 19, Clear total = 20, Ambiguous correct = 4, Ambiguous total = 10."/>
+            <wp:docPr id="7" name="Picture 7" descr="Quality slices: retain denominators. Week A: Clear correct = 18, Clear total = 20, Ambiguous correct = 8, Ambiguous total = 10. Week B: Clear correct = 19, Clear total = 20, Ambiguous correct = 4, Ambiguous total = 10."/>
             <wp:cNvGraphicFramePr>
               <a:graphicFrameLocks noChangeAspect="1"/>
             </wp:cNvGraphicFramePr>
@@ -4041,7 +5288,7 @@
                     <pic:cNvPicPr/>
                   </pic:nvPicPr>
                   <pic:blipFill>
-                    <a:blip r:embed="rId13"/>
+                    <a:blip r:embed="rId14"/>
                     <a:stretch>
                       <a:fillRect/>
                     </a:stretch>
@@ -4074,7 +5321,6 @@
     <w:p>
       <w:pPr>
         <w:spacing w:line="336" w:lineRule="auto" w:after="180"/>
-        <w:shd w:fill="F5F1FB"/>
       </w:pPr>
       <w:r>
         <w:rPr>
@@ -4085,7 +5331,7 @@
     </w:p>
     <w:p>
       <w:pPr>
-        <w:pStyle w:val="Heading3"/>
+        <w:pStyle w:val="Heading2"/>
       </w:pPr>
       <w:r>
         <w:t>04. Change one thing. Trace what follows.</w:t>
@@ -4096,7 +5342,7 @@
         <w:drawing>
           <wp:inline xmlns:a="http://schemas.openxmlformats.org/drawingml/2006/main" xmlns:pic="http://schemas.openxmlformats.org/drawingml/2006/picture">
             <wp:extent cx="5486400" cy="3026664"/>
-            <wp:docPr id="6" name="Picture 6" descr="Original case: Inspect that slice’s failures before selecting a repair. Changed condition: Week B has no ambiguous questions. Expected result: That slice is unmeasured, not perfectly correct. Reason: No observations means no rate can be calculated for it."/>
+            <wp:docPr id="8" name="Picture 8" descr="Original case: Inspect that slice’s failures before selecting a repair. Changed condition: Week B has no ambiguous questions. Expected result: That slice is unmeasured, not perfectly correct. Reason: No observations means no rate can be calculated for it."/>
             <wp:cNvGraphicFramePr>
               <a:graphicFrameLocks noChangeAspect="1"/>
             </wp:cNvGraphicFramePr>
@@ -4108,7 +5354,7 @@
                     <pic:cNvPicPr/>
                   </pic:nvPicPr>
                   <pic:blipFill>
-                    <a:blip r:embed="rId14"/>
+                    <a:blip r:embed="rId10"/>
                     <a:stretch>
                       <a:fillRect/>
                     </a:stretch>
@@ -4164,7 +5410,6 @@
     <w:p>
       <w:pPr>
         <w:spacing w:line="336" w:lineRule="auto" w:after="180"/>
-        <w:shd w:fill="F5F1FB"/>
       </w:pPr>
       <w:r>
         <w:rPr>
@@ -4175,7 +5420,7 @@
     </w:p>
     <w:p>
       <w:pPr>
-        <w:pStyle w:val="Heading3"/>
+        <w:pStyle w:val="Heading2"/>
       </w:pPr>
       <w:r>
         <w:t>05. Connect the explanation to its limit</w:t>
@@ -4186,7 +5431,7 @@
         <w:drawing>
           <wp:inline xmlns:a="http://schemas.openxmlformats.org/drawingml/2006/main" xmlns:pic="http://schemas.openxmlformats.org/drawingml/2006/picture">
             <wp:extent cx="5486400" cy="2834640"/>
-            <wp:docPr id="7" name="Picture 7" descr="Slice monitoring exposes changes hidden by common easy questions. Retain each denominator and compare the measurement conditions. Limit: Small samples do not establish a stable trend or cause; retain uncertainty and compare conditions."/>
+            <wp:docPr id="9" name="Picture 9" descr="Slice monitoring exposes changes hidden by common easy questions. Retain each denominator and compare the measurement conditions. Limit: Small samples do not establish a stable trend or cause; retain uncertainty and compare conditions."/>
             <wp:cNvGraphicFramePr>
               <a:graphicFrameLocks noChangeAspect="1"/>
             </wp:cNvGraphicFramePr>
@@ -4242,7 +5487,6 @@
     <w:p>
       <w:pPr>
         <w:spacing w:line="336" w:lineRule="auto" w:after="180"/>
-        <w:shd w:fill="F5F1FB"/>
       </w:pPr>
       <w:r>
         <w:rPr>
@@ -4253,7 +5497,7 @@
     </w:p>
     <w:p>
       <w:pPr>
-        <w:pStyle w:val="Heading3"/>
+        <w:pStyle w:val="Heading2"/>
       </w:pPr>
       <w:r>
         <w:t>06. Make the idea visible in your project</w:t>
@@ -4264,7 +5508,7 @@
         <w:drawing>
           <wp:inline xmlns:a="http://schemas.openxmlformats.org/drawingml/2006/main" xmlns:pic="http://schemas.openxmlformats.org/drawingml/2006/picture">
             <wp:extent cx="5486400" cy="3529584"/>
-            <wp:docPr id="8" name="Picture 8" descr="For the Grounded Learning Service, retain an annotated trace and the changed-case result. Name the contract or evidence that makes the deciding step valid, so another team can review it. Draw your input, deciding step, result and limit. Supported question: Compute both clear and ambiguous slice rates for A and B. Which slice weakens, and how should that slice be reported when no ambiguous questions are observed?"/>
+            <wp:docPr id="10" name="Picture 10" descr="For the Grounded Learning Service, retain an annotated trace and the changed-case result. Name the contract or evidence that makes the deciding step valid, so another team can review it. Draw your input, deciding step, result and limit. Supported question: Compute both clear and ambiguous slice rates for A and B. Which slice weakens, and how should that slice be reported when no ambiguous questions are observed?"/>
             <wp:cNvGraphicFramePr>
               <a:graphicFrameLocks noChangeAspect="1"/>
             </wp:cNvGraphicFramePr>
@@ -4355,7 +5599,6 @@
     <w:p>
       <w:pPr>
         <w:spacing w:line="336" w:lineRule="auto" w:after="180"/>
-        <w:shd w:fill="F5F1FB"/>
       </w:pPr>
       <w:r>
         <w:rPr>
@@ -4374,6 +5617,62 @@
           <w:b w:val="0"/>
         </w:rPr>
         <w:t>.</w:t>
+      </w:r>
+    </w:p>
+    <w:p>
+      <w:pPr>
+        <w:pStyle w:val="Heading2"/>
+      </w:pPr>
+      <w:r>
+        <w:t>Earlier wording, alternatives and picture transcripts · reference / check after trying</w:t>
+      </w:r>
+    </w:p>
+    <w:p>
+      <w:pPr>
+        <w:pStyle w:val="Heading3"/>
+      </w:pPr>
+      <w:r>
+        <w:t>01. Monitoring quality drift: the case</w:t>
+      </w:r>
+    </w:p>
+    <w:p>
+      <w:pPr>
+        <w:pStyle w:val="Heading3"/>
+      </w:pPr>
+      <w:r>
+        <w:t>02. Follow the deciding steps</w:t>
+      </w:r>
+    </w:p>
+    <w:p>
+      <w:pPr>
+        <w:pStyle w:val="Heading3"/>
+      </w:pPr>
+      <w:r>
+        <w:t>03. Quality slices: retain denominators</w:t>
+      </w:r>
+    </w:p>
+    <w:p>
+      <w:pPr>
+        <w:pStyle w:val="Heading3"/>
+      </w:pPr>
+      <w:r>
+        <w:t>04. Change one thing. Trace what follows.</w:t>
+      </w:r>
+    </w:p>
+    <w:p>
+      <w:pPr>
+        <w:pStyle w:val="Heading3"/>
+      </w:pPr>
+      <w:r>
+        <w:t>05. Connect the explanation to its limit</w:t>
+      </w:r>
+    </w:p>
+    <w:p>
+      <w:pPr>
+        <w:pStyle w:val="Heading3"/>
+      </w:pPr>
+      <w:r>
+        <w:t>06. Make the idea visible in your project</w:t>
       </w:r>
     </w:p>
     <w:sectPr>
